--- a/DR/Теоритична част1.docx
+++ b/DR/Теоритична част1.docx
@@ -62,7 +62,7 @@
           <w:r>
             <w:fldChar w:fldCharType="separate"/>
           </w:r>
-          <w:hyperlink w:anchor="_Toc227665215" w:history="1">
+          <w:hyperlink w:anchor="_Toc227745619" w:history="1">
             <w:r>
               <w:rPr>
                 <w:rStyle w:val="Hyperlink"/>
@@ -106,7 +106,7 @@
                 <w:noProof/>
                 <w:webHidden/>
               </w:rPr>
-              <w:instrText xml:space="preserve"> PAGEREF _Toc227665215 \h </w:instrText>
+              <w:instrText xml:space="preserve"> PAGEREF _Toc227745619 \h </w:instrText>
             </w:r>
             <w:r>
               <w:rPr>
@@ -152,7 +152,7 @@
               <w:lang w:eastAsia="bg-BG"/>
             </w:rPr>
           </w:pPr>
-          <w:hyperlink w:anchor="_Toc227665216" w:history="1">
+          <w:hyperlink w:anchor="_Toc227745620" w:history="1">
             <w:r>
               <w:rPr>
                 <w:rStyle w:val="Hyperlink"/>
@@ -196,7 +196,7 @@
                 <w:noProof/>
                 <w:webHidden/>
               </w:rPr>
-              <w:instrText xml:space="preserve"> PAGEREF _Toc227665216 \h </w:instrText>
+              <w:instrText xml:space="preserve"> PAGEREF _Toc227745620 \h </w:instrText>
             </w:r>
             <w:r>
               <w:rPr>
@@ -242,7 +242,7 @@
               <w:lang w:eastAsia="bg-BG"/>
             </w:rPr>
           </w:pPr>
-          <w:hyperlink w:anchor="_Toc227665217" w:history="1">
+          <w:hyperlink w:anchor="_Toc227745621" w:history="1">
             <w:r>
               <w:rPr>
                 <w:rStyle w:val="Hyperlink"/>
@@ -286,7 +286,7 @@
                 <w:noProof/>
                 <w:webHidden/>
               </w:rPr>
-              <w:instrText xml:space="preserve"> PAGEREF _Toc227665217 \h </w:instrText>
+              <w:instrText xml:space="preserve"> PAGEREF _Toc227745621 \h </w:instrText>
             </w:r>
             <w:r>
               <w:rPr>
@@ -332,7 +332,7 @@
               <w:lang w:eastAsia="bg-BG"/>
             </w:rPr>
           </w:pPr>
-          <w:hyperlink w:anchor="_Toc227665218" w:history="1">
+          <w:hyperlink w:anchor="_Toc227745622" w:history="1">
             <w:r>
               <w:rPr>
                 <w:rStyle w:val="Hyperlink"/>
@@ -376,7 +376,7 @@
                 <w:noProof/>
                 <w:webHidden/>
               </w:rPr>
-              <w:instrText xml:space="preserve"> PAGEREF _Toc227665218 \h </w:instrText>
+              <w:instrText xml:space="preserve"> PAGEREF _Toc227745622 \h </w:instrText>
             </w:r>
             <w:r>
               <w:rPr>
@@ -396,7 +396,7 @@
                 <w:noProof/>
                 <w:webHidden/>
               </w:rPr>
-              <w:t>6</w:t>
+              <w:t>5</w:t>
             </w:r>
             <w:r>
               <w:rPr>
@@ -422,7 +422,7 @@
               <w:lang w:eastAsia="bg-BG"/>
             </w:rPr>
           </w:pPr>
-          <w:hyperlink w:anchor="_Toc227665219" w:history="1">
+          <w:hyperlink w:anchor="_Toc227745623" w:history="1">
             <w:r>
               <w:rPr>
                 <w:rStyle w:val="Hyperlink"/>
@@ -466,79 +466,7 @@
                 <w:noProof/>
                 <w:webHidden/>
               </w:rPr>
-              <w:instrText xml:space="preserve"> PAGEREF _Toc227665219 \h </w:instrText>
-            </w:r>
-            <w:r>
-              <w:rPr>
-                <w:noProof/>
-                <w:webHidden/>
-              </w:rPr>
-            </w:r>
-            <w:r>
-              <w:rPr>
-                <w:noProof/>
-                <w:webHidden/>
-              </w:rPr>
-              <w:fldChar w:fldCharType="separate"/>
-            </w:r>
-            <w:r>
-              <w:rPr>
-                <w:noProof/>
-                <w:webHidden/>
-              </w:rPr>
-              <w:t>6</w:t>
-            </w:r>
-            <w:r>
-              <w:rPr>
-                <w:noProof/>
-                <w:webHidden/>
-              </w:rPr>
-              <w:fldChar w:fldCharType="end"/>
-            </w:r>
-          </w:hyperlink>
-        </w:p>
-        <w:p>
-          <w:pPr>
-            <w:pStyle w:val="TOC3"/>
-            <w:tabs>
-              <w:tab w:val="right" w:leader="dot" w:pos="9062"/>
-            </w:tabs>
-            <w:rPr>
-              <w:rFonts w:asciiTheme="minorHAnsi" w:hAnsiTheme="minorHAnsi" w:cstheme="minorBidi"/>
-              <w:noProof/>
-              <w:sz w:val="22"/>
-              <w:szCs w:val="22"/>
-              <w:lang w:eastAsia="bg-BG"/>
-            </w:rPr>
-          </w:pPr>
-          <w:hyperlink w:anchor="_Toc227665220" w:history="1">
-            <w:r>
-              <w:rPr>
-                <w:rStyle w:val="Hyperlink"/>
-                <w:noProof/>
-              </w:rPr>
-              <w:t>1.1.4</w:t>
-            </w:r>
-            <w:r>
-              <w:rPr>
-                <w:noProof/>
-                <w:webHidden/>
-              </w:rPr>
-              <w:tab/>
-            </w:r>
-            <w:r>
-              <w:rPr>
-                <w:noProof/>
-                <w:webHidden/>
-              </w:rPr>
-              <w:fldChar w:fldCharType="begin"/>
-            </w:r>
-            <w:r>
-              <w:rPr>
-                <w:noProof/>
-                <w:webHidden/>
-              </w:rPr>
-              <w:instrText xml:space="preserve"> PAGEREF _Toc227665220 \h </w:instrText>
+              <w:instrText xml:space="preserve"> PAGEREF _Toc227745623 \h </w:instrText>
             </w:r>
             <w:r>
               <w:rPr>
@@ -584,13 +512,13 @@
               <w:lang w:eastAsia="bg-BG"/>
             </w:rPr>
           </w:pPr>
-          <w:hyperlink w:anchor="_Toc227665221" w:history="1">
+          <w:hyperlink w:anchor="_Toc227745624" w:history="1">
             <w:r>
               <w:rPr>
                 <w:rStyle w:val="Hyperlink"/>
                 <w:noProof/>
               </w:rPr>
-              <w:t>1.1.5</w:t>
+              <w:t>1.1.4</w:t>
             </w:r>
             <w:r>
               <w:rPr>
@@ -628,7 +556,7 @@
                 <w:noProof/>
                 <w:webHidden/>
               </w:rPr>
-              <w:instrText xml:space="preserve"> PAGEREF _Toc227665221 \h </w:instrText>
+              <w:instrText xml:space="preserve"> PAGEREF _Toc227745624 \h </w:instrText>
             </w:r>
             <w:r>
               <w:rPr>
@@ -674,13 +602,13 @@
               <w:lang w:eastAsia="bg-BG"/>
             </w:rPr>
           </w:pPr>
-          <w:hyperlink w:anchor="_Toc227665222" w:history="1">
+          <w:hyperlink w:anchor="_Toc227745625" w:history="1">
             <w:r>
               <w:rPr>
                 <w:rStyle w:val="Hyperlink"/>
                 <w:noProof/>
               </w:rPr>
-              <w:t>1.1.6</w:t>
+              <w:t>1.1.5</w:t>
             </w:r>
             <w:r>
               <w:rPr>
@@ -718,7 +646,7 @@
                 <w:noProof/>
                 <w:webHidden/>
               </w:rPr>
-              <w:instrText xml:space="preserve"> PAGEREF _Toc227665222 \h </w:instrText>
+              <w:instrText xml:space="preserve"> PAGEREF _Toc227745625 \h </w:instrText>
             </w:r>
             <w:r>
               <w:rPr>
@@ -738,7 +666,7 @@
                 <w:noProof/>
                 <w:webHidden/>
               </w:rPr>
-              <w:t>7</w:t>
+              <w:t>6</w:t>
             </w:r>
             <w:r>
               <w:rPr>
@@ -764,13 +692,13 @@
               <w:lang w:eastAsia="bg-BG"/>
             </w:rPr>
           </w:pPr>
-          <w:hyperlink w:anchor="_Toc227665223" w:history="1">
+          <w:hyperlink w:anchor="_Toc227745626" w:history="1">
             <w:r>
               <w:rPr>
                 <w:rStyle w:val="Hyperlink"/>
                 <w:noProof/>
               </w:rPr>
-              <w:t>1.1.7</w:t>
+              <w:t>1.1.6</w:t>
             </w:r>
             <w:r>
               <w:rPr>
@@ -808,7 +736,7 @@
                 <w:noProof/>
                 <w:webHidden/>
               </w:rPr>
-              <w:instrText xml:space="preserve"> PAGEREF _Toc227665223 \h </w:instrText>
+              <w:instrText xml:space="preserve"> PAGEREF _Toc227745626 \h </w:instrText>
             </w:r>
             <w:r>
               <w:rPr>
@@ -854,7 +782,7 @@
               <w:lang w:eastAsia="bg-BG"/>
             </w:rPr>
           </w:pPr>
-          <w:hyperlink w:anchor="_Toc227665224" w:history="1">
+          <w:hyperlink w:anchor="_Toc227745627" w:history="1">
             <w:r>
               <w:rPr>
                 <w:rStyle w:val="Hyperlink"/>
@@ -898,7 +826,7 @@
                 <w:noProof/>
                 <w:webHidden/>
               </w:rPr>
-              <w:instrText xml:space="preserve"> PAGEREF _Toc227665224 \h </w:instrText>
+              <w:instrText xml:space="preserve"> PAGEREF _Toc227745627 \h </w:instrText>
             </w:r>
             <w:r>
               <w:rPr>
@@ -944,7 +872,7 @@
               <w:lang w:eastAsia="bg-BG"/>
             </w:rPr>
           </w:pPr>
-          <w:hyperlink w:anchor="_Toc227665225" w:history="1">
+          <w:hyperlink w:anchor="_Toc227745628" w:history="1">
             <w:r>
               <w:rPr>
                 <w:rStyle w:val="Hyperlink"/>
@@ -988,7 +916,7 @@
                 <w:noProof/>
                 <w:webHidden/>
               </w:rPr>
-              <w:instrText xml:space="preserve"> PAGEREF _Toc227665225 \h </w:instrText>
+              <w:instrText xml:space="preserve"> PAGEREF _Toc227745628 \h </w:instrText>
             </w:r>
             <w:r>
               <w:rPr>
@@ -1034,7 +962,7 @@
               <w:lang w:eastAsia="bg-BG"/>
             </w:rPr>
           </w:pPr>
-          <w:hyperlink w:anchor="_Toc227665226" w:history="1">
+          <w:hyperlink w:anchor="_Toc227745629" w:history="1">
             <w:r>
               <w:rPr>
                 <w:rStyle w:val="Hyperlink"/>
@@ -1078,7 +1006,7 @@
                 <w:noProof/>
                 <w:webHidden/>
               </w:rPr>
-              <w:instrText xml:space="preserve"> PAGEREF _Toc227665226 \h </w:instrText>
+              <w:instrText xml:space="preserve"> PAGEREF _Toc227745629 \h </w:instrText>
             </w:r>
             <w:r>
               <w:rPr>
@@ -1098,7 +1026,7 @@
                 <w:noProof/>
                 <w:webHidden/>
               </w:rPr>
-              <w:t>8</w:t>
+              <w:t>7</w:t>
             </w:r>
             <w:r>
               <w:rPr>
@@ -1124,7 +1052,7 @@
               <w:lang w:eastAsia="bg-BG"/>
             </w:rPr>
           </w:pPr>
-          <w:hyperlink w:anchor="_Toc227665227" w:history="1">
+          <w:hyperlink w:anchor="_Toc227745630" w:history="1">
             <w:r>
               <w:rPr>
                 <w:rStyle w:val="Hyperlink"/>
@@ -1168,7 +1096,7 @@
                 <w:noProof/>
                 <w:webHidden/>
               </w:rPr>
-              <w:instrText xml:space="preserve"> PAGEREF _Toc227665227 \h </w:instrText>
+              <w:instrText xml:space="preserve"> PAGEREF _Toc227745630 \h </w:instrText>
             </w:r>
             <w:r>
               <w:rPr>
@@ -1214,7 +1142,7 @@
               <w:lang w:eastAsia="bg-BG"/>
             </w:rPr>
           </w:pPr>
-          <w:hyperlink w:anchor="_Toc227665228" w:history="1">
+          <w:hyperlink w:anchor="_Toc227745631" w:history="1">
             <w:r>
               <w:rPr>
                 <w:rStyle w:val="Hyperlink"/>
@@ -1258,7 +1186,7 @@
                 <w:noProof/>
                 <w:webHidden/>
               </w:rPr>
-              <w:instrText xml:space="preserve"> PAGEREF _Toc227665228 \h </w:instrText>
+              <w:instrText xml:space="preserve"> PAGEREF _Toc227745631 \h </w:instrText>
             </w:r>
             <w:r>
               <w:rPr>
@@ -1278,7 +1206,7 @@
                 <w:noProof/>
                 <w:webHidden/>
               </w:rPr>
-              <w:t>9</w:t>
+              <w:t>8</w:t>
             </w:r>
             <w:r>
               <w:rPr>
@@ -1304,7 +1232,7 @@
               <w:lang w:eastAsia="bg-BG"/>
             </w:rPr>
           </w:pPr>
-          <w:hyperlink w:anchor="_Toc227665229" w:history="1">
+          <w:hyperlink w:anchor="_Toc227745632" w:history="1">
             <w:r>
               <w:rPr>
                 <w:rStyle w:val="Hyperlink"/>
@@ -1348,7 +1276,7 @@
                 <w:noProof/>
                 <w:webHidden/>
               </w:rPr>
-              <w:instrText xml:space="preserve"> PAGEREF _Toc227665229 \h </w:instrText>
+              <w:instrText xml:space="preserve"> PAGEREF _Toc227745632 \h </w:instrText>
             </w:r>
             <w:r>
               <w:rPr>
@@ -1394,7 +1322,7 @@
               <w:lang w:eastAsia="bg-BG"/>
             </w:rPr>
           </w:pPr>
-          <w:hyperlink w:anchor="_Toc227665230" w:history="1">
+          <w:hyperlink w:anchor="_Toc227745633" w:history="1">
             <w:r>
               <w:rPr>
                 <w:rStyle w:val="Hyperlink"/>
@@ -1438,7 +1366,7 @@
                 <w:noProof/>
                 <w:webHidden/>
               </w:rPr>
-              <w:instrText xml:space="preserve"> PAGEREF _Toc227665230 \h </w:instrText>
+              <w:instrText xml:space="preserve"> PAGEREF _Toc227745633 \h </w:instrText>
             </w:r>
             <w:r>
               <w:rPr>
@@ -1484,7 +1412,7 @@
               <w:lang w:eastAsia="bg-BG"/>
             </w:rPr>
           </w:pPr>
-          <w:hyperlink w:anchor="_Toc227665231" w:history="1">
+          <w:hyperlink w:anchor="_Toc227745634" w:history="1">
             <w:r>
               <w:rPr>
                 <w:rStyle w:val="Hyperlink"/>
@@ -1528,7 +1456,7 @@
                 <w:noProof/>
                 <w:webHidden/>
               </w:rPr>
-              <w:instrText xml:space="preserve"> PAGEREF _Toc227665231 \h </w:instrText>
+              <w:instrText xml:space="preserve"> PAGEREF _Toc227745634 \h </w:instrText>
             </w:r>
             <w:r>
               <w:rPr>
@@ -1574,7 +1502,7 @@
               <w:lang w:eastAsia="bg-BG"/>
             </w:rPr>
           </w:pPr>
-          <w:hyperlink w:anchor="_Toc227665232" w:history="1">
+          <w:hyperlink w:anchor="_Toc227745635" w:history="1">
             <w:r>
               <w:rPr>
                 <w:rStyle w:val="Hyperlink"/>
@@ -1618,7 +1546,7 @@
                 <w:noProof/>
                 <w:webHidden/>
               </w:rPr>
-              <w:instrText xml:space="preserve"> PAGEREF _Toc227665232 \h </w:instrText>
+              <w:instrText xml:space="preserve"> PAGEREF _Toc227745635 \h </w:instrText>
             </w:r>
             <w:r>
               <w:rPr>
@@ -1664,7 +1592,7 @@
               <w:lang w:eastAsia="bg-BG"/>
             </w:rPr>
           </w:pPr>
-          <w:hyperlink w:anchor="_Toc227665233" w:history="1">
+          <w:hyperlink w:anchor="_Toc227745636" w:history="1">
             <w:r>
               <w:rPr>
                 <w:rStyle w:val="Hyperlink"/>
@@ -1708,7 +1636,7 @@
                 <w:noProof/>
                 <w:webHidden/>
               </w:rPr>
-              <w:instrText xml:space="preserve"> PAGEREF _Toc227665233 \h </w:instrText>
+              <w:instrText xml:space="preserve"> PAGEREF _Toc227745636 \h </w:instrText>
             </w:r>
             <w:r>
               <w:rPr>
@@ -1754,7 +1682,7 @@
               <w:lang w:eastAsia="bg-BG"/>
             </w:rPr>
           </w:pPr>
-          <w:hyperlink w:anchor="_Toc227665234" w:history="1">
+          <w:hyperlink w:anchor="_Toc227745637" w:history="1">
             <w:r>
               <w:rPr>
                 <w:rStyle w:val="Hyperlink"/>
@@ -1798,7 +1726,7 @@
                 <w:noProof/>
                 <w:webHidden/>
               </w:rPr>
-              <w:instrText xml:space="preserve"> PAGEREF _Toc227665234 \h </w:instrText>
+              <w:instrText xml:space="preserve"> PAGEREF _Toc227745637 \h </w:instrText>
             </w:r>
             <w:r>
               <w:rPr>
@@ -1818,7 +1746,7 @@
                 <w:noProof/>
                 <w:webHidden/>
               </w:rPr>
-              <w:t>11</w:t>
+              <w:t>10</w:t>
             </w:r>
             <w:r>
               <w:rPr>
@@ -1844,7 +1772,7 @@
               <w:lang w:eastAsia="bg-BG"/>
             </w:rPr>
           </w:pPr>
-          <w:hyperlink w:anchor="_Toc227665235" w:history="1">
+          <w:hyperlink w:anchor="_Toc227745638" w:history="1">
             <w:r>
               <w:rPr>
                 <w:rStyle w:val="Hyperlink"/>
@@ -1888,7 +1816,7 @@
                 <w:noProof/>
                 <w:webHidden/>
               </w:rPr>
-              <w:instrText xml:space="preserve"> PAGEREF _Toc227665235 \h </w:instrText>
+              <w:instrText xml:space="preserve"> PAGEREF _Toc227745638 \h </w:instrText>
             </w:r>
             <w:r>
               <w:rPr>
@@ -1934,7 +1862,7 @@
               <w:lang w:eastAsia="bg-BG"/>
             </w:rPr>
           </w:pPr>
-          <w:hyperlink w:anchor="_Toc227665236" w:history="1">
+          <w:hyperlink w:anchor="_Toc227745639" w:history="1">
             <w:r>
               <w:rPr>
                 <w:rStyle w:val="Hyperlink"/>
@@ -1978,7 +1906,7 @@
                 <w:noProof/>
                 <w:webHidden/>
               </w:rPr>
-              <w:instrText xml:space="preserve"> PAGEREF _Toc227665236 \h </w:instrText>
+              <w:instrText xml:space="preserve"> PAGEREF _Toc227745639 \h </w:instrText>
             </w:r>
             <w:r>
               <w:rPr>
@@ -2024,7 +1952,7 @@
               <w:lang w:eastAsia="bg-BG"/>
             </w:rPr>
           </w:pPr>
-          <w:hyperlink w:anchor="_Toc227665237" w:history="1">
+          <w:hyperlink w:anchor="_Toc227745640" w:history="1">
             <w:r>
               <w:rPr>
                 <w:rStyle w:val="Hyperlink"/>
@@ -2068,7 +1996,7 @@
                 <w:noProof/>
                 <w:webHidden/>
               </w:rPr>
-              <w:instrText xml:space="preserve"> PAGEREF _Toc227665237 \h </w:instrText>
+              <w:instrText xml:space="preserve"> PAGEREF _Toc227745640 \h </w:instrText>
             </w:r>
             <w:r>
               <w:rPr>
@@ -2114,7 +2042,7 @@
               <w:lang w:eastAsia="bg-BG"/>
             </w:rPr>
           </w:pPr>
-          <w:hyperlink w:anchor="_Toc227665238" w:history="1">
+          <w:hyperlink w:anchor="_Toc227745641" w:history="1">
             <w:r>
               <w:rPr>
                 <w:rStyle w:val="Hyperlink"/>
@@ -2158,7 +2086,7 @@
                 <w:noProof/>
                 <w:webHidden/>
               </w:rPr>
-              <w:instrText xml:space="preserve"> PAGEREF _Toc227665238 \h </w:instrText>
+              <w:instrText xml:space="preserve"> PAGEREF _Toc227745641 \h </w:instrText>
             </w:r>
             <w:r>
               <w:rPr>
@@ -2204,7 +2132,7 @@
               <w:lang w:eastAsia="bg-BG"/>
             </w:rPr>
           </w:pPr>
-          <w:hyperlink w:anchor="_Toc227665239" w:history="1">
+          <w:hyperlink w:anchor="_Toc227745642" w:history="1">
             <w:r>
               <w:rPr>
                 <w:rStyle w:val="Hyperlink"/>
@@ -2248,7 +2176,7 @@
                 <w:noProof/>
                 <w:webHidden/>
               </w:rPr>
-              <w:instrText xml:space="preserve"> PAGEREF _Toc227665239 \h </w:instrText>
+              <w:instrText xml:space="preserve"> PAGEREF _Toc227745642 \h </w:instrText>
             </w:r>
             <w:r>
               <w:rPr>
@@ -2294,7 +2222,7 @@
               <w:lang w:eastAsia="bg-BG"/>
             </w:rPr>
           </w:pPr>
-          <w:hyperlink w:anchor="_Toc227665240" w:history="1">
+          <w:hyperlink w:anchor="_Toc227745643" w:history="1">
             <w:r>
               <w:rPr>
                 <w:rStyle w:val="Hyperlink"/>
@@ -2338,7 +2266,7 @@
                 <w:noProof/>
                 <w:webHidden/>
               </w:rPr>
-              <w:instrText xml:space="preserve"> PAGEREF _Toc227665240 \h </w:instrText>
+              <w:instrText xml:space="preserve"> PAGEREF _Toc227745643 \h </w:instrText>
             </w:r>
             <w:r>
               <w:rPr>
@@ -2384,7 +2312,7 @@
               <w:lang w:eastAsia="bg-BG"/>
             </w:rPr>
           </w:pPr>
-          <w:hyperlink w:anchor="_Toc227665241" w:history="1">
+          <w:hyperlink w:anchor="_Toc227745644" w:history="1">
             <w:r>
               <w:rPr>
                 <w:rStyle w:val="Hyperlink"/>
@@ -2428,7 +2356,7 @@
                 <w:noProof/>
                 <w:webHidden/>
               </w:rPr>
-              <w:instrText xml:space="preserve"> PAGEREF _Toc227665241 \h </w:instrText>
+              <w:instrText xml:space="preserve"> PAGEREF _Toc227745644 \h </w:instrText>
             </w:r>
             <w:r>
               <w:rPr>
@@ -2474,7 +2402,7 @@
               <w:lang w:eastAsia="bg-BG"/>
             </w:rPr>
           </w:pPr>
-          <w:hyperlink w:anchor="_Toc227665242" w:history="1">
+          <w:hyperlink w:anchor="_Toc227745645" w:history="1">
             <w:r>
               <w:rPr>
                 <w:rStyle w:val="Hyperlink"/>
@@ -2518,7 +2446,7 @@
                 <w:noProof/>
                 <w:webHidden/>
               </w:rPr>
-              <w:instrText xml:space="preserve"> PAGEREF _Toc227665242 \h </w:instrText>
+              <w:instrText xml:space="preserve"> PAGEREF _Toc227745645 \h </w:instrText>
             </w:r>
             <w:r>
               <w:rPr>
@@ -2564,7 +2492,7 @@
               <w:lang w:eastAsia="bg-BG"/>
             </w:rPr>
           </w:pPr>
-          <w:hyperlink w:anchor="_Toc227665243" w:history="1">
+          <w:hyperlink w:anchor="_Toc227745646" w:history="1">
             <w:r>
               <w:rPr>
                 <w:rStyle w:val="Hyperlink"/>
@@ -2608,7 +2536,7 @@
                 <w:noProof/>
                 <w:webHidden/>
               </w:rPr>
-              <w:instrText xml:space="preserve"> PAGEREF _Toc227665243 \h </w:instrText>
+              <w:instrText xml:space="preserve"> PAGEREF _Toc227745646 \h </w:instrText>
             </w:r>
             <w:r>
               <w:rPr>
@@ -2654,7 +2582,7 @@
               <w:lang w:eastAsia="bg-BG"/>
             </w:rPr>
           </w:pPr>
-          <w:hyperlink w:anchor="_Toc227665244" w:history="1">
+          <w:hyperlink w:anchor="_Toc227745647" w:history="1">
             <w:r>
               <w:rPr>
                 <w:rStyle w:val="Hyperlink"/>
@@ -2698,7 +2626,7 @@
                 <w:noProof/>
                 <w:webHidden/>
               </w:rPr>
-              <w:instrText xml:space="preserve"> PAGEREF _Toc227665244 \h </w:instrText>
+              <w:instrText xml:space="preserve"> PAGEREF _Toc227745647 \h </w:instrText>
             </w:r>
             <w:r>
               <w:rPr>
@@ -2744,7 +2672,7 @@
               <w:lang w:eastAsia="bg-BG"/>
             </w:rPr>
           </w:pPr>
-          <w:hyperlink w:anchor="_Toc227665245" w:history="1">
+          <w:hyperlink w:anchor="_Toc227745648" w:history="1">
             <w:r>
               <w:rPr>
                 <w:rStyle w:val="Hyperlink"/>
@@ -2788,7 +2716,7 @@
                 <w:noProof/>
                 <w:webHidden/>
               </w:rPr>
-              <w:instrText xml:space="preserve"> PAGEREF _Toc227665245 \h </w:instrText>
+              <w:instrText xml:space="preserve"> PAGEREF _Toc227745648 \h </w:instrText>
             </w:r>
             <w:r>
               <w:rPr>
@@ -2834,7 +2762,7 @@
               <w:lang w:eastAsia="bg-BG"/>
             </w:rPr>
           </w:pPr>
-          <w:hyperlink w:anchor="_Toc227665246" w:history="1">
+          <w:hyperlink w:anchor="_Toc227745649" w:history="1">
             <w:r>
               <w:rPr>
                 <w:rStyle w:val="Hyperlink"/>
@@ -2878,7 +2806,7 @@
                 <w:noProof/>
                 <w:webHidden/>
               </w:rPr>
-              <w:instrText xml:space="preserve"> PAGEREF _Toc227665246 \h </w:instrText>
+              <w:instrText xml:space="preserve"> PAGEREF _Toc227745649 \h </w:instrText>
             </w:r>
             <w:r>
               <w:rPr>
@@ -2898,7 +2826,7 @@
                 <w:noProof/>
                 <w:webHidden/>
               </w:rPr>
-              <w:t>15</w:t>
+              <w:t>14</w:t>
             </w:r>
             <w:r>
               <w:rPr>
@@ -2924,7 +2852,7 @@
               <w:lang w:eastAsia="bg-BG"/>
             </w:rPr>
           </w:pPr>
-          <w:hyperlink w:anchor="_Toc227665247" w:history="1">
+          <w:hyperlink w:anchor="_Toc227745650" w:history="1">
             <w:r>
               <w:rPr>
                 <w:rStyle w:val="Hyperlink"/>
@@ -2968,7 +2896,7 @@
                 <w:noProof/>
                 <w:webHidden/>
               </w:rPr>
-              <w:instrText xml:space="preserve"> PAGEREF _Toc227665247 \h </w:instrText>
+              <w:instrText xml:space="preserve"> PAGEREF _Toc227745650 \h </w:instrText>
             </w:r>
             <w:r>
               <w:rPr>
@@ -3014,7 +2942,7 @@
               <w:lang w:eastAsia="bg-BG"/>
             </w:rPr>
           </w:pPr>
-          <w:hyperlink w:anchor="_Toc227665248" w:history="1">
+          <w:hyperlink w:anchor="_Toc227745651" w:history="1">
             <w:r>
               <w:rPr>
                 <w:rStyle w:val="Hyperlink"/>
@@ -3058,7 +2986,7 @@
                 <w:noProof/>
                 <w:webHidden/>
               </w:rPr>
-              <w:instrText xml:space="preserve"> PAGEREF _Toc227665248 \h </w:instrText>
+              <w:instrText xml:space="preserve"> PAGEREF _Toc227745651 \h </w:instrText>
             </w:r>
             <w:r>
               <w:rPr>
@@ -3104,7 +3032,7 @@
               <w:lang w:eastAsia="bg-BG"/>
             </w:rPr>
           </w:pPr>
-          <w:hyperlink w:anchor="_Toc227665249" w:history="1">
+          <w:hyperlink w:anchor="_Toc227745652" w:history="1">
             <w:r>
               <w:rPr>
                 <w:rStyle w:val="Hyperlink"/>
@@ -3148,7 +3076,7 @@
                 <w:noProof/>
                 <w:webHidden/>
               </w:rPr>
-              <w:instrText xml:space="preserve"> PAGEREF _Toc227665249 \h </w:instrText>
+              <w:instrText xml:space="preserve"> PAGEREF _Toc227745652 \h </w:instrText>
             </w:r>
             <w:r>
               <w:rPr>
@@ -3194,7 +3122,7 @@
               <w:lang w:eastAsia="bg-BG"/>
             </w:rPr>
           </w:pPr>
-          <w:hyperlink w:anchor="_Toc227665250" w:history="1">
+          <w:hyperlink w:anchor="_Toc227745653" w:history="1">
             <w:r>
               <w:rPr>
                 <w:rStyle w:val="Hyperlink"/>
@@ -3238,7 +3166,7 @@
                 <w:noProof/>
                 <w:webHidden/>
               </w:rPr>
-              <w:instrText xml:space="preserve"> PAGEREF _Toc227665250 \h </w:instrText>
+              <w:instrText xml:space="preserve"> PAGEREF _Toc227745653 \h </w:instrText>
             </w:r>
             <w:r>
               <w:rPr>
@@ -3258,7 +3186,7 @@
                 <w:noProof/>
                 <w:webHidden/>
               </w:rPr>
-              <w:t>16</w:t>
+              <w:t>15</w:t>
             </w:r>
             <w:r>
               <w:rPr>
@@ -3284,7 +3212,7 @@
               <w:lang w:eastAsia="bg-BG"/>
             </w:rPr>
           </w:pPr>
-          <w:hyperlink w:anchor="_Toc227665251" w:history="1">
+          <w:hyperlink w:anchor="_Toc227745654" w:history="1">
             <w:r>
               <w:rPr>
                 <w:rStyle w:val="Hyperlink"/>
@@ -3328,7 +3256,7 @@
                 <w:noProof/>
                 <w:webHidden/>
               </w:rPr>
-              <w:instrText xml:space="preserve"> PAGEREF _Toc227665251 \h </w:instrText>
+              <w:instrText xml:space="preserve"> PAGEREF _Toc227745654 \h </w:instrText>
             </w:r>
             <w:r>
               <w:rPr>
@@ -3374,7 +3302,7 @@
               <w:lang w:eastAsia="bg-BG"/>
             </w:rPr>
           </w:pPr>
-          <w:hyperlink w:anchor="_Toc227665252" w:history="1">
+          <w:hyperlink w:anchor="_Toc227745655" w:history="1">
             <w:r>
               <w:rPr>
                 <w:rStyle w:val="Hyperlink"/>
@@ -3418,7 +3346,7 @@
                 <w:noProof/>
                 <w:webHidden/>
               </w:rPr>
-              <w:instrText xml:space="preserve"> PAGEREF _Toc227665252 \h </w:instrText>
+              <w:instrText xml:space="preserve"> PAGEREF _Toc227745655 \h </w:instrText>
             </w:r>
             <w:r>
               <w:rPr>
@@ -3464,7 +3392,7 @@
               <w:lang w:eastAsia="bg-BG"/>
             </w:rPr>
           </w:pPr>
-          <w:hyperlink w:anchor="_Toc227665253" w:history="1">
+          <w:hyperlink w:anchor="_Toc227745656" w:history="1">
             <w:r>
               <w:rPr>
                 <w:rStyle w:val="Hyperlink"/>
@@ -3508,7 +3436,7 @@
                 <w:noProof/>
                 <w:webHidden/>
               </w:rPr>
-              <w:instrText xml:space="preserve"> PAGEREF _Toc227665253 \h </w:instrText>
+              <w:instrText xml:space="preserve"> PAGEREF _Toc227745656 \h </w:instrText>
             </w:r>
             <w:r>
               <w:rPr>
@@ -3554,7 +3482,7 @@
               <w:lang w:eastAsia="bg-BG"/>
             </w:rPr>
           </w:pPr>
-          <w:hyperlink w:anchor="_Toc227665254" w:history="1">
+          <w:hyperlink w:anchor="_Toc227745657" w:history="1">
             <w:r>
               <w:rPr>
                 <w:rStyle w:val="Hyperlink"/>
@@ -3598,7 +3526,7 @@
                 <w:noProof/>
                 <w:webHidden/>
               </w:rPr>
-              <w:instrText xml:space="preserve"> PAGEREF _Toc227665254 \h </w:instrText>
+              <w:instrText xml:space="preserve"> PAGEREF _Toc227745657 \h </w:instrText>
             </w:r>
             <w:r>
               <w:rPr>
@@ -3644,7 +3572,7 @@
               <w:lang w:eastAsia="bg-BG"/>
             </w:rPr>
           </w:pPr>
-          <w:hyperlink w:anchor="_Toc227665255" w:history="1">
+          <w:hyperlink w:anchor="_Toc227745658" w:history="1">
             <w:r>
               <w:rPr>
                 <w:rStyle w:val="Hyperlink"/>
@@ -3688,7 +3616,7 @@
                 <w:noProof/>
                 <w:webHidden/>
               </w:rPr>
-              <w:instrText xml:space="preserve"> PAGEREF _Toc227665255 \h </w:instrText>
+              <w:instrText xml:space="preserve"> PAGEREF _Toc227745658 \h </w:instrText>
             </w:r>
             <w:r>
               <w:rPr>
@@ -3734,7 +3662,7 @@
               <w:lang w:eastAsia="bg-BG"/>
             </w:rPr>
           </w:pPr>
-          <w:hyperlink w:anchor="_Toc227665256" w:history="1">
+          <w:hyperlink w:anchor="_Toc227745659" w:history="1">
             <w:r>
               <w:rPr>
                 <w:rStyle w:val="Hyperlink"/>
@@ -3778,7 +3706,7 @@
                 <w:noProof/>
                 <w:webHidden/>
               </w:rPr>
-              <w:instrText xml:space="preserve"> PAGEREF _Toc227665256 \h </w:instrText>
+              <w:instrText xml:space="preserve"> PAGEREF _Toc227745659 \h </w:instrText>
             </w:r>
             <w:r>
               <w:rPr>
@@ -3824,7 +3752,7 @@
               <w:lang w:eastAsia="bg-BG"/>
             </w:rPr>
           </w:pPr>
-          <w:hyperlink w:anchor="_Toc227665257" w:history="1">
+          <w:hyperlink w:anchor="_Toc227745660" w:history="1">
             <w:r>
               <w:rPr>
                 <w:rStyle w:val="Hyperlink"/>
@@ -3868,7 +3796,7 @@
                 <w:noProof/>
                 <w:webHidden/>
               </w:rPr>
-              <w:instrText xml:space="preserve"> PAGEREF _Toc227665257 \h </w:instrText>
+              <w:instrText xml:space="preserve"> PAGEREF _Toc227745660 \h </w:instrText>
             </w:r>
             <w:r>
               <w:rPr>
@@ -3914,7 +3842,7 @@
               <w:lang w:eastAsia="bg-BG"/>
             </w:rPr>
           </w:pPr>
-          <w:hyperlink w:anchor="_Toc227665258" w:history="1">
+          <w:hyperlink w:anchor="_Toc227745661" w:history="1">
             <w:r>
               <w:rPr>
                 <w:rStyle w:val="Hyperlink"/>
@@ -3958,7 +3886,7 @@
                 <w:noProof/>
                 <w:webHidden/>
               </w:rPr>
-              <w:instrText xml:space="preserve"> PAGEREF _Toc227665258 \h </w:instrText>
+              <w:instrText xml:space="preserve"> PAGEREF _Toc227745661 \h </w:instrText>
             </w:r>
             <w:r>
               <w:rPr>
@@ -4004,7 +3932,7 @@
               <w:lang w:eastAsia="bg-BG"/>
             </w:rPr>
           </w:pPr>
-          <w:hyperlink w:anchor="_Toc227665259" w:history="1">
+          <w:hyperlink w:anchor="_Toc227745662" w:history="1">
             <w:r>
               <w:rPr>
                 <w:rStyle w:val="Hyperlink"/>
@@ -4048,7 +3976,7 @@
                 <w:noProof/>
                 <w:webHidden/>
               </w:rPr>
-              <w:instrText xml:space="preserve"> PAGEREF _Toc227665259 \h </w:instrText>
+              <w:instrText xml:space="preserve"> PAGEREF _Toc227745662 \h </w:instrText>
             </w:r>
             <w:r>
               <w:rPr>
@@ -4094,7 +4022,7 @@
               <w:lang w:eastAsia="bg-BG"/>
             </w:rPr>
           </w:pPr>
-          <w:hyperlink w:anchor="_Toc227665260" w:history="1">
+          <w:hyperlink w:anchor="_Toc227745663" w:history="1">
             <w:r>
               <w:rPr>
                 <w:rStyle w:val="Hyperlink"/>
@@ -4138,7 +4066,7 @@
                 <w:noProof/>
                 <w:webHidden/>
               </w:rPr>
-              <w:instrText xml:space="preserve"> PAGEREF _Toc227665260 \h </w:instrText>
+              <w:instrText xml:space="preserve"> PAGEREF _Toc227745663 \h </w:instrText>
             </w:r>
             <w:r>
               <w:rPr>
@@ -4184,7 +4112,7 @@
               <w:lang w:eastAsia="bg-BG"/>
             </w:rPr>
           </w:pPr>
-          <w:hyperlink w:anchor="_Toc227665261" w:history="1">
+          <w:hyperlink w:anchor="_Toc227745664" w:history="1">
             <w:r>
               <w:rPr>
                 <w:rStyle w:val="Hyperlink"/>
@@ -4228,7 +4156,7 @@
                 <w:noProof/>
                 <w:webHidden/>
               </w:rPr>
-              <w:instrText xml:space="preserve"> PAGEREF _Toc227665261 \h </w:instrText>
+              <w:instrText xml:space="preserve"> PAGEREF _Toc227745664 \h </w:instrText>
             </w:r>
             <w:r>
               <w:rPr>
@@ -4274,7 +4202,7 @@
               <w:lang w:eastAsia="bg-BG"/>
             </w:rPr>
           </w:pPr>
-          <w:hyperlink w:anchor="_Toc227665262" w:history="1">
+          <w:hyperlink w:anchor="_Toc227745665" w:history="1">
             <w:r>
               <w:rPr>
                 <w:rStyle w:val="Hyperlink"/>
@@ -4318,7 +4246,7 @@
                 <w:noProof/>
                 <w:webHidden/>
               </w:rPr>
-              <w:instrText xml:space="preserve"> PAGEREF _Toc227665262 \h </w:instrText>
+              <w:instrText xml:space="preserve"> PAGEREF _Toc227745665 \h </w:instrText>
             </w:r>
             <w:r>
               <w:rPr>
@@ -4364,7 +4292,7 @@
               <w:lang w:eastAsia="bg-BG"/>
             </w:rPr>
           </w:pPr>
-          <w:hyperlink w:anchor="_Toc227665263" w:history="1">
+          <w:hyperlink w:anchor="_Toc227745666" w:history="1">
             <w:r>
               <w:rPr>
                 <w:rStyle w:val="Hyperlink"/>
@@ -4408,7 +4336,7 @@
                 <w:noProof/>
                 <w:webHidden/>
               </w:rPr>
-              <w:instrText xml:space="preserve"> PAGEREF _Toc227665263 \h </w:instrText>
+              <w:instrText xml:space="preserve"> PAGEREF _Toc227745666 \h </w:instrText>
             </w:r>
             <w:r>
               <w:rPr>
@@ -4454,7 +4382,7 @@
               <w:lang w:eastAsia="bg-BG"/>
             </w:rPr>
           </w:pPr>
-          <w:hyperlink w:anchor="_Toc227665264" w:history="1">
+          <w:hyperlink w:anchor="_Toc227745667" w:history="1">
             <w:r>
               <w:rPr>
                 <w:rStyle w:val="Hyperlink"/>
@@ -4498,7 +4426,7 @@
                 <w:noProof/>
                 <w:webHidden/>
               </w:rPr>
-              <w:instrText xml:space="preserve"> PAGEREF _Toc227665264 \h </w:instrText>
+              <w:instrText xml:space="preserve"> PAGEREF _Toc227745667 \h </w:instrText>
             </w:r>
             <w:r>
               <w:rPr>
@@ -4544,7 +4472,7 @@
               <w:lang w:eastAsia="bg-BG"/>
             </w:rPr>
           </w:pPr>
-          <w:hyperlink w:anchor="_Toc227665265" w:history="1">
+          <w:hyperlink w:anchor="_Toc227745668" w:history="1">
             <w:r>
               <w:rPr>
                 <w:rStyle w:val="Hyperlink"/>
@@ -4588,7 +4516,7 @@
                 <w:noProof/>
                 <w:webHidden/>
               </w:rPr>
-              <w:instrText xml:space="preserve"> PAGEREF _Toc227665265 \h </w:instrText>
+              <w:instrText xml:space="preserve"> PAGEREF _Toc227745668 \h </w:instrText>
             </w:r>
             <w:r>
               <w:rPr>
@@ -4634,7 +4562,7 @@
               <w:lang w:eastAsia="bg-BG"/>
             </w:rPr>
           </w:pPr>
-          <w:hyperlink w:anchor="_Toc227665266" w:history="1">
+          <w:hyperlink w:anchor="_Toc227745669" w:history="1">
             <w:r>
               <w:rPr>
                 <w:rStyle w:val="Hyperlink"/>
@@ -4678,7 +4606,7 @@
                 <w:noProof/>
                 <w:webHidden/>
               </w:rPr>
-              <w:instrText xml:space="preserve"> PAGEREF _Toc227665266 \h </w:instrText>
+              <w:instrText xml:space="preserve"> PAGEREF _Toc227745669 \h </w:instrText>
             </w:r>
             <w:r>
               <w:rPr>
@@ -4724,7 +4652,7 @@
               <w:lang w:eastAsia="bg-BG"/>
             </w:rPr>
           </w:pPr>
-          <w:hyperlink w:anchor="_Toc227665267" w:history="1">
+          <w:hyperlink w:anchor="_Toc227745670" w:history="1">
             <w:r>
               <w:rPr>
                 <w:rStyle w:val="Hyperlink"/>
@@ -4768,7 +4696,7 @@
                 <w:noProof/>
                 <w:webHidden/>
               </w:rPr>
-              <w:instrText xml:space="preserve"> PAGEREF _Toc227665267 \h </w:instrText>
+              <w:instrText xml:space="preserve"> PAGEREF _Toc227745670 \h </w:instrText>
             </w:r>
             <w:r>
               <w:rPr>
@@ -4788,7 +4716,7 @@
                 <w:noProof/>
                 <w:webHidden/>
               </w:rPr>
-              <w:t>22</w:t>
+              <w:t>21</w:t>
             </w:r>
             <w:r>
               <w:rPr>
@@ -4814,7 +4742,7 @@
               <w:lang w:eastAsia="bg-BG"/>
             </w:rPr>
           </w:pPr>
-          <w:hyperlink w:anchor="_Toc227665268" w:history="1">
+          <w:hyperlink w:anchor="_Toc227745671" w:history="1">
             <w:r>
               <w:rPr>
                 <w:rStyle w:val="Hyperlink"/>
@@ -4858,7 +4786,7 @@
                 <w:noProof/>
                 <w:webHidden/>
               </w:rPr>
-              <w:instrText xml:space="preserve"> PAGEREF _Toc227665268 \h </w:instrText>
+              <w:instrText xml:space="preserve"> PAGEREF _Toc227745671 \h </w:instrText>
             </w:r>
             <w:r>
               <w:rPr>
@@ -4904,7 +4832,7 @@
               <w:lang w:eastAsia="bg-BG"/>
             </w:rPr>
           </w:pPr>
-          <w:hyperlink w:anchor="_Toc227665269" w:history="1">
+          <w:hyperlink w:anchor="_Toc227745672" w:history="1">
             <w:r>
               <w:rPr>
                 <w:rStyle w:val="Hyperlink"/>
@@ -4948,7 +4876,7 @@
                 <w:noProof/>
                 <w:webHidden/>
               </w:rPr>
-              <w:instrText xml:space="preserve"> PAGEREF _Toc227665269 \h </w:instrText>
+              <w:instrText xml:space="preserve"> PAGEREF _Toc227745672 \h </w:instrText>
             </w:r>
             <w:r>
               <w:rPr>
@@ -4994,7 +4922,7 @@
               <w:lang w:eastAsia="bg-BG"/>
             </w:rPr>
           </w:pPr>
-          <w:hyperlink w:anchor="_Toc227665270" w:history="1">
+          <w:hyperlink w:anchor="_Toc227745673" w:history="1">
             <w:r>
               <w:rPr>
                 <w:rStyle w:val="Hyperlink"/>
@@ -5038,7 +4966,7 @@
                 <w:noProof/>
                 <w:webHidden/>
               </w:rPr>
-              <w:instrText xml:space="preserve"> PAGEREF _Toc227665270 \h </w:instrText>
+              <w:instrText xml:space="preserve"> PAGEREF _Toc227745673 \h </w:instrText>
             </w:r>
             <w:r>
               <w:rPr>
@@ -5084,7 +5012,7 @@
               <w:lang w:eastAsia="bg-BG"/>
             </w:rPr>
           </w:pPr>
-          <w:hyperlink w:anchor="_Toc227665271" w:history="1">
+          <w:hyperlink w:anchor="_Toc227745674" w:history="1">
             <w:r>
               <w:rPr>
                 <w:rStyle w:val="Hyperlink"/>
@@ -5128,7 +5056,7 @@
                 <w:noProof/>
                 <w:webHidden/>
               </w:rPr>
-              <w:instrText xml:space="preserve"> PAGEREF _Toc227665271 \h </w:instrText>
+              <w:instrText xml:space="preserve"> PAGEREF _Toc227745674 \h </w:instrText>
             </w:r>
             <w:r>
               <w:rPr>
@@ -5174,7 +5102,7 @@
               <w:lang w:eastAsia="bg-BG"/>
             </w:rPr>
           </w:pPr>
-          <w:hyperlink w:anchor="_Toc227665272" w:history="1">
+          <w:hyperlink w:anchor="_Toc227745675" w:history="1">
             <w:r>
               <w:rPr>
                 <w:rStyle w:val="Hyperlink"/>
@@ -5218,7 +5146,7 @@
                 <w:noProof/>
                 <w:webHidden/>
               </w:rPr>
-              <w:instrText xml:space="preserve"> PAGEREF _Toc227665272 \h </w:instrText>
+              <w:instrText xml:space="preserve"> PAGEREF _Toc227745675 \h </w:instrText>
             </w:r>
             <w:r>
               <w:rPr>
@@ -5238,7 +5166,7 @@
                 <w:noProof/>
                 <w:webHidden/>
               </w:rPr>
-              <w:t>23</w:t>
+              <w:t>22</w:t>
             </w:r>
             <w:r>
               <w:rPr>
@@ -5264,7 +5192,7 @@
               <w:lang w:eastAsia="bg-BG"/>
             </w:rPr>
           </w:pPr>
-          <w:hyperlink w:anchor="_Toc227665273" w:history="1">
+          <w:hyperlink w:anchor="_Toc227745676" w:history="1">
             <w:r>
               <w:rPr>
                 <w:rStyle w:val="Hyperlink"/>
@@ -5308,7 +5236,7 @@
                 <w:noProof/>
                 <w:webHidden/>
               </w:rPr>
-              <w:instrText xml:space="preserve"> PAGEREF _Toc227665273 \h </w:instrText>
+              <w:instrText xml:space="preserve"> PAGEREF _Toc227745676 \h </w:instrText>
             </w:r>
             <w:r>
               <w:rPr>
@@ -5354,7 +5282,7 @@
               <w:lang w:eastAsia="bg-BG"/>
             </w:rPr>
           </w:pPr>
-          <w:hyperlink w:anchor="_Toc227665274" w:history="1">
+          <w:hyperlink w:anchor="_Toc227745677" w:history="1">
             <w:r>
               <w:rPr>
                 <w:rStyle w:val="Hyperlink"/>
@@ -5398,7 +5326,7 @@
                 <w:noProof/>
                 <w:webHidden/>
               </w:rPr>
-              <w:instrText xml:space="preserve"> PAGEREF _Toc227665274 \h </w:instrText>
+              <w:instrText xml:space="preserve"> PAGEREF _Toc227745677 \h </w:instrText>
             </w:r>
             <w:r>
               <w:rPr>
@@ -5444,7 +5372,7 @@
               <w:lang w:eastAsia="bg-BG"/>
             </w:rPr>
           </w:pPr>
-          <w:hyperlink w:anchor="_Toc227665275" w:history="1">
+          <w:hyperlink w:anchor="_Toc227745678" w:history="1">
             <w:r>
               <w:rPr>
                 <w:rStyle w:val="Hyperlink"/>
@@ -5488,7 +5416,7 @@
                 <w:noProof/>
                 <w:webHidden/>
               </w:rPr>
-              <w:instrText xml:space="preserve"> PAGEREF _Toc227665275 \h </w:instrText>
+              <w:instrText xml:space="preserve"> PAGEREF _Toc227745678 \h </w:instrText>
             </w:r>
             <w:r>
               <w:rPr>
@@ -5534,7 +5462,7 @@
               <w:lang w:eastAsia="bg-BG"/>
             </w:rPr>
           </w:pPr>
-          <w:hyperlink w:anchor="_Toc227665276" w:history="1">
+          <w:hyperlink w:anchor="_Toc227745679" w:history="1">
             <w:r>
               <w:rPr>
                 <w:rStyle w:val="Hyperlink"/>
@@ -5578,7 +5506,7 @@
                 <w:noProof/>
                 <w:webHidden/>
               </w:rPr>
-              <w:instrText xml:space="preserve"> PAGEREF _Toc227665276 \h </w:instrText>
+              <w:instrText xml:space="preserve"> PAGEREF _Toc227745679 \h </w:instrText>
             </w:r>
             <w:r>
               <w:rPr>
@@ -5624,7 +5552,7 @@
               <w:lang w:eastAsia="bg-BG"/>
             </w:rPr>
           </w:pPr>
-          <w:hyperlink w:anchor="_Toc227665277" w:history="1">
+          <w:hyperlink w:anchor="_Toc227745680" w:history="1">
             <w:r>
               <w:rPr>
                 <w:rStyle w:val="Hyperlink"/>
@@ -5668,7 +5596,7 @@
                 <w:noProof/>
                 <w:webHidden/>
               </w:rPr>
-              <w:instrText xml:space="preserve"> PAGEREF _Toc227665277 \h </w:instrText>
+              <w:instrText xml:space="preserve"> PAGEREF _Toc227745680 \h </w:instrText>
             </w:r>
             <w:r>
               <w:rPr>
@@ -5688,7 +5616,7 @@
                 <w:noProof/>
                 <w:webHidden/>
               </w:rPr>
-              <w:t>24</w:t>
+              <w:t>23</w:t>
             </w:r>
             <w:r>
               <w:rPr>
@@ -5714,7 +5642,7 @@
               <w:lang w:eastAsia="bg-BG"/>
             </w:rPr>
           </w:pPr>
-          <w:hyperlink w:anchor="_Toc227665278" w:history="1">
+          <w:hyperlink w:anchor="_Toc227745681" w:history="1">
             <w:r>
               <w:rPr>
                 <w:rStyle w:val="Hyperlink"/>
@@ -5758,7 +5686,7 @@
                 <w:noProof/>
                 <w:webHidden/>
               </w:rPr>
-              <w:instrText xml:space="preserve"> PAGEREF _Toc227665278 \h </w:instrText>
+              <w:instrText xml:space="preserve"> PAGEREF _Toc227745681 \h </w:instrText>
             </w:r>
             <w:r>
               <w:rPr>
@@ -5778,7 +5706,7 @@
                 <w:noProof/>
                 <w:webHidden/>
               </w:rPr>
-              <w:t>24</w:t>
+              <w:t>23</w:t>
             </w:r>
             <w:r>
               <w:rPr>
@@ -5804,7 +5732,7 @@
               <w:lang w:eastAsia="bg-BG"/>
             </w:rPr>
           </w:pPr>
-          <w:hyperlink w:anchor="_Toc227665279" w:history="1">
+          <w:hyperlink w:anchor="_Toc227745682" w:history="1">
             <w:r>
               <w:rPr>
                 <w:rStyle w:val="Hyperlink"/>
@@ -5848,7 +5776,7 @@
                 <w:noProof/>
                 <w:webHidden/>
               </w:rPr>
-              <w:instrText xml:space="preserve"> PAGEREF _Toc227665279 \h </w:instrText>
+              <w:instrText xml:space="preserve"> PAGEREF _Toc227745682 \h </w:instrText>
             </w:r>
             <w:r>
               <w:rPr>
@@ -5894,7 +5822,7 @@
               <w:lang w:eastAsia="bg-BG"/>
             </w:rPr>
           </w:pPr>
-          <w:hyperlink w:anchor="_Toc227665280" w:history="1">
+          <w:hyperlink w:anchor="_Toc227745683" w:history="1">
             <w:r>
               <w:rPr>
                 <w:rStyle w:val="Hyperlink"/>
@@ -5938,7 +5866,7 @@
                 <w:noProof/>
                 <w:webHidden/>
               </w:rPr>
-              <w:instrText xml:space="preserve"> PAGEREF _Toc227665280 \h </w:instrText>
+              <w:instrText xml:space="preserve"> PAGEREF _Toc227745683 \h </w:instrText>
             </w:r>
             <w:r>
               <w:rPr>
@@ -5984,7 +5912,7 @@
               <w:lang w:eastAsia="bg-BG"/>
             </w:rPr>
           </w:pPr>
-          <w:hyperlink w:anchor="_Toc227665281" w:history="1">
+          <w:hyperlink w:anchor="_Toc227745684" w:history="1">
             <w:r>
               <w:rPr>
                 <w:rStyle w:val="Hyperlink"/>
@@ -6028,7 +5956,7 @@
                 <w:noProof/>
                 <w:webHidden/>
               </w:rPr>
-              <w:instrText xml:space="preserve"> PAGEREF _Toc227665281 \h </w:instrText>
+              <w:instrText xml:space="preserve"> PAGEREF _Toc227745684 \h </w:instrText>
             </w:r>
             <w:r>
               <w:rPr>
@@ -6074,7 +6002,7 @@
               <w:lang w:eastAsia="bg-BG"/>
             </w:rPr>
           </w:pPr>
-          <w:hyperlink w:anchor="_Toc227665282" w:history="1">
+          <w:hyperlink w:anchor="_Toc227745685" w:history="1">
             <w:r>
               <w:rPr>
                 <w:rStyle w:val="Hyperlink"/>
@@ -6118,7 +6046,7 @@
                 <w:noProof/>
                 <w:webHidden/>
               </w:rPr>
-              <w:instrText xml:space="preserve"> PAGEREF _Toc227665282 \h </w:instrText>
+              <w:instrText xml:space="preserve"> PAGEREF _Toc227745685 \h </w:instrText>
             </w:r>
             <w:r>
               <w:rPr>
@@ -6164,7 +6092,7 @@
               <w:lang w:eastAsia="bg-BG"/>
             </w:rPr>
           </w:pPr>
-          <w:hyperlink w:anchor="_Toc227665283" w:history="1">
+          <w:hyperlink w:anchor="_Toc227745686" w:history="1">
             <w:r>
               <w:rPr>
                 <w:rStyle w:val="Hyperlink"/>
@@ -6208,7 +6136,7 @@
                 <w:noProof/>
                 <w:webHidden/>
               </w:rPr>
-              <w:instrText xml:space="preserve"> PAGEREF _Toc227665283 \h </w:instrText>
+              <w:instrText xml:space="preserve"> PAGEREF _Toc227745686 \h </w:instrText>
             </w:r>
             <w:r>
               <w:rPr>
@@ -6254,7 +6182,7 @@
               <w:lang w:eastAsia="bg-BG"/>
             </w:rPr>
           </w:pPr>
-          <w:hyperlink w:anchor="_Toc227665284" w:history="1">
+          <w:hyperlink w:anchor="_Toc227745687" w:history="1">
             <w:r>
               <w:rPr>
                 <w:rStyle w:val="Hyperlink"/>
@@ -6298,7 +6226,7 @@
                 <w:noProof/>
                 <w:webHidden/>
               </w:rPr>
-              <w:instrText xml:space="preserve"> PAGEREF _Toc227665284 \h </w:instrText>
+              <w:instrText xml:space="preserve"> PAGEREF _Toc227745687 \h </w:instrText>
             </w:r>
             <w:r>
               <w:rPr>
@@ -6344,7 +6272,7 @@
               <w:lang w:eastAsia="bg-BG"/>
             </w:rPr>
           </w:pPr>
-          <w:hyperlink w:anchor="_Toc227665285" w:history="1">
+          <w:hyperlink w:anchor="_Toc227745688" w:history="1">
             <w:r>
               <w:rPr>
                 <w:rStyle w:val="Hyperlink"/>
@@ -6388,7 +6316,7 @@
                 <w:noProof/>
                 <w:webHidden/>
               </w:rPr>
-              <w:instrText xml:space="preserve"> PAGEREF _Toc227665285 \h </w:instrText>
+              <w:instrText xml:space="preserve"> PAGEREF _Toc227745688 \h </w:instrText>
             </w:r>
             <w:r>
               <w:rPr>
@@ -6434,7 +6362,7 @@
               <w:lang w:eastAsia="bg-BG"/>
             </w:rPr>
           </w:pPr>
-          <w:hyperlink w:anchor="_Toc227665286" w:history="1">
+          <w:hyperlink w:anchor="_Toc227745689" w:history="1">
             <w:r>
               <w:rPr>
                 <w:rStyle w:val="Hyperlink"/>
@@ -6478,7 +6406,7 @@
                 <w:noProof/>
                 <w:webHidden/>
               </w:rPr>
-              <w:instrText xml:space="preserve"> PAGEREF _Toc227665286 \h </w:instrText>
+              <w:instrText xml:space="preserve"> PAGEREF _Toc227745689 \h </w:instrText>
             </w:r>
             <w:r>
               <w:rPr>
@@ -6498,7 +6426,7 @@
                 <w:noProof/>
                 <w:webHidden/>
               </w:rPr>
-              <w:t>30</w:t>
+              <w:t>29</w:t>
             </w:r>
             <w:r>
               <w:rPr>
@@ -6544,9 +6472,15 @@
     <w:p>
       <w:pPr>
         <w:pStyle w:val="Heading1"/>
-      </w:pPr>
-      <w:bookmarkStart w:id="0" w:name="_Toc227665215"/>
-      <w:r>
+        <w:rPr>
+          <w:rFonts w:ascii="Times New Roman" w:hAnsi="Times New Roman" w:cs="Times New Roman"/>
+        </w:rPr>
+      </w:pPr>
+      <w:bookmarkStart w:id="0" w:name="_Toc227745619"/>
+      <w:r>
+        <w:rPr>
+          <w:rFonts w:ascii="Times New Roman" w:hAnsi="Times New Roman" w:cs="Times New Roman"/>
+        </w:rPr>
         <w:lastRenderedPageBreak/>
         <w:t>Увод</w:t>
       </w:r>
@@ -6557,12 +6491,7 @@
       <w:bookmarkStart w:id="2" w:name="_Toc164568069"/>
       <w:bookmarkStart w:id="3" w:name="_Toc164627453"/>
       <w:r>
-        <w:t>Развитието на цифровите технологии през последните десетилетия доведе до значително увеличаване на количеството визуална информация, създавана и съхранявана в електронен вид. Съвременните мобилни устройства, като смартфони и таблети, разполагат с висококачествени камери, които позволяват заснемането на изображения с висока резолюция и богата цветова информация. В резултат на това цифр</w:t>
-      </w:r>
-      <w:bookmarkStart w:id="4" w:name="_GoBack"/>
-      <w:bookmarkEnd w:id="4"/>
-      <w:r>
-        <w:t>овата фотография се превърна в неразделна част от ежедневието на хората.</w:t>
+        <w:t>Развитието на цифровите технологии през последните десетилетия доведе до значително увеличаване на количеството визуална информация, създавана и съхранявана в електронен вид. Съвременните мобилни устройства, като смартфони и таблети, разполагат с висококачествени камери, които позволяват заснемането на изображения с висока резолюция и богата цветова информация. В резултат на това цифровата фотография се превърна в неразделна част от ежедневието на хората.</w:t>
       </w:r>
     </w:p>
     <w:p>
@@ -6654,27 +6583,39 @@
       <w:pPr>
         <w:pStyle w:val="Heading2"/>
         <w:ind w:left="576"/>
-      </w:pPr>
-      <w:bookmarkStart w:id="5" w:name="_Toc227140666"/>
-      <w:bookmarkStart w:id="6" w:name="_Toc227665216"/>
-      <w:r>
+        <w:rPr>
+          <w:rFonts w:ascii="Times New Roman" w:hAnsi="Times New Roman" w:cs="Times New Roman"/>
+        </w:rPr>
+      </w:pPr>
+      <w:bookmarkStart w:id="4" w:name="_Toc227140666"/>
+      <w:bookmarkStart w:id="5" w:name="_Toc227745620"/>
+      <w:r>
+        <w:rPr>
+          <w:rFonts w:ascii="Times New Roman" w:hAnsi="Times New Roman" w:cs="Times New Roman"/>
+        </w:rPr>
         <w:t>1.1.1. Общ преглед на графичните формати</w:t>
       </w:r>
+      <w:bookmarkEnd w:id="4"/>
       <w:bookmarkEnd w:id="5"/>
-      <w:bookmarkEnd w:id="6"/>
     </w:p>
     <w:p>
       <w:pPr>
         <w:pStyle w:val="Heading3"/>
         <w:ind w:left="720" w:hanging="720"/>
-      </w:pPr>
-      <w:bookmarkStart w:id="7" w:name="_Toc227140667"/>
-      <w:bookmarkStart w:id="8" w:name="_Toc227665217"/>
-      <w:r>
+        <w:rPr>
+          <w:rFonts w:ascii="Times New Roman" w:hAnsi="Times New Roman" w:cs="Times New Roman"/>
+        </w:rPr>
+      </w:pPr>
+      <w:bookmarkStart w:id="6" w:name="_Toc227140667"/>
+      <w:bookmarkStart w:id="7" w:name="_Toc227745621"/>
+      <w:r>
+        <w:rPr>
+          <w:rFonts w:ascii="Times New Roman" w:hAnsi="Times New Roman" w:cs="Times New Roman"/>
+        </w:rPr>
         <w:t>1.1.1.1. Понятие за цифрово изображение</w:t>
       </w:r>
+      <w:bookmarkEnd w:id="6"/>
       <w:bookmarkEnd w:id="7"/>
-      <w:bookmarkEnd w:id="8"/>
     </w:p>
     <w:p>
       <w:pPr>
@@ -6788,15 +6729,20 @@
       <w:pPr>
         <w:pStyle w:val="Heading3"/>
         <w:ind w:left="720" w:hanging="720"/>
-      </w:pPr>
-      <w:bookmarkStart w:id="9" w:name="_Toc227140668"/>
-      <w:bookmarkStart w:id="10" w:name="_Toc227665218"/>
-      <w:r>
-        <w:lastRenderedPageBreak/>
+        <w:rPr>
+          <w:rFonts w:ascii="Times New Roman" w:hAnsi="Times New Roman" w:cs="Times New Roman"/>
+        </w:rPr>
+      </w:pPr>
+      <w:bookmarkStart w:id="8" w:name="_Toc227140668"/>
+      <w:bookmarkStart w:id="9" w:name="_Toc227745622"/>
+      <w:r>
+        <w:rPr>
+          <w:rFonts w:ascii="Times New Roman" w:hAnsi="Times New Roman" w:cs="Times New Roman"/>
+        </w:rPr>
         <w:t>1.1.1.2. Растерна и векторна графика – същност и разлики</w:t>
       </w:r>
+      <w:bookmarkEnd w:id="8"/>
       <w:bookmarkEnd w:id="9"/>
-      <w:bookmarkEnd w:id="10"/>
     </w:p>
     <w:p>
       <w:pPr>
@@ -6835,6 +6781,7 @@
           <w:rStyle w:val="Strong"/>
           <w:rFonts w:eastAsiaTheme="majorEastAsia"/>
         </w:rPr>
+        <w:lastRenderedPageBreak/>
         <w:t>Растерната графика</w:t>
       </w:r>
       <w:r>
@@ -6868,32 +6815,123 @@
       <w:pPr>
         <w:pStyle w:val="Heading3"/>
         <w:ind w:left="720" w:hanging="720"/>
-      </w:pPr>
-      <w:bookmarkStart w:id="11" w:name="_Toc227140669"/>
-      <w:bookmarkStart w:id="12" w:name="_Toc227665219"/>
-      <w:r>
+        <w:rPr>
+          <w:rFonts w:ascii="Times New Roman" w:hAnsi="Times New Roman" w:cs="Times New Roman"/>
+        </w:rPr>
+      </w:pPr>
+      <w:bookmarkStart w:id="10" w:name="_Toc227140669"/>
+      <w:bookmarkStart w:id="11" w:name="_Toc227745623"/>
+      <w:r>
+        <w:rPr>
+          <w:rFonts w:ascii="Times New Roman" w:hAnsi="Times New Roman" w:cs="Times New Roman"/>
+        </w:rPr>
         <w:t>Сравнение между растерна и векторна графика</w:t>
       </w:r>
+      <w:bookmarkEnd w:id="10"/>
       <w:bookmarkEnd w:id="11"/>
-      <w:bookmarkEnd w:id="12"/>
     </w:p>
     <w:p>
       <w:pPr>
         <w:pStyle w:val="Heading3"/>
         <w:ind w:left="720" w:hanging="720"/>
-      </w:pPr>
-      <w:bookmarkStart w:id="13" w:name="_Toc227665220"/>
+        <w:rPr>
+          <w:rFonts w:ascii="Times New Roman" w:hAnsi="Times New Roman" w:cs="Times New Roman"/>
+        </w:rPr>
+      </w:pPr>
+      <w:bookmarkStart w:id="12" w:name="_Toc227140670"/>
+      <w:bookmarkStart w:id="13" w:name="_Toc227745624"/>
+      <w:r>
+        <w:rPr>
+          <w:rFonts w:ascii="Times New Roman" w:hAnsi="Times New Roman" w:cs="Times New Roman"/>
+        </w:rPr>
+        <w:t>1.1.1.3. Основни растерни графични формати (JPEG, PNG, BMP, TIFF)</w:t>
+      </w:r>
+      <w:bookmarkEnd w:id="12"/>
       <w:bookmarkEnd w:id="13"/>
+    </w:p>
+    <w:p>
+      <w:pPr>
+        <w:pStyle w:val="NormalWeb"/>
+      </w:pPr>
+      <w:r>
+        <w:t>Съществуват множество растерни графични формати, всеки от които има специфични характеристики и приложение.</w:t>
+      </w:r>
+    </w:p>
+    <w:p>
+      <w:pPr>
+        <w:pStyle w:val="NormalWeb"/>
+      </w:pPr>
+      <w:r>
+        <w:rPr>
+          <w:rStyle w:val="Strong"/>
+          <w:rFonts w:eastAsiaTheme="majorEastAsia"/>
+        </w:rPr>
+        <w:t>JPEG (Joint Photographic Experts Group)</w:t>
+      </w:r>
+      <w:r>
+        <w:t xml:space="preserve"> е най-разпространеният формат за съхранение на фотографски изображения. Той използва загубна компресия, която значително намалява размера на файла, като същевременно запазва добро визуално качество. JPEG поддържа Exif метаданни, което го прави особено подходящ за мобилна фотография и за реализацията на геолокационни приложения.</w:t>
+      </w:r>
+    </w:p>
+    <w:p>
+      <w:pPr>
+        <w:pStyle w:val="NormalWeb"/>
+      </w:pPr>
+      <w:r>
+        <w:rPr>
+          <w:rStyle w:val="Strong"/>
+          <w:rFonts w:eastAsiaTheme="majorEastAsia"/>
+        </w:rPr>
+        <w:t>PNG (Portable Network Graphics)</w:t>
+      </w:r>
+      <w:r>
+        <w:t xml:space="preserve"> е формат с беззагубна компресия, който се използва често за изображения с прозрачност и графики за уеб. Макар да осигурява по-добро качество при определени изображения, PNG не е толкова подходящ за фотографии с голям обем, поради по-големия размер на файловете.</w:t>
+      </w:r>
+    </w:p>
+    <w:p>
+      <w:pPr>
+        <w:pStyle w:val="NormalWeb"/>
+      </w:pPr>
+      <w:r>
+        <w:rPr>
+          <w:rStyle w:val="Strong"/>
+          <w:rFonts w:eastAsiaTheme="majorEastAsia"/>
+        </w:rPr>
+        <w:t>BMP (Bitmap)</w:t>
+      </w:r>
+      <w:r>
+        <w:t xml:space="preserve"> е един от най-старите растерни формати. Той съхранява изображението без компресия или с минимална компресия, което води до много големи файлове. Поради това BMP рядко се използва в съвременните приложения.</w:t>
+      </w:r>
+    </w:p>
+    <w:p>
+      <w:pPr>
+        <w:pStyle w:val="NormalWeb"/>
+      </w:pPr>
+      <w:r>
+        <w:rPr>
+          <w:rStyle w:val="Strong"/>
+          <w:rFonts w:eastAsiaTheme="majorEastAsia"/>
+        </w:rPr>
+        <w:t>TIFF (Tagged Image File Format)</w:t>
+      </w:r>
+      <w:r>
+        <w:t xml:space="preserve"> е формат с високо качество, който поддържа както загубна, така и беззагубна компресия. Използва се предимно в професионалната фотография и печат, където качеството е от първостепенно значение.</w:t>
+      </w:r>
     </w:p>
     <w:p>
       <w:pPr>
         <w:pStyle w:val="Heading3"/>
         <w:ind w:left="720" w:hanging="720"/>
-      </w:pPr>
-      <w:bookmarkStart w:id="14" w:name="_Toc227140670"/>
-      <w:bookmarkStart w:id="15" w:name="_Toc227665221"/>
-      <w:r>
-        <w:t>1.1.1.3. Основни растерни графични формати (JPEG, PNG, BMP, TIFF)</w:t>
+        <w:rPr>
+          <w:rFonts w:ascii="Times New Roman" w:hAnsi="Times New Roman" w:cs="Times New Roman"/>
+        </w:rPr>
+      </w:pPr>
+      <w:bookmarkStart w:id="14" w:name="_Toc227140671"/>
+      <w:bookmarkStart w:id="15" w:name="_Toc227745625"/>
+      <w:r>
+        <w:rPr>
+          <w:rFonts w:ascii="Times New Roman" w:hAnsi="Times New Roman" w:cs="Times New Roman"/>
+        </w:rPr>
+        <w:t>1.1.1.4. Сравнение между растерни и векторни формати</w:t>
       </w:r>
       <w:bookmarkEnd w:id="14"/>
       <w:bookmarkEnd w:id="15"/>
@@ -6903,252 +6941,182 @@
         <w:pStyle w:val="NormalWeb"/>
       </w:pPr>
       <w:r>
-        <w:t>Съществуват множество растерни графични формати, всеки от които има специфични характеристики и приложение.</w:t>
-      </w:r>
-    </w:p>
-    <w:p>
-      <w:pPr>
-        <w:pStyle w:val="NormalWeb"/>
-      </w:pPr>
+        <w:t>Растерните и векторните формати имат различни предимства и недостатъци, което определя тяхното приложение в практиката. Растерните формати са подходящи за реалистични изображения и фотографии, но са зависими от резолюцията. Векторните формати предлагат гъвкавост при мащабиране, но не могат да възпроизвеждат сложни цветови детайли.</w:t>
+      </w:r>
+    </w:p>
+    <w:p>
+      <w:pPr>
+        <w:pStyle w:val="NormalWeb"/>
+      </w:pPr>
+      <w:r>
+        <w:lastRenderedPageBreak/>
+        <w:t>При избора на формат е важно да се отчита предназначението на изображението. За фотографски снимки, каквито се използват в проекта „Моето пътуване“, растерните формати са единственият приложим избор.</w:t>
+      </w:r>
+    </w:p>
+    <w:p>
+      <w:pPr>
+        <w:pStyle w:val="Heading3"/>
+        <w:ind w:left="720" w:hanging="720"/>
+        <w:rPr>
+          <w:rFonts w:ascii="Times New Roman" w:hAnsi="Times New Roman" w:cs="Times New Roman"/>
+        </w:rPr>
+      </w:pPr>
+      <w:bookmarkStart w:id="16" w:name="_Toc227140672"/>
+      <w:bookmarkStart w:id="17" w:name="_Toc227745626"/>
+      <w:r>
+        <w:rPr>
+          <w:rFonts w:ascii="Times New Roman" w:hAnsi="Times New Roman" w:cs="Times New Roman"/>
+        </w:rPr>
+        <w:t>1.1.1.5. Приложение на графичните формати в мобилната фотография</w:t>
+      </w:r>
+      <w:bookmarkEnd w:id="16"/>
+      <w:bookmarkEnd w:id="17"/>
+    </w:p>
+    <w:p>
+      <w:pPr>
+        <w:pStyle w:val="NormalWeb"/>
+      </w:pPr>
+      <w:r>
+        <w:t>Мобилната фотография е едно от най-широко разпространените приложения на графичните формати в съвременния свят. Съвременните смартфони разполагат с висококачествени камери, които създават изображения с висока резолюция и богата цветова информация.</w:t>
+      </w:r>
+    </w:p>
+    <w:p>
+      <w:pPr>
+        <w:pStyle w:val="NormalWeb"/>
+      </w:pPr>
+      <w:r>
+        <w:t>Най-често използваният формат в мобилната фотография е JPEG, тъй като той осигурява оптимален баланс между качество, размер на файла и поддръжка на метаданни. Чрез вградените Exif данни, всяка снимка съдържа информация за датата, часа, устройството и географското местоположение на заснемане.</w:t>
+      </w:r>
+    </w:p>
+    <w:p>
+      <w:pPr>
+        <w:pStyle w:val="NormalWeb"/>
+      </w:pPr>
+      <w:r>
+        <w:t>Тази особеност позволява създаването на приложения, които автоматично анализират и визуализират снимките върху карта, което е основна цел на настоящия дипломен проект.</w:t>
+      </w:r>
+    </w:p>
+    <w:p>
+      <w:pPr>
+        <w:pStyle w:val="Heading2"/>
+        <w:ind w:left="576"/>
+        <w:rPr>
+          <w:rFonts w:ascii="Times New Roman" w:hAnsi="Times New Roman" w:cs="Times New Roman"/>
+        </w:rPr>
+      </w:pPr>
+      <w:bookmarkStart w:id="18" w:name="_Toc227140673"/>
+      <w:bookmarkStart w:id="19" w:name="_Toc227745627"/>
+      <w:r>
+        <w:rPr>
+          <w:rFonts w:ascii="Times New Roman" w:hAnsi="Times New Roman" w:cs="Times New Roman"/>
+        </w:rPr>
+        <w:t>1.1.2. Структура на JPEG файловете</w:t>
+      </w:r>
+      <w:bookmarkEnd w:id="18"/>
+      <w:bookmarkEnd w:id="19"/>
+    </w:p>
+    <w:p>
+      <w:pPr>
+        <w:pStyle w:val="Heading3"/>
+        <w:ind w:left="720" w:hanging="720"/>
+        <w:rPr>
+          <w:rFonts w:ascii="Times New Roman" w:hAnsi="Times New Roman" w:cs="Times New Roman"/>
+        </w:rPr>
+      </w:pPr>
+      <w:bookmarkStart w:id="20" w:name="_Toc227140674"/>
+      <w:bookmarkStart w:id="21" w:name="_Toc227745628"/>
+      <w:r>
+        <w:rPr>
+          <w:rFonts w:ascii="Times New Roman" w:hAnsi="Times New Roman" w:cs="Times New Roman"/>
+        </w:rPr>
+        <w:t>1.1.2.1. История и предназначение на JPEG стандарта</w:t>
+      </w:r>
+      <w:bookmarkEnd w:id="20"/>
+      <w:bookmarkEnd w:id="21"/>
+    </w:p>
+    <w:p>
+      <w:pPr>
+        <w:pStyle w:val="NormalWeb"/>
+      </w:pPr>
+      <w:r>
+        <w:t>JPEG (Joint Photographic Experts Group) е международен стандарт за компресия и съхранение на растерни изображения, разработен от експертна група към Международната организация по стандартизация (ISO) и Международната електротехническа комисия (IEC). Разработването на стандарта започва в края на 80-те години на XX век, когато нараства нуждата от ефективно съхранение и пренос на цифрови изображения при ограничени ресурси за памет и скорост на пренос на данни.</w:t>
+      </w:r>
+    </w:p>
+    <w:p>
+      <w:pPr>
+        <w:pStyle w:val="NormalWeb"/>
+      </w:pPr>
+      <w:r>
+        <w:t xml:space="preserve">Основното предназначение на JPEG стандарта е да осигури </w:t>
+      </w:r>
       <w:r>
         <w:rPr>
           <w:rStyle w:val="Strong"/>
           <w:rFonts w:eastAsiaTheme="majorEastAsia"/>
         </w:rPr>
-        <w:t>JPEG (Joint Photographic Experts Group)</w:t>
-      </w:r>
-      <w:r>
-        <w:t xml:space="preserve"> е най-разпространеният формат за съхранение на фотографски изображения. Той използва загубна компресия, която значително намалява размера на файла, като същевременно запазва добро визуално качество. JPEG поддържа Exif метаданни, което го прави особено подходящ за мобилна фотография и за реализацията на геолокационни приложения.</w:t>
-      </w:r>
-    </w:p>
-    <w:p>
-      <w:pPr>
-        <w:pStyle w:val="NormalWeb"/>
-      </w:pPr>
+        <w:t>висока степен на компресия</w:t>
+      </w:r>
+      <w:r>
+        <w:t xml:space="preserve"> при </w:t>
+      </w:r>
       <w:r>
         <w:rPr>
           <w:rStyle w:val="Strong"/>
           <w:rFonts w:eastAsiaTheme="majorEastAsia"/>
         </w:rPr>
-        <w:t>PNG (Portable Network Graphics)</w:t>
-      </w:r>
-      <w:r>
-        <w:t xml:space="preserve"> е формат с беззагубна компресия, който се използва често за изображения с прозрачност и графики за уеб. Макар да осигурява по-добро качество при определени изображения, PNG не е толкова подходящ за фотографии с голям обем, поради по-големия размер на файловете.</w:t>
-      </w:r>
-    </w:p>
-    <w:p>
-      <w:pPr>
-        <w:pStyle w:val="NormalWeb"/>
-      </w:pPr>
+        <w:t>приемливо визуално качество</w:t>
+      </w:r>
+      <w:r>
+        <w:t>, особено за фотографски изображения. За разлика от по-ранни формати, JPEG е създаден с оглед особеностите на човешкото зрение, което позволява премахване на визуално по-малко значима информация без значително влошаване на възприеманото качество.</w:t>
+      </w:r>
+    </w:p>
+    <w:p>
+      <w:pPr>
+        <w:pStyle w:val="NormalWeb"/>
+      </w:pPr>
+      <w:r>
+        <w:t xml:space="preserve">Благодарение на тези характеристики JPEG бързо се утвърждава като стандарт в цифровата фотография, уеб пространството и мобилните устройства. В съвременните смартфони и цифрови фотоапарати JPEG остава един от основните формати за запис на изображения, което го прави изключително подходящ за използване в настоящия дипломен проект. </w:t>
+      </w:r>
+    </w:p>
+    <w:p>
+      <w:pPr>
+        <w:pStyle w:val="Heading3"/>
+        <w:ind w:left="720" w:hanging="720"/>
+        <w:rPr>
+          <w:rFonts w:ascii="Times New Roman" w:hAnsi="Times New Roman" w:cs="Times New Roman"/>
+        </w:rPr>
+      </w:pPr>
+      <w:bookmarkStart w:id="22" w:name="_Toc227140675"/>
+      <w:bookmarkStart w:id="23" w:name="_Toc227745629"/>
+      <w:r>
+        <w:rPr>
+          <w:rFonts w:ascii="Times New Roman" w:hAnsi="Times New Roman" w:cs="Times New Roman"/>
+        </w:rPr>
+        <w:t>1.1.2.2. Основн компоненти и сегменти в JPEG файл</w:t>
+      </w:r>
+      <w:bookmarkEnd w:id="22"/>
+      <w:bookmarkEnd w:id="23"/>
+    </w:p>
+    <w:p>
+      <w:pPr>
+        <w:pStyle w:val="NormalWeb"/>
+      </w:pPr>
+      <w:r>
+        <w:t xml:space="preserve">JPEG файлът има ясно дефинирана вътрешна структура, състояща се от последователност от </w:t>
+      </w:r>
       <w:r>
         <w:rPr>
           <w:rStyle w:val="Strong"/>
           <w:rFonts w:eastAsiaTheme="majorEastAsia"/>
         </w:rPr>
-        <w:t>BMP (Bitmap)</w:t>
-      </w:r>
-      <w:r>
-        <w:t xml:space="preserve"> е един от най-старите растерни формати. Той съхранява изображението без компресия или с минимална компресия, което води до много големи файлове. Поради това BMP рядко се използва в съвременните приложения.</w:t>
-      </w:r>
-    </w:p>
-    <w:p>
-      <w:pPr>
-        <w:pStyle w:val="NormalWeb"/>
-      </w:pPr>
-      <w:r>
-        <w:rPr>
-          <w:rStyle w:val="Strong"/>
-          <w:rFonts w:eastAsiaTheme="majorEastAsia"/>
-        </w:rPr>
-        <w:t>TIFF (Tagged Image File Format)</w:t>
-      </w:r>
-      <w:r>
-        <w:t xml:space="preserve"> е формат с високо качество, който поддържа както загубна, така и беззагубна компресия. Използва се предимно в професионалната фотография и печат, където качеството е от първостепенно значение.</w:t>
-      </w:r>
-    </w:p>
-    <w:p>
-      <w:pPr>
-        <w:pStyle w:val="Heading3"/>
-        <w:ind w:left="720" w:hanging="720"/>
-      </w:pPr>
-      <w:bookmarkStart w:id="16" w:name="_Toc227140671"/>
-      <w:bookmarkStart w:id="17" w:name="_Toc227665222"/>
+        <w:t>сегменти</w:t>
+      </w:r>
+      <w:r>
+        <w:t xml:space="preserve">, подредени в определен ред. Всеки сегмент започва със </w:t>
+      </w:r>
       <w:r>
         <w:lastRenderedPageBreak/>
-        <w:t>1.1.1.4. Сравнение между растерни и векторни формати</w:t>
-      </w:r>
-      <w:bookmarkEnd w:id="16"/>
-      <w:bookmarkEnd w:id="17"/>
-    </w:p>
-    <w:p>
-      <w:pPr>
-        <w:pStyle w:val="NormalWeb"/>
-      </w:pPr>
-      <w:r>
-        <w:t>Растерните и векторните формати имат различни предимства и недостатъци, което определя тяхното приложение в практиката. Растерните формати са подходящи за реалистични изображения и фотографии, но са зависими от резолюцията. Векторните формати предлагат гъвкавост при мащабиране, но не могат да възпроизвеждат сложни цветови детайли.</w:t>
-      </w:r>
-    </w:p>
-    <w:p>
-      <w:pPr>
-        <w:pStyle w:val="NormalWeb"/>
-      </w:pPr>
-      <w:r>
-        <w:t>При избора на формат е важно да се отчита предназначението на изображението. За фотографски снимки, каквито се използват в проекта „Моето пътуване“, растерните формати са единственият приложим избор.</w:t>
-      </w:r>
-    </w:p>
-    <w:p>
-      <w:pPr>
-        <w:pStyle w:val="Heading3"/>
-        <w:ind w:left="720" w:hanging="720"/>
-      </w:pPr>
-      <w:bookmarkStart w:id="18" w:name="_Toc227140672"/>
-      <w:bookmarkStart w:id="19" w:name="_Toc227665223"/>
-      <w:r>
-        <w:t>1.1.1.5. Приложение на графичните формати в мобилната фотография</w:t>
-      </w:r>
-      <w:bookmarkEnd w:id="18"/>
-      <w:bookmarkEnd w:id="19"/>
-    </w:p>
-    <w:p>
-      <w:pPr>
-        <w:pStyle w:val="NormalWeb"/>
-      </w:pPr>
-      <w:r>
-        <w:t>Мобилната фотография е едно от най-широко разпространените приложения на графичните формати в съвременния свят. Съвременните смартфони разполагат с висококачествени камери, които създават изображения с висока резолюция и богата цветова информация.</w:t>
-      </w:r>
-    </w:p>
-    <w:p>
-      <w:pPr>
-        <w:pStyle w:val="NormalWeb"/>
-      </w:pPr>
-      <w:r>
-        <w:t>Най-често използваният формат в мобилната фотография е JPEG, тъй като той осигурява оптимален баланс между качество, размер на файла и поддръжка на метаданни. Чрез вградените Exif данни, всяка снимка съдържа информация за датата, часа, устройството и географското местоположение на заснемане.</w:t>
-      </w:r>
-    </w:p>
-    <w:p>
-      <w:pPr>
-        <w:pStyle w:val="NormalWeb"/>
-      </w:pPr>
-      <w:r>
-        <w:t>Тази особеност позволява създаването на приложения, които автоматично анализират и визуализират снимките върху карта, което е основна цел на настоящия дипломен проект.</w:t>
-      </w:r>
-    </w:p>
-    <w:p>
-      <w:pPr>
-        <w:pStyle w:val="Heading2"/>
-        <w:ind w:left="576"/>
-      </w:pPr>
-      <w:bookmarkStart w:id="20" w:name="_Toc227140673"/>
-      <w:bookmarkStart w:id="21" w:name="_Toc227665224"/>
-      <w:r>
-        <w:t>1.1.2. Структура на JPEG файловете</w:t>
-      </w:r>
-      <w:bookmarkEnd w:id="20"/>
-      <w:bookmarkEnd w:id="21"/>
-    </w:p>
-    <w:p>
-      <w:pPr>
-        <w:pStyle w:val="Heading3"/>
-        <w:ind w:left="720" w:hanging="720"/>
-      </w:pPr>
-      <w:bookmarkStart w:id="22" w:name="_Toc227140674"/>
-      <w:bookmarkStart w:id="23" w:name="_Toc227665225"/>
-      <w:r>
-        <w:t>1.1.2.1. История и предназначение на JPEG стандарта</w:t>
-      </w:r>
-      <w:bookmarkEnd w:id="22"/>
-      <w:bookmarkEnd w:id="23"/>
-    </w:p>
-    <w:p>
-      <w:pPr>
-        <w:pStyle w:val="NormalWeb"/>
-      </w:pPr>
-      <w:r>
-        <w:t>JPEG (Joint Photographic Experts Group) е международен стандарт за компресия и съхранение на растерни изображения, разработен от експертна група към Международната организация по стандартизация (ISO) и Международната електротехническа комисия (IEC). Разработването на стандарта започва в края на 80-те години на XX век, когато нараства нуждата от ефективно съхранение и пренос на цифрови изображения при ограничени ресурси за памет и скорост на пренос на данни.</w:t>
-      </w:r>
-    </w:p>
-    <w:p>
-      <w:pPr>
-        <w:pStyle w:val="NormalWeb"/>
-      </w:pPr>
-      <w:r>
-        <w:t xml:space="preserve">Основното предназначение на JPEG стандарта е да осигури </w:t>
-      </w:r>
-      <w:r>
-        <w:rPr>
-          <w:rStyle w:val="Strong"/>
-          <w:rFonts w:eastAsiaTheme="majorEastAsia"/>
-        </w:rPr>
-        <w:t xml:space="preserve">висока степен на </w:t>
-      </w:r>
-      <w:r>
-        <w:rPr>
-          <w:rStyle w:val="Strong"/>
-          <w:rFonts w:eastAsiaTheme="majorEastAsia"/>
-        </w:rPr>
-        <w:t>компресия</w:t>
-      </w:r>
-      <w:r>
-        <w:t xml:space="preserve"> при </w:t>
-      </w:r>
-      <w:r>
-        <w:rPr>
-          <w:rStyle w:val="Strong"/>
-          <w:rFonts w:eastAsiaTheme="majorEastAsia"/>
-        </w:rPr>
-        <w:t>приемливо визуално качество</w:t>
-      </w:r>
-      <w:r>
-        <w:t>, особено за фотографски изображения. За разлика от по-ранни формати, JPEG е създаден с оглед особеностите на човешкото зрение, което позволява премахване на визуално по-малко значима информация без значително влошаване на възприеманото качество.</w:t>
-      </w:r>
-    </w:p>
-    <w:p>
-      <w:pPr>
-        <w:pStyle w:val="NormalWeb"/>
-      </w:pPr>
-      <w:r>
-        <w:t xml:space="preserve">Благодарение на тези характеристики JPEG бързо се утвърждава като стандарт в цифровата фотография, уеб пространството и мобилните устройства. В съвременните смартфони и цифрови фотоапарати JPEG остава един от основните формати за запис на </w:t>
-      </w:r>
-      <w:r>
-        <w:lastRenderedPageBreak/>
-        <w:t>изображения, което го прави изключително подходящ за използване в настоящия дипломен проект.</w:t>
-      </w:r>
-      <w:r>
-        <w:t xml:space="preserve"> </w:t>
-      </w:r>
-    </w:p>
-    <w:p>
-      <w:pPr>
-        <w:pStyle w:val="Heading3"/>
-        <w:ind w:left="720" w:hanging="720"/>
-      </w:pPr>
-      <w:bookmarkStart w:id="24" w:name="_Toc227140675"/>
-      <w:bookmarkStart w:id="25" w:name="_Toc227665226"/>
-      <w:r>
-        <w:t>1.1.2.2. Основн компоненти и сегменти в JPEG файл</w:t>
-      </w:r>
-      <w:bookmarkEnd w:id="24"/>
-      <w:bookmarkEnd w:id="25"/>
-    </w:p>
-    <w:p>
-      <w:pPr>
-        <w:pStyle w:val="NormalWeb"/>
-      </w:pPr>
-      <w:r>
-        <w:t xml:space="preserve">JPEG файлът има ясно дефинирана вътрешна структура, състояща се от последователност от </w:t>
-      </w:r>
-      <w:r>
-        <w:rPr>
-          <w:rStyle w:val="Strong"/>
-          <w:rFonts w:eastAsiaTheme="majorEastAsia"/>
-        </w:rPr>
-        <w:t>сегменти</w:t>
-      </w:r>
-      <w:r>
-        <w:t>, подредени в определен ред. Всеки сегмент започва със специален маркер, който позволява на софтуера да разпознае тип</w:t>
-      </w:r>
-      <w:r>
-        <w:t>а на съдържащата се информация.</w:t>
+        <w:t>специален маркер, който позволява на софтуера да разпознае типа на съдържащата се информация.</w:t>
       </w:r>
     </w:p>
     <w:p>
@@ -7336,14 +7304,20 @@
       <w:pPr>
         <w:pStyle w:val="Heading3"/>
         <w:ind w:left="720" w:hanging="720"/>
-      </w:pPr>
-      <w:bookmarkStart w:id="26" w:name="_Toc227140676"/>
-      <w:bookmarkStart w:id="27" w:name="_Toc227665227"/>
-      <w:r>
+        <w:rPr>
+          <w:rFonts w:ascii="Times New Roman" w:hAnsi="Times New Roman" w:cs="Times New Roman"/>
+        </w:rPr>
+      </w:pPr>
+      <w:bookmarkStart w:id="24" w:name="_Toc227140676"/>
+      <w:bookmarkStart w:id="25" w:name="_Toc227745630"/>
+      <w:r>
+        <w:rPr>
+          <w:rFonts w:ascii="Times New Roman" w:hAnsi="Times New Roman" w:cs="Times New Roman"/>
+        </w:rPr>
         <w:t>1.1.2.3. APP сегменти и тяхното предназначение</w:t>
       </w:r>
-      <w:bookmarkEnd w:id="26"/>
-      <w:bookmarkEnd w:id="27"/>
+      <w:bookmarkEnd w:id="24"/>
+      <w:bookmarkEnd w:id="25"/>
     </w:p>
     <w:p>
       <w:pPr>
@@ -7469,92 +7443,98 @@
       <w:pPr>
         <w:pStyle w:val="Heading3"/>
         <w:ind w:left="720" w:hanging="720"/>
-      </w:pPr>
-      <w:bookmarkStart w:id="28" w:name="_Toc227140677"/>
-      <w:bookmarkStart w:id="29" w:name="_Toc227665228"/>
+        <w:rPr>
+          <w:rFonts w:ascii="Times New Roman" w:hAnsi="Times New Roman" w:cs="Times New Roman"/>
+        </w:rPr>
+      </w:pPr>
+      <w:bookmarkStart w:id="26" w:name="_Toc227140677"/>
+      <w:bookmarkStart w:id="27" w:name="_Toc227745631"/>
+      <w:r>
+        <w:rPr>
+          <w:rFonts w:ascii="Times New Roman" w:hAnsi="Times New Roman" w:cs="Times New Roman"/>
+        </w:rPr>
+        <w:t>1.1.2.4. Съхранение на Exif метаданни в JPEG</w:t>
+      </w:r>
+      <w:bookmarkEnd w:id="26"/>
+      <w:bookmarkEnd w:id="27"/>
+    </w:p>
+    <w:p>
+      <w:pPr>
+        <w:pStyle w:val="NormalWeb"/>
+      </w:pPr>
+      <w:r>
+        <w:t xml:space="preserve">Exif (Exchangeable Image File Format) метаданните се съхраняват в JPEG файловете чрез </w:t>
+      </w:r>
+      <w:r>
+        <w:rPr>
+          <w:rStyle w:val="Strong"/>
+          <w:rFonts w:eastAsiaTheme="majorEastAsia"/>
+        </w:rPr>
+        <w:t>APP1 сегмента</w:t>
+      </w:r>
+      <w:r>
+        <w:rPr>
+          <w:b/>
+        </w:rPr>
+        <w:t>.</w:t>
+      </w:r>
+      <w:r>
+        <w:t xml:space="preserve"> Този сегмент съдържа структурирана информация, която описва характеристиките на изображението и параметрите на заснемане.</w:t>
+      </w:r>
+    </w:p>
+    <w:p>
+      <w:pPr>
+        <w:pStyle w:val="NormalWeb"/>
+      </w:pPr>
+      <w:r>
+        <w:t xml:space="preserve">Exif данните са организирани в директории, наречени </w:t>
+      </w:r>
+      <w:r>
+        <w:rPr>
+          <w:rStyle w:val="Strong"/>
+          <w:rFonts w:eastAsiaTheme="majorEastAsia"/>
+        </w:rPr>
+        <w:t>Image File Directories (IFD)</w:t>
+      </w:r>
+      <w:r>
+        <w:t>. Всяка директория съдържа набор от тагове, като всеки таг има уникален идентификатор и стойност. Съществуват различни IFD директории, включително основна IFD, Exif IFD и GPS IFD.</w:t>
+      </w:r>
+    </w:p>
+    <w:p>
+      <w:pPr>
+        <w:pStyle w:val="NormalWeb"/>
+      </w:pPr>
       <w:r>
         <w:lastRenderedPageBreak/>
-        <w:t>1.1.2.4. Съхранение на Exif метаданни в JPEG</w:t>
+        <w:t>Благодарение на това структурирано съхранение, Exif метаданните могат да бъдат лесно извличани и обработвани чрез програмни библиотеки, като Pillow. Това е ключов момент за реализацията на приложението „Моето пътуване“, което използва именно GPS информацията, съхранена в Exif таговете.</w:t>
+      </w:r>
+    </w:p>
+    <w:p>
+      <w:pPr>
+        <w:pStyle w:val="NormalWeb"/>
+      </w:pPr>
+      <w:r>
+        <w:t>Важно е да се отбележи, че Exif метаданните са тясно свързани с конкретния JPEG файл и се пренасят заедно с него, което позволява изображението да съдържа не само визуална, но и контекстна информация.</w:t>
+      </w:r>
+    </w:p>
+    <w:p>
+      <w:pPr>
+        <w:pStyle w:val="Heading3"/>
+        <w:ind w:left="720" w:hanging="720"/>
+        <w:rPr>
+          <w:rFonts w:ascii="Times New Roman" w:hAnsi="Times New Roman" w:cs="Times New Roman"/>
+        </w:rPr>
+      </w:pPr>
+      <w:bookmarkStart w:id="28" w:name="_Toc227140678"/>
+      <w:bookmarkStart w:id="29" w:name="_Toc227745632"/>
+      <w:r>
+        <w:rPr>
+          <w:rFonts w:ascii="Times New Roman" w:hAnsi="Times New Roman" w:cs="Times New Roman"/>
+        </w:rPr>
+        <w:t>1.1.2.5. Предимства и ограничения на JPEG формата</w:t>
       </w:r>
       <w:bookmarkEnd w:id="28"/>
       <w:bookmarkEnd w:id="29"/>
-    </w:p>
-    <w:p>
-      <w:pPr>
-        <w:pStyle w:val="NormalWeb"/>
-      </w:pPr>
-      <w:r>
-        <w:t xml:space="preserve">Exif (Exchangeable Image File Format) метаданните се съхраняват в JPEG файловете чрез </w:t>
-      </w:r>
-      <w:r>
-        <w:rPr>
-          <w:rStyle w:val="Strong"/>
-          <w:rFonts w:eastAsiaTheme="majorEastAsia"/>
-        </w:rPr>
-        <w:t>APP1 сегмента</w:t>
-      </w:r>
-      <w:r>
-        <w:rPr>
-          <w:b/>
-        </w:rPr>
-        <w:t>.</w:t>
-      </w:r>
-      <w:r>
-        <w:t xml:space="preserve"> Този сегмент съдържа структурирана информация, която описва характеристиките на изображението и параметрите на заснемане.</w:t>
-      </w:r>
-    </w:p>
-    <w:p>
-      <w:pPr>
-        <w:pStyle w:val="NormalWeb"/>
-      </w:pPr>
-      <w:r>
-        <w:t>Exif данните са организирани в директории, наречени</w:t>
-      </w:r>
-      <w:r>
-        <w:t xml:space="preserve"> </w:t>
-      </w:r>
-      <w:r>
-        <w:rPr>
-          <w:rStyle w:val="Strong"/>
-          <w:rFonts w:eastAsiaTheme="majorEastAsia"/>
-        </w:rPr>
-        <w:t>Image File Directories (IFD)</w:t>
-      </w:r>
-      <w:r>
-        <w:t>.</w:t>
-      </w:r>
-      <w:r>
-        <w:t xml:space="preserve"> Всяка директория съдържа набор от тагове, като всеки таг има уникален идентификатор и стойност. Съществуват различни IFD директории, включително основна IFD, Exif IFD и GPS IFD.</w:t>
-      </w:r>
-    </w:p>
-    <w:p>
-      <w:pPr>
-        <w:pStyle w:val="NormalWeb"/>
-      </w:pPr>
-      <w:r>
-        <w:t>Благодарение на това структурирано съхранение, Exif метаданните могат да бъдат лесно извличани и обработвани чрез програмни библиотеки, като Pillow. Това е ключов момент за реализацията на приложението „Моето пътуване“, което използва именно GPS информацията, съхранена в Exif таговете.</w:t>
-      </w:r>
-    </w:p>
-    <w:p>
-      <w:pPr>
-        <w:pStyle w:val="NormalWeb"/>
-      </w:pPr>
-      <w:r>
-        <w:t>Важно е да се отбележи, че Exif метаданните са тясно свързани с конкретния JPEG файл и се пренасят заедно с него, което позволява изображението да съдържа не само визуална, но и контекстна информация.</w:t>
-      </w:r>
-    </w:p>
-    <w:p>
-      <w:pPr>
-        <w:pStyle w:val="Heading3"/>
-        <w:ind w:left="720" w:hanging="720"/>
-      </w:pPr>
-      <w:bookmarkStart w:id="30" w:name="_Toc227140678"/>
-      <w:bookmarkStart w:id="31" w:name="_Toc227665229"/>
-      <w:r>
-        <w:t>1.1.2.5. Предимства и ограничения на JPEG формата</w:t>
-      </w:r>
-      <w:bookmarkEnd w:id="30"/>
-      <w:bookmarkEnd w:id="31"/>
     </w:p>
     <w:p>
       <w:pPr>
@@ -7636,30 +7616,42 @@
       <w:pPr>
         <w:pStyle w:val="Heading2"/>
         <w:ind w:left="576"/>
-      </w:pPr>
-      <w:bookmarkStart w:id="32" w:name="_Toc227140679"/>
-      <w:bookmarkStart w:id="33" w:name="_Toc227665230"/>
-      <w:r>
+        <w:rPr>
+          <w:rFonts w:ascii="Times New Roman" w:hAnsi="Times New Roman" w:cs="Times New Roman"/>
+        </w:rPr>
+      </w:pPr>
+      <w:bookmarkStart w:id="30" w:name="_Toc227140679"/>
+      <w:bookmarkStart w:id="31" w:name="_Toc227745633"/>
+      <w:r>
+        <w:rPr>
+          <w:rFonts w:ascii="Times New Roman" w:hAnsi="Times New Roman" w:cs="Times New Roman"/>
+        </w:rPr>
         <w:t>1.2. Метаданни в графичните файлове</w:t>
+      </w:r>
+      <w:bookmarkEnd w:id="30"/>
+      <w:bookmarkEnd w:id="31"/>
+    </w:p>
+    <w:p>
+      <w:pPr>
+        <w:pStyle w:val="Heading3"/>
+        <w:ind w:left="720" w:hanging="720"/>
+        <w:rPr>
+          <w:rFonts w:ascii="Times New Roman" w:hAnsi="Times New Roman" w:cs="Times New Roman"/>
+        </w:rPr>
+      </w:pPr>
+      <w:bookmarkStart w:id="32" w:name="_Toc227140680"/>
+      <w:bookmarkStart w:id="33" w:name="_Toc227745634"/>
+      <w:r>
+        <w:rPr>
+          <w:rFonts w:ascii="Times New Roman" w:hAnsi="Times New Roman" w:cs="Times New Roman"/>
+        </w:rPr>
+        <w:t>1.2.1.1. Определение и класификация на метаданните</w:t>
       </w:r>
       <w:bookmarkEnd w:id="32"/>
       <w:bookmarkEnd w:id="33"/>
     </w:p>
     <w:p>
       <w:pPr>
-        <w:pStyle w:val="Heading3"/>
-        <w:ind w:left="720" w:hanging="720"/>
-      </w:pPr>
-      <w:bookmarkStart w:id="34" w:name="_Toc227140680"/>
-      <w:bookmarkStart w:id="35" w:name="_Toc227665231"/>
-      <w:r>
-        <w:t>1.2.1.1. Определение и класификация на метаданните</w:t>
-      </w:r>
-      <w:bookmarkEnd w:id="34"/>
-      <w:bookmarkEnd w:id="35"/>
-    </w:p>
-    <w:p>
-      <w:pPr>
         <w:pStyle w:val="NormalWeb"/>
       </w:pPr>
       <w:r>
@@ -7671,7 +7663,6 @@
         <w:pStyle w:val="NormalWeb"/>
       </w:pPr>
       <w:r>
-        <w:lastRenderedPageBreak/>
         <w:t>В зависимост от предназначението си, метаданните могат да бъдат класифицирани в няколко основни групи:</w:t>
       </w:r>
     </w:p>
@@ -7755,6 +7746,7 @@
           <w:rStyle w:val="Strong"/>
           <w:rFonts w:eastAsiaTheme="majorEastAsia"/>
         </w:rPr>
+        <w:lastRenderedPageBreak/>
         <w:t>структурни метаданни</w:t>
       </w:r>
       <w:r>
@@ -7773,14 +7765,20 @@
       <w:pPr>
         <w:pStyle w:val="Heading3"/>
         <w:ind w:left="720" w:hanging="720"/>
-      </w:pPr>
-      <w:bookmarkStart w:id="36" w:name="_Toc227140681"/>
-      <w:bookmarkStart w:id="37" w:name="_Toc227665232"/>
-      <w:r>
+        <w:rPr>
+          <w:rFonts w:ascii="Times New Roman" w:hAnsi="Times New Roman" w:cs="Times New Roman"/>
+        </w:rPr>
+      </w:pPr>
+      <w:bookmarkStart w:id="34" w:name="_Toc227140681"/>
+      <w:bookmarkStart w:id="35" w:name="_Toc227745635"/>
+      <w:r>
+        <w:rPr>
+          <w:rFonts w:ascii="Times New Roman" w:hAnsi="Times New Roman" w:cs="Times New Roman"/>
+        </w:rPr>
         <w:t>1.2.1.2. Видове метаданни при цифрови изображения</w:t>
       </w:r>
-      <w:bookmarkEnd w:id="36"/>
-      <w:bookmarkEnd w:id="37"/>
+      <w:bookmarkEnd w:id="34"/>
+      <w:bookmarkEnd w:id="35"/>
     </w:p>
     <w:p>
       <w:pPr>
@@ -7916,11 +7914,60 @@
       <w:pPr>
         <w:pStyle w:val="Heading3"/>
         <w:ind w:left="720" w:hanging="720"/>
-      </w:pPr>
-      <w:bookmarkStart w:id="38" w:name="_Toc227140682"/>
-      <w:bookmarkStart w:id="39" w:name="_Toc227665233"/>
-      <w:r>
+        <w:rPr>
+          <w:rFonts w:ascii="Times New Roman" w:hAnsi="Times New Roman" w:cs="Times New Roman"/>
+        </w:rPr>
+      </w:pPr>
+      <w:bookmarkStart w:id="36" w:name="_Toc227140682"/>
+      <w:bookmarkStart w:id="37" w:name="_Toc227745636"/>
+      <w:r>
+        <w:rPr>
+          <w:rFonts w:ascii="Times New Roman" w:hAnsi="Times New Roman" w:cs="Times New Roman"/>
+        </w:rPr>
         <w:t>1.2.1.3. Роля на метаданните в организацията на файлове</w:t>
+      </w:r>
+      <w:bookmarkEnd w:id="36"/>
+      <w:bookmarkEnd w:id="37"/>
+    </w:p>
+    <w:p>
+      <w:pPr>
+        <w:pStyle w:val="NormalWeb"/>
+      </w:pPr>
+      <w:r>
+        <w:t>Метаданните играят ключова роля в организацията и управлението на големи колекции от изображения. Чрез тях изображенията могат да бъдат автоматично сортирани, групирани и търсени по различни критерии, като дата, място или използвано устройство.</w:t>
+      </w:r>
+    </w:p>
+    <w:p>
+      <w:pPr>
+        <w:pStyle w:val="NormalWeb"/>
+      </w:pPr>
+      <w:r>
+        <w:t>В съвременните операционни системи и фото мениджъри метаданните позволяват създаване на албуми и категории без необходимост от ръчно преименуване на файловете. Това значително улеснява управлението на лични и професионални фотоархиви.</w:t>
+      </w:r>
+    </w:p>
+    <w:p>
+      <w:pPr>
+        <w:pStyle w:val="NormalWeb"/>
+      </w:pPr>
+      <w:r>
+        <w:t>За приложения, работещи с множество изображения, използването на метаданни е задължително, тъй като те предоставят структурирана информация, необходима за автоматизирана обработка.</w:t>
+      </w:r>
+    </w:p>
+    <w:p>
+      <w:pPr>
+        <w:pStyle w:val="Heading3"/>
+        <w:ind w:left="720" w:hanging="720"/>
+        <w:rPr>
+          <w:rFonts w:ascii="Times New Roman" w:hAnsi="Times New Roman" w:cs="Times New Roman"/>
+        </w:rPr>
+      </w:pPr>
+      <w:bookmarkStart w:id="38" w:name="_Toc227140683"/>
+      <w:bookmarkStart w:id="39" w:name="_Toc227745637"/>
+      <w:r>
+        <w:rPr>
+          <w:rFonts w:ascii="Times New Roman" w:hAnsi="Times New Roman" w:cs="Times New Roman"/>
+        </w:rPr>
+        <w:t>1.2.1.4. Метаданни и защита на авторските права</w:t>
       </w:r>
       <w:bookmarkEnd w:id="38"/>
       <w:bookmarkEnd w:id="39"/>
@@ -7930,35 +7977,44 @@
         <w:pStyle w:val="NormalWeb"/>
       </w:pPr>
       <w:r>
-        <w:t>Метаданните играят ключова роля в организацията и управлението на големи колекции от изображения. Чрез тях изображенията могат да бъдат автоматично сортирани, групирани и търсени по различни критерии, като дата, място или използвано устройство.</w:t>
-      </w:r>
-    </w:p>
-    <w:p>
-      <w:pPr>
-        <w:pStyle w:val="NormalWeb"/>
-      </w:pPr>
-      <w:r>
-        <w:t>В съвременните операционни системи и фото мениджъри метаданните позволяват създаване на албуми и категории без необходимост от ръчно преименуване на файловете. Това значително улеснява управлението на лични и професионални фотоархиви.</w:t>
-      </w:r>
-    </w:p>
-    <w:p>
-      <w:pPr>
-        <w:pStyle w:val="NormalWeb"/>
-      </w:pPr>
-      <w:r>
-        <w:t>За приложения, работещи с множество изображения, използването на метаданни е задължително, тъй като те предоставят структурирана информация, необходима за автоматизирана обработка.</w:t>
+        <w:t>Метаданните имат важно значение и в контекста на защитата на авторските права. Чрез тях може да бъде записана информация за автора на изображението, условията за използване и контактни данни. Това позволява проследяване на произхода на изображението и защита на интелектуалната собственост.</w:t>
+      </w:r>
+    </w:p>
+    <w:p>
+      <w:pPr>
+        <w:pStyle w:val="NormalWeb"/>
+      </w:pPr>
+      <w:r>
+        <w:t xml:space="preserve">В някои случаи метаданните могат да бъдат използвани като доказателство за авторство и време на създаване. Въпреки това, съществува риск метаданните да бъдат </w:t>
+      </w:r>
+      <w:r>
+        <w:lastRenderedPageBreak/>
+        <w:t>премахнати или променени при редактиране на изображението, което налага използването на допълнителни механизми за защита.</w:t>
+      </w:r>
+    </w:p>
+    <w:p>
+      <w:pPr>
+        <w:pStyle w:val="NormalWeb"/>
+      </w:pPr>
+      <w:r>
+        <w:t>Въпреки ограниченията, метаданните остават важен инструмент за обозначаване на авторство и управление на права.</w:t>
       </w:r>
     </w:p>
     <w:p>
       <w:pPr>
         <w:pStyle w:val="Heading3"/>
         <w:ind w:left="720" w:hanging="720"/>
-      </w:pPr>
-      <w:bookmarkStart w:id="40" w:name="_Toc227140683"/>
-      <w:bookmarkStart w:id="41" w:name="_Toc227665234"/>
-      <w:r>
-        <w:lastRenderedPageBreak/>
-        <w:t>1.2.1.4. Метаданни и защита на авторските права</w:t>
+        <w:rPr>
+          <w:rFonts w:ascii="Times New Roman" w:hAnsi="Times New Roman" w:cs="Times New Roman"/>
+        </w:rPr>
+      </w:pPr>
+      <w:bookmarkStart w:id="40" w:name="_Toc227140684"/>
+      <w:bookmarkStart w:id="41" w:name="_Toc227745638"/>
+      <w:r>
+        <w:rPr>
+          <w:rFonts w:ascii="Times New Roman" w:hAnsi="Times New Roman" w:cs="Times New Roman"/>
+        </w:rPr>
+        <w:t>1.2.1.5. Значение на метаданните за геолокационни приложения</w:t>
       </w:r>
       <w:bookmarkEnd w:id="40"/>
       <w:bookmarkEnd w:id="41"/>
@@ -7968,84 +8024,102 @@
         <w:pStyle w:val="NormalWeb"/>
       </w:pPr>
       <w:r>
-        <w:t>Метаданните имат важно значение и в контекста на защитата на авторските права. Чрез тях може да бъде записана информация за автора на изображението, условията за използване и контактни данни. Това позволява проследяване на произхода на изображението и защита на интелектуалната собственост.</w:t>
-      </w:r>
-    </w:p>
-    <w:p>
-      <w:pPr>
-        <w:pStyle w:val="NormalWeb"/>
-      </w:pPr>
-      <w:r>
-        <w:t>В някои случаи метаданните могат да бъдат използвани като доказателство за авторство и време на създаване. Въпреки това, съществува риск метаданните да бъдат премахнати или променени при редактиране на изображението, което налага използването на допълнителни механизми за защита.</w:t>
-      </w:r>
-    </w:p>
-    <w:p>
-      <w:pPr>
-        <w:pStyle w:val="NormalWeb"/>
-      </w:pPr>
-      <w:r>
-        <w:t>Въпреки ограниченията, метаданните остават важен инструмент за обозначаване на авторство и управление на права.</w:t>
-      </w:r>
+        <w:t>Метаданните са от ключово значение за геолокационните приложения, тъй като чрез тях изображенията могат да бъдат свързани с конкретни географски места. GPS метаданните позволяват автоматично определяне на местоположението, на което е заснета дадена снимка.</w:t>
+      </w:r>
+    </w:p>
+    <w:p>
+      <w:pPr>
+        <w:pStyle w:val="NormalWeb"/>
+      </w:pPr>
+      <w:r>
+        <w:t>Тази информация е в основата на приложения, които визуализират снимки върху интерактивни карти, проследяват маршрути и анализират движението на потребителя. В настоящия дипломен проект именно метаданните осигуряват връзката между изображенията и картографската визуализация.</w:t>
+      </w:r>
+    </w:p>
+    <w:p>
+      <w:pPr>
+        <w:pStyle w:val="NormalWeb"/>
+      </w:pPr>
+      <w:r>
+        <w:t>Чрез използването на метаданни, приложенията могат да предоставят по-интуитивен и визуално ясен начин за представяне на информацията, което значително повишава тяхната практическа стойност.</w:t>
+      </w:r>
+    </w:p>
+    <w:p>
+      <w:pPr>
+        <w:pStyle w:val="Heading2"/>
+        <w:ind w:left="576"/>
+        <w:rPr>
+          <w:rFonts w:ascii="Times New Roman" w:hAnsi="Times New Roman" w:cs="Times New Roman"/>
+        </w:rPr>
+      </w:pPr>
+      <w:bookmarkStart w:id="42" w:name="_Toc227140685"/>
+      <w:bookmarkStart w:id="43" w:name="_Toc227745639"/>
+      <w:r>
+        <w:rPr>
+          <w:rFonts w:ascii="Times New Roman" w:hAnsi="Times New Roman" w:cs="Times New Roman"/>
+        </w:rPr>
+        <w:t>1.2.2. Exif метаданни – структура и основни тагове</w:t>
+      </w:r>
+      <w:bookmarkEnd w:id="42"/>
+      <w:bookmarkEnd w:id="43"/>
     </w:p>
     <w:p>
       <w:pPr>
         <w:pStyle w:val="Heading3"/>
         <w:ind w:left="720" w:hanging="720"/>
-      </w:pPr>
-      <w:bookmarkStart w:id="42" w:name="_Toc227140684"/>
-      <w:bookmarkStart w:id="43" w:name="_Toc227665235"/>
-      <w:r>
-        <w:t>1.2.1.5. Значение на метаданните за геолокационни приложения</w:t>
-      </w:r>
-      <w:bookmarkEnd w:id="42"/>
-      <w:bookmarkEnd w:id="43"/>
-    </w:p>
-    <w:p>
-      <w:pPr>
-        <w:pStyle w:val="NormalWeb"/>
-      </w:pPr>
-      <w:r>
-        <w:t>Метаданните са от ключово значение за геолокационните приложения, тъй като чрез тях изображенията могат да бъдат свързани с конкретни географски места. GPS метаданните позволяват автоматично определяне на местоположението, на което е заснета дадена снимка.</w:t>
-      </w:r>
-    </w:p>
-    <w:p>
-      <w:pPr>
-        <w:pStyle w:val="NormalWeb"/>
-      </w:pPr>
-      <w:r>
-        <w:t>Тази информация е в основата на приложения, които визуализират снимки върху интерактивни карти, проследяват маршрути и анализират движението на потребителя. В настоящия дипломен проект именно метаданните осигуряват връзката между изображенията и картографската визуализация.</w:t>
-      </w:r>
-    </w:p>
-    <w:p>
-      <w:pPr>
-        <w:pStyle w:val="NormalWeb"/>
-      </w:pPr>
-      <w:r>
-        <w:t>Чрез използването на метаданни, приложенията могат да предоставят по-интуитивен и визуално ясен начин за представяне на информацията, което значително повишава тяхната практическа стойност.</w:t>
-      </w:r>
-    </w:p>
-    <w:p>
-      <w:pPr>
-        <w:pStyle w:val="Heading2"/>
-        <w:ind w:left="576"/>
-      </w:pPr>
-      <w:bookmarkStart w:id="44" w:name="_Toc227140685"/>
-      <w:bookmarkStart w:id="45" w:name="_Toc227665236"/>
-      <w:r>
-        <w:t>1.2.2. Exif метаданни – структура и основни тагове</w:t>
+        <w:rPr>
+          <w:rFonts w:ascii="Times New Roman" w:hAnsi="Times New Roman" w:cs="Times New Roman"/>
+        </w:rPr>
+      </w:pPr>
+      <w:bookmarkStart w:id="44" w:name="_Toc227140686"/>
+      <w:bookmarkStart w:id="45" w:name="_Toc227745640"/>
+      <w:r>
+        <w:rPr>
+          <w:rFonts w:ascii="Times New Roman" w:hAnsi="Times New Roman" w:cs="Times New Roman"/>
+        </w:rPr>
+        <w:t>1.2.2.1. Exif стандарт – възникване и развитие</w:t>
       </w:r>
       <w:bookmarkEnd w:id="44"/>
       <w:bookmarkEnd w:id="45"/>
     </w:p>
     <w:p>
       <w:pPr>
+        <w:pStyle w:val="NormalWeb"/>
+      </w:pPr>
+      <w:r>
+        <w:t>Exif (Exchangeable Image File Format) е стандарт за метаданни, предназначен за съхранение на допълнителна информация в графични файлове, основно във форматите JPEG и TIFF. Стандартът е разработен от Японската асоциация за електронна индустрия (JEITA) с цел да се унифицира начинът, по който цифровите фотоапарати и по-късно смартфоните записват информация за заснемането на изображения.</w:t>
+      </w:r>
+    </w:p>
+    <w:p>
+      <w:pPr>
+        <w:pStyle w:val="NormalWeb"/>
+      </w:pPr>
+      <w:r>
+        <w:t>Появата на Exif стандарта е пряко свързана с развитието на цифровата фотография. С увеличаването на възможностите на цифровите камери възниква необходимост от съхраняване не само на самото изображение, но и на информация за условията, при които е заснето. Exif стандартът отговаря на тази нужда, като позволява автоматично записване на технически, времеви и географски данни.</w:t>
+      </w:r>
+    </w:p>
+    <w:p>
+      <w:pPr>
+        <w:pStyle w:val="NormalWeb"/>
+      </w:pPr>
+      <w:r>
+        <w:t>С течение на времето Exif се развива и разширява, като включва все повече тагове и възможности. Днес той е широко поддържан от операционни системи, графични редактори и програмни библиотеки, което го прави основен стандарт за метаданни в цифровата фотография.</w:t>
+      </w:r>
+    </w:p>
+    <w:p>
+      <w:pPr>
         <w:pStyle w:val="Heading3"/>
         <w:ind w:left="720" w:hanging="720"/>
-      </w:pPr>
-      <w:bookmarkStart w:id="46" w:name="_Toc227140686"/>
-      <w:bookmarkStart w:id="47" w:name="_Toc227665237"/>
-      <w:r>
-        <w:t>1.2.2.1. Exif стандарт – възникване и развитие</w:t>
+        <w:rPr>
+          <w:rFonts w:ascii="Times New Roman" w:hAnsi="Times New Roman" w:cs="Times New Roman"/>
+        </w:rPr>
+      </w:pPr>
+      <w:bookmarkStart w:id="46" w:name="_Toc227140687"/>
+      <w:bookmarkStart w:id="47" w:name="_Toc227745641"/>
+      <w:r>
+        <w:rPr>
+          <w:rFonts w:ascii="Times New Roman" w:hAnsi="Times New Roman" w:cs="Times New Roman"/>
+        </w:rPr>
+        <w:t>1.2.2.2. Структура на Exif данните (IFD директории)</w:t>
       </w:r>
       <w:bookmarkEnd w:id="46"/>
       <w:bookmarkEnd w:id="47"/>
@@ -8055,44 +8129,6 @@
         <w:pStyle w:val="NormalWeb"/>
       </w:pPr>
       <w:r>
-        <w:t>Exif (Exchangeable Image File Format) е стандарт за метаданни, предназначен за съхранение на допълнителна информация в графични файлове, основно във форматите JPEG и TIFF. Стандартът е разработен от Японската асоциация за електронна индустрия (JEITA) с цел да се унифицира начинът, по който цифровите фотоапарати и по-късно смартфоните записват информация за заснемането на изображения.</w:t>
-      </w:r>
-    </w:p>
-    <w:p>
-      <w:pPr>
-        <w:pStyle w:val="NormalWeb"/>
-      </w:pPr>
-      <w:r>
-        <w:t>Появата на Exif стандарта е пряко свързана с развитието на цифровата фотография. С увеличаването на възможностите на цифровите камери възниква необходимост от съхраняване не само на самото изображение, но и на информация за условията, при които е заснето. Exif стандартът отговаря на тази нужда, като позволява автоматично записване на технически, времеви и географски данни.</w:t>
-      </w:r>
-    </w:p>
-    <w:p>
-      <w:pPr>
-        <w:pStyle w:val="NormalWeb"/>
-      </w:pPr>
-      <w:r>
-        <w:lastRenderedPageBreak/>
-        <w:t>С течение на времето Exif се развива и разширява, като включва все повече тагове и възможности. Днес той е широко поддържан от операционни системи, графични редактори и програмни библиотеки, което го прави основен стандарт за метаданни в цифровата фотография.</w:t>
-      </w:r>
-    </w:p>
-    <w:p>
-      <w:pPr>
-        <w:pStyle w:val="Heading3"/>
-        <w:ind w:left="720" w:hanging="720"/>
-      </w:pPr>
-      <w:bookmarkStart w:id="48" w:name="_Toc227140687"/>
-      <w:bookmarkStart w:id="49" w:name="_Toc227665238"/>
-      <w:r>
-        <w:t>1.2.2.2. Структура на Exif данните (IFD директории)</w:t>
-      </w:r>
-      <w:bookmarkEnd w:id="48"/>
-      <w:bookmarkEnd w:id="49"/>
-    </w:p>
-    <w:p>
-      <w:pPr>
-        <w:pStyle w:val="NormalWeb"/>
-      </w:pPr>
-      <w:r>
         <w:t xml:space="preserve">Exif метаданните са организирани в структурирана йерархия от директории, наречени </w:t>
       </w:r>
       <w:r>
@@ -8103,7 +8139,11 @@
         <w:t>Image File Directories (IFD)</w:t>
       </w:r>
       <w:r>
-        <w:t>. Всяка IFD представлява таблица, която съдържа набор от записи, наречени тагове. Всеки таг има уникален идентификатор, тип данни и стойност.</w:t>
+        <w:t xml:space="preserve">. Всяка IFD представлява таблица, която съдържа </w:t>
+      </w:r>
+      <w:r>
+        <w:lastRenderedPageBreak/>
+        <w:t>набор от записи, наречени тагове. Всеки таг има уникален идентификатор, тип данни и стойност.</w:t>
       </w:r>
     </w:p>
     <w:p>
@@ -8127,6 +8167,7 @@
         <w:rPr>
           <w:rStyle w:val="Strong"/>
           <w:rFonts w:eastAsiaTheme="majorEastAsia"/>
+          <w:b w:val="0"/>
         </w:rPr>
         <w:t>0th IFD (основна директория)</w:t>
       </w:r>
@@ -8142,25 +8183,17 @@
           <w:numId w:val="10"/>
         </w:numPr>
         <w:jc w:val="left"/>
-        <w:rPr>
-          <w:b/>
-        </w:rPr>
       </w:pPr>
       <w:r>
         <w:rPr>
           <w:rStyle w:val="Strong"/>
           <w:rFonts w:eastAsiaTheme="majorEastAsia"/>
+          <w:b w:val="0"/>
         </w:rPr>
         <w:t>Exif IFD</w:t>
       </w:r>
       <w:r>
-        <w:rPr>
-          <w:b/>
-        </w:rPr>
-        <w:t xml:space="preserve"> – </w:t>
-      </w:r>
-      <w:r>
-        <w:t>съдържа подробни данни за параметрите на заснемане;</w:t>
+        <w:t xml:space="preserve"> – съдържа подробни данни за параметрите на заснемане;</w:t>
       </w:r>
     </w:p>
     <w:p>
@@ -8176,6 +8209,7 @@
         <w:rPr>
           <w:rStyle w:val="Strong"/>
           <w:rFonts w:eastAsiaTheme="majorEastAsia"/>
+          <w:b w:val="0"/>
         </w:rPr>
         <w:t>GPS IFD</w:t>
       </w:r>
@@ -8196,11 +8230,18 @@
         <w:rPr>
           <w:rStyle w:val="Strong"/>
           <w:rFonts w:eastAsiaTheme="majorEastAsia"/>
+          <w:b w:val="0"/>
         </w:rPr>
         <w:t>1st IFD</w:t>
       </w:r>
       <w:r>
-        <w:t xml:space="preserve"> – използва се за миниатюра (thumbnail) на изображението.</w:t>
+        <w:rPr>
+          <w:b/>
+        </w:rPr>
+        <w:t xml:space="preserve"> –</w:t>
+      </w:r>
+      <w:r>
+        <w:t xml:space="preserve"> използва се за миниатюра (thumbnail) на изображението.</w:t>
       </w:r>
     </w:p>
     <w:p>
@@ -8215,14 +8256,20 @@
       <w:pPr>
         <w:pStyle w:val="Heading3"/>
         <w:ind w:left="720" w:hanging="720"/>
-      </w:pPr>
-      <w:bookmarkStart w:id="50" w:name="_Toc227140688"/>
-      <w:bookmarkStart w:id="51" w:name="_Toc227665239"/>
-      <w:r>
+        <w:rPr>
+          <w:rFonts w:ascii="Times New Roman" w:hAnsi="Times New Roman" w:cs="Times New Roman"/>
+        </w:rPr>
+      </w:pPr>
+      <w:bookmarkStart w:id="48" w:name="_Toc227140688"/>
+      <w:bookmarkStart w:id="49" w:name="_Toc227745642"/>
+      <w:r>
+        <w:rPr>
+          <w:rFonts w:ascii="Times New Roman" w:hAnsi="Times New Roman" w:cs="Times New Roman"/>
+        </w:rPr>
         <w:t>1.2.2.3. Основни Exif тагове за изображението</w:t>
       </w:r>
-      <w:bookmarkEnd w:id="50"/>
-      <w:bookmarkEnd w:id="51"/>
+      <w:bookmarkEnd w:id="48"/>
+      <w:bookmarkEnd w:id="49"/>
     </w:p>
     <w:p>
       <w:pPr>
@@ -8252,7 +8299,7 @@
       <w:r>
         <w:rPr>
           <w:rStyle w:val="HTMLCode"/>
-          <w:rFonts w:eastAsiaTheme="majorEastAsia"/>
+          <w:rFonts w:ascii="Times New Roman" w:eastAsiaTheme="majorEastAsia" w:hAnsi="Times New Roman" w:cs="Times New Roman"/>
         </w:rPr>
         <w:t>ImageWidth</w:t>
       </w:r>
@@ -8262,7 +8309,7 @@
       <w:r>
         <w:rPr>
           <w:rStyle w:val="HTMLCode"/>
-          <w:rFonts w:eastAsiaTheme="majorEastAsia"/>
+          <w:rFonts w:ascii="Times New Roman" w:eastAsiaTheme="majorEastAsia" w:hAnsi="Times New Roman" w:cs="Times New Roman"/>
         </w:rPr>
         <w:t>ImageLength</w:t>
       </w:r>
@@ -8282,7 +8329,7 @@
       <w:r>
         <w:rPr>
           <w:rStyle w:val="HTMLCode"/>
-          <w:rFonts w:eastAsiaTheme="majorEastAsia"/>
+          <w:rFonts w:ascii="Times New Roman" w:eastAsiaTheme="majorEastAsia" w:hAnsi="Times New Roman" w:cs="Times New Roman"/>
         </w:rPr>
         <w:t>Orientation</w:t>
       </w:r>
@@ -8302,7 +8349,7 @@
       <w:r>
         <w:rPr>
           <w:rStyle w:val="HTMLCode"/>
-          <w:rFonts w:eastAsiaTheme="majorEastAsia"/>
+          <w:rFonts w:ascii="Times New Roman" w:eastAsiaTheme="majorEastAsia" w:hAnsi="Times New Roman" w:cs="Times New Roman"/>
         </w:rPr>
         <w:t>ColorSpace</w:t>
       </w:r>
@@ -8322,7 +8369,7 @@
       <w:r>
         <w:rPr>
           <w:rStyle w:val="HTMLCode"/>
-          <w:rFonts w:eastAsiaTheme="majorEastAsia"/>
+          <w:rFonts w:ascii="Times New Roman" w:eastAsiaTheme="majorEastAsia" w:hAnsi="Times New Roman" w:cs="Times New Roman"/>
         </w:rPr>
         <w:t>Compression</w:t>
       </w:r>
@@ -8342,14 +8389,20 @@
       <w:pPr>
         <w:pStyle w:val="Heading3"/>
         <w:ind w:left="720" w:hanging="720"/>
-      </w:pPr>
-      <w:bookmarkStart w:id="52" w:name="_Toc227140689"/>
-      <w:bookmarkStart w:id="53" w:name="_Toc227665240"/>
-      <w:r>
+        <w:rPr>
+          <w:rFonts w:ascii="Times New Roman" w:hAnsi="Times New Roman" w:cs="Times New Roman"/>
+        </w:rPr>
+      </w:pPr>
+      <w:bookmarkStart w:id="50" w:name="_Toc227140689"/>
+      <w:bookmarkStart w:id="51" w:name="_Toc227745643"/>
+      <w:r>
+        <w:rPr>
+          <w:rFonts w:ascii="Times New Roman" w:hAnsi="Times New Roman" w:cs="Times New Roman"/>
+        </w:rPr>
         <w:t>1.2.2.4. Exif тагове за параметри на заснемане</w:t>
       </w:r>
-      <w:bookmarkEnd w:id="52"/>
-      <w:bookmarkEnd w:id="53"/>
+      <w:bookmarkEnd w:id="50"/>
+      <w:bookmarkEnd w:id="51"/>
     </w:p>
     <w:p>
       <w:pPr>
@@ -8379,9 +8432,8 @@
       <w:r>
         <w:rPr>
           <w:rStyle w:val="HTMLCode"/>
-          <w:rFonts w:eastAsiaTheme="majorEastAsia"/>
-        </w:rPr>
-        <w:lastRenderedPageBreak/>
+          <w:rFonts w:ascii="Times New Roman" w:eastAsiaTheme="majorEastAsia" w:hAnsi="Times New Roman" w:cs="Times New Roman"/>
+        </w:rPr>
         <w:t>ExposureTime</w:t>
       </w:r>
       <w:r>
@@ -8400,7 +8452,7 @@
       <w:r>
         <w:rPr>
           <w:rStyle w:val="HTMLCode"/>
-          <w:rFonts w:eastAsiaTheme="majorEastAsia"/>
+          <w:rFonts w:ascii="Times New Roman" w:eastAsiaTheme="majorEastAsia" w:hAnsi="Times New Roman" w:cs="Times New Roman"/>
         </w:rPr>
         <w:t>FNumber</w:t>
       </w:r>
@@ -8420,7 +8472,7 @@
       <w:r>
         <w:rPr>
           <w:rStyle w:val="HTMLCode"/>
-          <w:rFonts w:eastAsiaTheme="majorEastAsia"/>
+          <w:rFonts w:ascii="Times New Roman" w:eastAsiaTheme="majorEastAsia" w:hAnsi="Times New Roman" w:cs="Times New Roman"/>
         </w:rPr>
         <w:t>ISOSpeedRatings</w:t>
       </w:r>
@@ -8440,7 +8492,7 @@
       <w:r>
         <w:rPr>
           <w:rStyle w:val="HTMLCode"/>
-          <w:rFonts w:eastAsiaTheme="majorEastAsia"/>
+          <w:rFonts w:ascii="Times New Roman" w:eastAsiaTheme="majorEastAsia" w:hAnsi="Times New Roman" w:cs="Times New Roman"/>
         </w:rPr>
         <w:t>FocalLength</w:t>
       </w:r>
@@ -8460,7 +8512,7 @@
       <w:r>
         <w:rPr>
           <w:rStyle w:val="HTMLCode"/>
-          <w:rFonts w:eastAsiaTheme="majorEastAsia"/>
+          <w:rFonts w:ascii="Times New Roman" w:eastAsiaTheme="majorEastAsia" w:hAnsi="Times New Roman" w:cs="Times New Roman"/>
         </w:rPr>
         <w:t>WhiteBalance</w:t>
       </w:r>
@@ -8480,7 +8532,7 @@
       <w:r>
         <w:rPr>
           <w:rStyle w:val="HTMLCode"/>
-          <w:rFonts w:eastAsiaTheme="majorEastAsia"/>
+          <w:rFonts w:ascii="Times New Roman" w:eastAsiaTheme="majorEastAsia" w:hAnsi="Times New Roman" w:cs="Times New Roman"/>
         </w:rPr>
         <w:t>Flash</w:t>
       </w:r>
@@ -8500,14 +8552,49 @@
       <w:pPr>
         <w:pStyle w:val="Heading2"/>
         <w:ind w:left="576"/>
-      </w:pPr>
-      <w:bookmarkStart w:id="54" w:name="_Toc227140690"/>
-      <w:bookmarkStart w:id="55" w:name="_Toc227665241"/>
+        <w:rPr>
+          <w:rFonts w:ascii="Times New Roman" w:hAnsi="Times New Roman" w:cs="Times New Roman"/>
+        </w:rPr>
+      </w:pPr>
+      <w:bookmarkStart w:id="52" w:name="_Toc227140690"/>
+      <w:bookmarkStart w:id="53" w:name="_Toc227745644"/>
       <w:r>
         <w:rPr>
           <w:rStyle w:val="Strong"/>
-        </w:rPr>
+          <w:rFonts w:ascii="Times New Roman" w:hAnsi="Times New Roman" w:cs="Times New Roman"/>
+        </w:rPr>
+        <w:lastRenderedPageBreak/>
         <w:t>1.2.3. GPS Exif тагове (Latitude, Longitude, Altitude и др.)</w:t>
+      </w:r>
+      <w:bookmarkEnd w:id="52"/>
+      <w:bookmarkEnd w:id="53"/>
+    </w:p>
+    <w:p>
+      <w:pPr>
+        <w:pStyle w:val="NormalWeb"/>
+      </w:pPr>
+      <w:r>
+        <w:t>GPS Exif таговете представляват специализирана част от Exif метаданните, предназначена за съхранение на географска информация, свързана с мястото на заснемане на цифровото изображение. Те позволяват към всяка снимка да бъдат добавени координати, чрез които местоположението може да бъде възстановено и визуализирано върху карта. Тази функционалност е от съществено значение за съвременните мобилни устройства и приложения, свързани с пътувания, навигация и геолокация.</w:t>
+      </w:r>
+    </w:p>
+    <w:p>
+      <w:pPr>
+        <w:pStyle w:val="Heading3"/>
+        <w:ind w:left="720" w:hanging="720"/>
+        <w:rPr>
+          <w:rFonts w:ascii="Times New Roman" w:hAnsi="Times New Roman" w:cs="Times New Roman"/>
+        </w:rPr>
+      </w:pPr>
+      <w:bookmarkStart w:id="54" w:name="_Toc227140691"/>
+      <w:bookmarkStart w:id="55" w:name="_Toc227745645"/>
+      <w:r>
+        <w:rPr>
+          <w:rStyle w:val="Strong"/>
+          <w:rFonts w:ascii="Times New Roman" w:hAnsi="Times New Roman" w:cs="Times New Roman"/>
+          <w:b/>
+          <w:bCs/>
+        </w:rPr>
+        <w:t>1.2.3.1. Принцип на записване на GPS информация</w:t>
       </w:r>
       <w:bookmarkEnd w:id="54"/>
       <w:bookmarkEnd w:id="55"/>
@@ -8517,45 +8604,20 @@
         <w:pStyle w:val="NormalWeb"/>
       </w:pPr>
       <w:r>
-        <w:t>GPS Exif таговете представляват специализирана част от Exif метаданните, предназначена за съхранение на географска информация, свързана с мястото на заснемане на цифровото изображение. Те позволяват към всяка снимка да бъдат добавени координати, чрез които местоположението може да бъде възстановено и визуализирано върху карта. Тази функционалност е от съществено значение за съвременните мобилни устройства и приложения, свързани с пътувания, навигация и геолокация.</w:t>
-      </w:r>
-    </w:p>
-    <w:p>
-      <w:pPr>
-        <w:pStyle w:val="Heading3"/>
-        <w:ind w:left="720" w:hanging="720"/>
-      </w:pPr>
-      <w:bookmarkStart w:id="56" w:name="_Toc227140691"/>
-      <w:bookmarkStart w:id="57" w:name="_Toc227665242"/>
+        <w:t xml:space="preserve">GPS информацията в Exif метаданните се записва автоматично от устройства, които разполагат с вграден GPS модул, като смартфони, таблети и някои цифрови фотоапарати. По време на заснемането устройството определя своето местоположение чрез сателитната навигационна система GPS и записва получените координати в Exif структурата на изображението.Записът се осъществява в специална директория, наречена </w:t>
+      </w:r>
       <w:r>
         <w:rPr>
           <w:rStyle w:val="Strong"/>
-          <w:b/>
-          <w:bCs/>
-        </w:rPr>
-        <w:t>1.2.3.1. Принцип на записване на GPS информация</w:t>
-      </w:r>
-      <w:bookmarkEnd w:id="56"/>
-      <w:bookmarkEnd w:id="57"/>
-    </w:p>
-    <w:p>
-      <w:pPr>
-        <w:pStyle w:val="NormalWeb"/>
-      </w:pPr>
-      <w:r>
-        <w:t xml:space="preserve">GPS информацията в Exif метаданните се записва автоматично от устройства, които разполагат с вграден GPS модул, като смартфони, таблети и някои цифрови фотоапарати. По време на заснемането устройството определя своето местоположение чрез сателитната навигационна система GPS и записва получените координати в Exif структурата на изображението.Записът се осъществява в специална директория, наречена </w:t>
-      </w:r>
-      <w:r>
-        <w:rPr>
-          <w:rStyle w:val="Strong"/>
+          <w:b w:val="0"/>
         </w:rPr>
         <w:t>GPS IFD (Image File Directory)</w:t>
       </w:r>
       <w:r>
-        <w:t>,</w:t>
-      </w:r>
-      <w:r>
-        <w:t xml:space="preserve"> която съдържа набор от тагове, свързани с географските параметри. Освен географската ширина и дължина, могат да бъдат записани допълнителни данни като надморска височина, дата и час на GPS измерването, както и посоката на движение на устройството.</w:t>
+        <w:t xml:space="preserve">, </w:t>
+      </w:r>
+      <w:r>
+        <w:t>която съдържа набор от тагове, свързани с географските параметри. Освен географската ширина и дължина, могат да бъдат записани допълнителни данни като надморска височина, дата и час на GPS измерването, както и посоката на движение на устройството.</w:t>
       </w:r>
     </w:p>
     <w:p>
@@ -8609,19 +8671,23 @@
       <w:pPr>
         <w:pStyle w:val="Heading3"/>
         <w:ind w:left="720" w:hanging="720"/>
-      </w:pPr>
-      <w:bookmarkStart w:id="58" w:name="_Toc227140692"/>
-      <w:bookmarkStart w:id="59" w:name="_Toc227665243"/>
+        <w:rPr>
+          <w:rFonts w:ascii="Times New Roman" w:hAnsi="Times New Roman" w:cs="Times New Roman"/>
+        </w:rPr>
+      </w:pPr>
+      <w:bookmarkStart w:id="56" w:name="_Toc227140692"/>
+      <w:bookmarkStart w:id="57" w:name="_Toc227745646"/>
       <w:r>
         <w:rPr>
           <w:rStyle w:val="Strong"/>
+          <w:rFonts w:ascii="Times New Roman" w:hAnsi="Times New Roman" w:cs="Times New Roman"/>
           <w:b/>
           <w:bCs/>
         </w:rPr>
         <w:t>1.2.3.2. Формат на GPS координатите в Exif</w:t>
       </w:r>
-      <w:bookmarkEnd w:id="58"/>
-      <w:bookmarkEnd w:id="59"/>
+      <w:bookmarkEnd w:id="56"/>
+      <w:bookmarkEnd w:id="57"/>
     </w:p>
     <w:p>
       <w:pPr>
@@ -8637,10 +8703,7 @@
         <w:t>градуси, минути и секунди (DMS – Degrees, Minutes, Seconds)</w:t>
       </w:r>
       <w:r>
-        <w:t>.</w:t>
-      </w:r>
-      <w:r>
-        <w:t xml:space="preserve"> Всеки от тези компоненти се представя като рационално число (дроб), което осигурява по-висока точност.</w:t>
+        <w:t>. Всеки от тези компоненти се представя като рационално число (дроб), което осигурява по-висока точност.</w:t>
       </w:r>
     </w:p>
     <w:p>
@@ -8673,7 +8736,6 @@
         <w:jc w:val="left"/>
       </w:pPr>
       <w:r>
-        <w:lastRenderedPageBreak/>
         <w:t>север или юг за ширината (N/S);</w:t>
       </w:r>
     </w:p>
@@ -8721,6 +8783,7 @@
       <w:r>
         <w:rPr>
           <w:rStyle w:val="Strong"/>
+          <w:b w:val="0"/>
         </w:rPr>
         <w:t>десетичен формат</w:t>
       </w:r>
@@ -8738,19 +8801,24 @@
       <w:pPr>
         <w:pStyle w:val="Heading3"/>
         <w:ind w:left="720" w:hanging="720"/>
-      </w:pPr>
-      <w:bookmarkStart w:id="60" w:name="_Toc227140693"/>
-      <w:bookmarkStart w:id="61" w:name="_Toc227665244"/>
+        <w:rPr>
+          <w:rFonts w:ascii="Times New Roman" w:hAnsi="Times New Roman" w:cs="Times New Roman"/>
+        </w:rPr>
+      </w:pPr>
+      <w:bookmarkStart w:id="58" w:name="_Toc227140693"/>
+      <w:bookmarkStart w:id="59" w:name="_Toc227745647"/>
       <w:r>
         <w:rPr>
           <w:rStyle w:val="Strong"/>
+          <w:rFonts w:ascii="Times New Roman" w:hAnsi="Times New Roman" w:cs="Times New Roman"/>
           <w:b/>
           <w:bCs/>
         </w:rPr>
+        <w:lastRenderedPageBreak/>
         <w:t>1.2.3.3. Основни GPS Exif тагове и тяхното значение</w:t>
       </w:r>
-      <w:bookmarkEnd w:id="60"/>
-      <w:bookmarkEnd w:id="61"/>
+      <w:bookmarkEnd w:id="58"/>
+      <w:bookmarkEnd w:id="59"/>
     </w:p>
     <w:p>
       <w:pPr>
@@ -8772,11 +8840,18 @@
       <w:r>
         <w:rPr>
           <w:rStyle w:val="Strong"/>
+          <w:b w:val="0"/>
         </w:rPr>
         <w:t>GPSLatitude</w:t>
       </w:r>
       <w:r>
-        <w:t xml:space="preserve"> – стойност на географската ширина;</w:t>
+        <w:rPr>
+          <w:b/>
+        </w:rPr>
+        <w:t xml:space="preserve"> – </w:t>
+      </w:r>
+      <w:r>
+        <w:t>стойност на географската ширина;</w:t>
       </w:r>
     </w:p>
     <w:p>
@@ -8791,6 +8866,7 @@
       <w:r>
         <w:rPr>
           <w:rStyle w:val="Strong"/>
+          <w:b w:val="0"/>
         </w:rPr>
         <w:t>GPSLatitudeRef</w:t>
       </w:r>
@@ -8810,17 +8886,12 @@
       <w:r>
         <w:rPr>
           <w:rStyle w:val="Strong"/>
+          <w:b w:val="0"/>
         </w:rPr>
         <w:t>GPSLongitude</w:t>
       </w:r>
       <w:r>
-        <w:rPr>
-          <w:b/>
-        </w:rPr>
-        <w:t xml:space="preserve"> </w:t>
-      </w:r>
-      <w:r>
-        <w:t>– стойност на географската дължина;</w:t>
+        <w:t xml:space="preserve"> – стойност на географската дължина;</w:t>
       </w:r>
     </w:p>
     <w:p>
@@ -8835,17 +8906,12 @@
       <w:r>
         <w:rPr>
           <w:rStyle w:val="Strong"/>
+          <w:b w:val="0"/>
         </w:rPr>
         <w:t>GPSLongitudeRef</w:t>
       </w:r>
       <w:r>
-        <w:rPr>
-          <w:b/>
-        </w:rPr>
-        <w:t xml:space="preserve"> – </w:t>
-      </w:r>
-      <w:r>
-        <w:t>указва източно (E) или западно (W) полукълбо;</w:t>
+        <w:t xml:space="preserve"> – указва източно (E) или западно (W) полукълбо;</w:t>
       </w:r>
     </w:p>
     <w:p>
@@ -8860,6 +8926,7 @@
       <w:r>
         <w:rPr>
           <w:rStyle w:val="Strong"/>
+          <w:b w:val="0"/>
         </w:rPr>
         <w:t>GPSAltitude</w:t>
       </w:r>
@@ -8879,6 +8946,7 @@
       <w:r>
         <w:rPr>
           <w:rStyle w:val="Strong"/>
+          <w:b w:val="0"/>
         </w:rPr>
         <w:t>GPSAltitudeRef</w:t>
       </w:r>
@@ -8898,6 +8966,7 @@
       <w:r>
         <w:rPr>
           <w:rStyle w:val="Strong"/>
+          <w:b w:val="0"/>
         </w:rPr>
         <w:t>GPSTimeStamp</w:t>
       </w:r>
@@ -8917,6 +8986,7 @@
       <w:r>
         <w:rPr>
           <w:rStyle w:val="Strong"/>
+          <w:b w:val="0"/>
         </w:rPr>
         <w:t>GPSDateStamp</w:t>
       </w:r>
@@ -8936,19 +9006,23 @@
       <w:pPr>
         <w:pStyle w:val="Heading3"/>
         <w:ind w:left="720" w:hanging="720"/>
-      </w:pPr>
-      <w:bookmarkStart w:id="62" w:name="_Toc227140694"/>
-      <w:bookmarkStart w:id="63" w:name="_Toc227665245"/>
+        <w:rPr>
+          <w:rFonts w:ascii="Times New Roman" w:hAnsi="Times New Roman" w:cs="Times New Roman"/>
+        </w:rPr>
+      </w:pPr>
+      <w:bookmarkStart w:id="60" w:name="_Toc227140694"/>
+      <w:bookmarkStart w:id="61" w:name="_Toc227745648"/>
       <w:r>
         <w:rPr>
           <w:rStyle w:val="Strong"/>
+          <w:rFonts w:ascii="Times New Roman" w:hAnsi="Times New Roman" w:cs="Times New Roman"/>
           <w:b/>
           <w:bCs/>
         </w:rPr>
         <w:t>1.2.3.4. Точност и надеждност на GPS данните</w:t>
       </w:r>
-      <w:bookmarkEnd w:id="62"/>
-      <w:bookmarkEnd w:id="63"/>
+      <w:bookmarkEnd w:id="60"/>
+      <w:bookmarkEnd w:id="61"/>
     </w:p>
     <w:p>
       <w:pPr>
@@ -9024,10 +9098,7 @@
         <w:t>5 и 10 метра</w:t>
       </w:r>
       <w:r>
-        <w:t>,</w:t>
-      </w:r>
-      <w:r>
-        <w:t xml:space="preserve"> което е напълно достатъчно за визуализация върху карта. Въпреки това е възможно някои изображения да съдържат неточни или непълни GPS данни, особено ако са заснети при лош сигнал или ако GPS модулът е бил временно недостъпен.</w:t>
+        <w:t>, което е напълно достатъчно за визуализация върху карта. Въпреки това е възможно някои изображения да съдържат неточни или непълни GPS данни, особено ако са заснети при лош сигнал или ако GPS модулът е бил временно недостъпен.</w:t>
       </w:r>
     </w:p>
     <w:p>
@@ -9042,20 +9113,23 @@
       <w:pPr>
         <w:pStyle w:val="Heading3"/>
         <w:ind w:left="720" w:hanging="720"/>
-      </w:pPr>
-      <w:bookmarkStart w:id="64" w:name="_Toc227140695"/>
-      <w:bookmarkStart w:id="65" w:name="_Toc227665246"/>
+        <w:rPr>
+          <w:rFonts w:ascii="Times New Roman" w:hAnsi="Times New Roman" w:cs="Times New Roman"/>
+        </w:rPr>
+      </w:pPr>
+      <w:bookmarkStart w:id="62" w:name="_Toc227140695"/>
+      <w:bookmarkStart w:id="63" w:name="_Toc227745649"/>
       <w:r>
         <w:rPr>
           <w:rStyle w:val="Strong"/>
+          <w:rFonts w:ascii="Times New Roman" w:hAnsi="Times New Roman" w:cs="Times New Roman"/>
           <w:b/>
           <w:bCs/>
         </w:rPr>
-        <w:lastRenderedPageBreak/>
         <w:t>1.2.3.5. Приложение на GPS Exif данни в практиката</w:t>
       </w:r>
-      <w:bookmarkEnd w:id="64"/>
-      <w:bookmarkEnd w:id="65"/>
+      <w:bookmarkEnd w:id="62"/>
+      <w:bookmarkEnd w:id="63"/>
     </w:p>
     <w:p>
       <w:pPr>
@@ -9144,10 +9218,11 @@
         <w:t>„Моето пътуване“</w:t>
       </w:r>
       <w:r>
-        <w:t xml:space="preserve">, </w:t>
-      </w:r>
-      <w:r>
-        <w:t>GPS Exif таговете са основният източник на информация за позициониране на снимките върху интерактивна карта. Чрез извличане и обработка на тези данни приложението позволява на потребителя да визуализира своя маршрут и да проследи посетените места по време на пътуването</w:t>
+        <w:t xml:space="preserve">, GPS Exif таговете са основният източник на информация за позициониране на снимките върху интерактивна карта. Чрез извличане и обработка на тези данни приложението позволява на </w:t>
+      </w:r>
+      <w:r>
+        <w:lastRenderedPageBreak/>
+        <w:t>потребителя да визуализира своя маршрут и да проследи посетените места по време на пътуването</w:t>
       </w:r>
       <w:r>
         <w:br/>
@@ -9159,71 +9234,80 @@
         <w:spacing w:before="360" w:after="160"/>
         <w:ind w:left="432"/>
         <w:jc w:val="left"/>
-      </w:pPr>
-      <w:bookmarkStart w:id="66" w:name="_Toc227140696"/>
-      <w:bookmarkStart w:id="67" w:name="_Toc227665247"/>
+        <w:rPr>
+          <w:rFonts w:ascii="Times New Roman" w:hAnsi="Times New Roman" w:cs="Times New Roman"/>
+        </w:rPr>
+      </w:pPr>
+      <w:bookmarkStart w:id="64" w:name="_Toc227140696"/>
+      <w:bookmarkStart w:id="65" w:name="_Toc227745650"/>
       <w:r>
         <w:rPr>
           <w:rStyle w:val="Strong"/>
+          <w:rFonts w:ascii="Times New Roman" w:hAnsi="Times New Roman" w:cs="Times New Roman"/>
         </w:rPr>
         <w:t>1.3. Библиотеката Pillow (PIL)</w:t>
+      </w:r>
+      <w:bookmarkEnd w:id="64"/>
+      <w:bookmarkEnd w:id="65"/>
+    </w:p>
+    <w:p>
+      <w:pPr>
+        <w:pStyle w:val="NormalWeb"/>
+      </w:pPr>
+      <w:r>
+        <w:t xml:space="preserve">Съвременните приложения за обработка на изображения изискват надеждни и гъвкави софтуерни инструменти, които позволяват лесна работа с различни графични формати и метаданни. В езика Python една от най-широко използваните библиотеки за работа с изображения е </w:t>
+      </w:r>
+      <w:r>
+        <w:rPr>
+          <w:rStyle w:val="Strong"/>
+        </w:rPr>
+        <w:t>Pillow</w:t>
+      </w:r>
+      <w:r>
+        <w:t>, която представлява активно поддържано разширение на оригиналната библиотека PIL (Python Imaging Library). Благодарение на богатия си набор от функции, Pillow се използва както в образователни проекти, така и в реални софтуерни системи.</w:t>
+      </w:r>
+    </w:p>
+    <w:p>
+      <w:pPr>
+        <w:pStyle w:val="Heading2"/>
+        <w:ind w:left="576"/>
+        <w:rPr>
+          <w:rFonts w:ascii="Times New Roman" w:hAnsi="Times New Roman" w:cs="Times New Roman"/>
+        </w:rPr>
+      </w:pPr>
+      <w:bookmarkStart w:id="66" w:name="_Toc227140697"/>
+      <w:bookmarkStart w:id="67" w:name="_Toc227745651"/>
+      <w:r>
+        <w:rPr>
+          <w:rStyle w:val="Strong"/>
+          <w:rFonts w:ascii="Times New Roman" w:hAnsi="Times New Roman" w:cs="Times New Roman"/>
+        </w:rPr>
+        <w:t>1.3.1. Предназначение и възможности</w:t>
       </w:r>
       <w:bookmarkEnd w:id="66"/>
       <w:bookmarkEnd w:id="67"/>
     </w:p>
     <w:p>
       <w:pPr>
-        <w:pStyle w:val="NormalWeb"/>
-      </w:pPr>
-      <w:r>
-        <w:t xml:space="preserve">Съвременните приложения за обработка на изображения изискват надеждни и гъвкави софтуерни инструменти, които позволяват лесна работа с различни графични формати и метаданни. В езика Python една от най-широко използваните библиотеки за работа с изображения е </w:t>
-      </w:r>
+        <w:pStyle w:val="Heading3"/>
+        <w:ind w:left="720" w:hanging="720"/>
+        <w:rPr>
+          <w:rFonts w:ascii="Times New Roman" w:hAnsi="Times New Roman" w:cs="Times New Roman"/>
+        </w:rPr>
+      </w:pPr>
+      <w:bookmarkStart w:id="68" w:name="_Toc227140698"/>
+      <w:bookmarkStart w:id="69" w:name="_Toc227745652"/>
       <w:r>
         <w:rPr>
           <w:rStyle w:val="Strong"/>
-        </w:rPr>
-        <w:t>Pillow</w:t>
-      </w:r>
-      <w:r>
-        <w:t>,</w:t>
-      </w:r>
-      <w:r>
-        <w:t xml:space="preserve"> която представлява активно поддържано разширение на оригиналната библиотека PIL (Python Imaging Library). Благодарение на богатия си набор от функции, Pillow се използва както в образователни проекти, така и в реални софтуерни системи.</w:t>
-      </w:r>
-    </w:p>
-    <w:p>
-      <w:pPr>
-        <w:pStyle w:val="Heading2"/>
-        <w:ind w:left="576"/>
-      </w:pPr>
-      <w:bookmarkStart w:id="68" w:name="_Toc227140697"/>
-      <w:bookmarkStart w:id="69" w:name="_Toc227665248"/>
-      <w:r>
-        <w:rPr>
-          <w:rStyle w:val="Strong"/>
-        </w:rPr>
-        <w:t>1.3.1. Предназначение и възможности</w:t>
+          <w:rFonts w:ascii="Times New Roman" w:hAnsi="Times New Roman" w:cs="Times New Roman"/>
+          <w:b/>
+          <w:bCs/>
+        </w:rPr>
+        <w:t>1.3.1.1. Основни функционалности на библиотеката</w:t>
       </w:r>
       <w:bookmarkEnd w:id="68"/>
       <w:bookmarkEnd w:id="69"/>
-    </w:p>
-    <w:p>
-      <w:pPr>
-        <w:pStyle w:val="Heading3"/>
-        <w:ind w:left="720" w:hanging="720"/>
-      </w:pPr>
-      <w:bookmarkStart w:id="70" w:name="_Toc227140698"/>
-      <w:bookmarkStart w:id="71" w:name="_Toc227665249"/>
-      <w:r>
-        <w:rPr>
-          <w:rStyle w:val="Strong"/>
-          <w:b/>
-          <w:bCs/>
-        </w:rPr>
-        <w:t>1.3.1.1. Основни функционалности на библиотеката</w:t>
-      </w:r>
-      <w:bookmarkEnd w:id="70"/>
-      <w:bookmarkEnd w:id="71"/>
     </w:p>
     <w:p>
       <w:pPr>
@@ -9323,20 +9407,23 @@
       <w:pPr>
         <w:pStyle w:val="Heading3"/>
         <w:ind w:left="720" w:hanging="720"/>
-      </w:pPr>
-      <w:bookmarkStart w:id="72" w:name="_Toc227140699"/>
-      <w:bookmarkStart w:id="73" w:name="_Toc227665250"/>
+        <w:rPr>
+          <w:rFonts w:ascii="Times New Roman" w:hAnsi="Times New Roman" w:cs="Times New Roman"/>
+        </w:rPr>
+      </w:pPr>
+      <w:bookmarkStart w:id="70" w:name="_Toc227140699"/>
+      <w:bookmarkStart w:id="71" w:name="_Toc227745653"/>
       <w:r>
         <w:rPr>
           <w:rStyle w:val="Strong"/>
+          <w:rFonts w:ascii="Times New Roman" w:hAnsi="Times New Roman" w:cs="Times New Roman"/>
           <w:b/>
           <w:bCs/>
         </w:rPr>
-        <w:lastRenderedPageBreak/>
         <w:t>1.3.1.3. Поддържани графични формати</w:t>
       </w:r>
-      <w:bookmarkEnd w:id="72"/>
-      <w:bookmarkEnd w:id="73"/>
+      <w:bookmarkEnd w:id="70"/>
+      <w:bookmarkEnd w:id="71"/>
     </w:p>
     <w:p>
       <w:pPr>
@@ -9358,6 +9445,7 @@
       <w:r>
         <w:rPr>
           <w:rStyle w:val="Strong"/>
+          <w:b w:val="0"/>
         </w:rPr>
         <w:t>JPEG</w:t>
       </w:r>
@@ -9383,11 +9471,18 @@
       <w:r>
         <w:rPr>
           <w:rStyle w:val="Strong"/>
+          <w:b w:val="0"/>
         </w:rPr>
         <w:t>PNG</w:t>
       </w:r>
       <w:r>
-        <w:t xml:space="preserve"> – формат с беззагубна компресия и прозрачност;</w:t>
+        <w:rPr>
+          <w:b/>
+        </w:rPr>
+        <w:t xml:space="preserve"> – </w:t>
+      </w:r>
+      <w:r>
+        <w:t>формат с беззагубна компресия и прозрачност;</w:t>
       </w:r>
     </w:p>
     <w:p>
@@ -9402,6 +9497,7 @@
       <w:r>
         <w:rPr>
           <w:rStyle w:val="Strong"/>
+          <w:b w:val="0"/>
         </w:rPr>
         <w:t>BMP</w:t>
       </w:r>
@@ -9421,17 +9517,12 @@
       <w:r>
         <w:rPr>
           <w:rStyle w:val="Strong"/>
+          <w:b w:val="0"/>
         </w:rPr>
         <w:t>TIFF</w:t>
       </w:r>
       <w:r>
-        <w:rPr>
-          <w:b/>
-        </w:rPr>
-        <w:t xml:space="preserve"> – </w:t>
-      </w:r>
-      <w:r>
-        <w:t>формат с високо качество, използван в професионалната фотография;</w:t>
+        <w:t xml:space="preserve"> – формат с високо качество, използван в професионалната фотография;</w:t>
       </w:r>
     </w:p>
     <w:p>
@@ -9446,6 +9537,7 @@
       <w:r>
         <w:rPr>
           <w:rStyle w:val="Strong"/>
+          <w:b w:val="0"/>
         </w:rPr>
         <w:t>GIF</w:t>
       </w:r>
@@ -9465,6 +9557,7 @@
       <w:r>
         <w:rPr>
           <w:rStyle w:val="Strong"/>
+          <w:b w:val="0"/>
         </w:rPr>
         <w:t>WEBP</w:t>
       </w:r>
@@ -9484,19 +9577,24 @@
       <w:pPr>
         <w:pStyle w:val="Heading3"/>
         <w:ind w:left="720" w:hanging="720"/>
-      </w:pPr>
-      <w:bookmarkStart w:id="74" w:name="_Toc227140700"/>
-      <w:bookmarkStart w:id="75" w:name="_Toc227665251"/>
+        <w:rPr>
+          <w:rFonts w:ascii="Times New Roman" w:hAnsi="Times New Roman" w:cs="Times New Roman"/>
+        </w:rPr>
+      </w:pPr>
+      <w:bookmarkStart w:id="72" w:name="_Toc227140700"/>
+      <w:bookmarkStart w:id="73" w:name="_Toc227745654"/>
       <w:r>
         <w:rPr>
           <w:rStyle w:val="Strong"/>
+          <w:rFonts w:ascii="Times New Roman" w:hAnsi="Times New Roman" w:cs="Times New Roman"/>
           <w:b/>
           <w:bCs/>
         </w:rPr>
+        <w:lastRenderedPageBreak/>
         <w:t>1.3.1.4. Място на Pillow в екосистемата на Python</w:t>
       </w:r>
-      <w:bookmarkEnd w:id="74"/>
-      <w:bookmarkEnd w:id="75"/>
+      <w:bookmarkEnd w:id="72"/>
+      <w:bookmarkEnd w:id="73"/>
     </w:p>
     <w:p>
       <w:pPr>
@@ -9518,17 +9616,12 @@
       <w:r>
         <w:rPr>
           <w:rStyle w:val="Strong"/>
+          <w:b w:val="0"/>
         </w:rPr>
         <w:t>NumPy</w:t>
       </w:r>
       <w:r>
-        <w:rPr>
-          <w:b/>
-        </w:rPr>
-        <w:t xml:space="preserve"> – </w:t>
-      </w:r>
-      <w:r>
-        <w:t>за числови операции и анализ на изображения;</w:t>
+        <w:t xml:space="preserve"> – за числови операции и анализ на изображения;</w:t>
       </w:r>
     </w:p>
     <w:p>
@@ -9543,6 +9636,7 @@
       <w:r>
         <w:rPr>
           <w:rStyle w:val="Strong"/>
+          <w:b w:val="0"/>
         </w:rPr>
         <w:t>OpenCV</w:t>
       </w:r>
@@ -9558,13 +9652,11 @@
           <w:numId w:val="21"/>
         </w:numPr>
         <w:jc w:val="left"/>
-        <w:rPr>
-          <w:b/>
-        </w:rPr>
       </w:pPr>
       <w:r>
         <w:rPr>
           <w:rStyle w:val="Strong"/>
+          <w:b w:val="0"/>
         </w:rPr>
         <w:t>Folium и Leaflet.js</w:t>
       </w:r>
@@ -9584,11 +9676,18 @@
       <w:r>
         <w:rPr>
           <w:rStyle w:val="Strong"/>
+          <w:b w:val="0"/>
         </w:rPr>
         <w:t>Web frameworks</w:t>
       </w:r>
       <w:r>
-        <w:t xml:space="preserve"> – за създаване на уеб приложения.</w:t>
+        <w:rPr>
+          <w:b/>
+        </w:rPr>
+        <w:t xml:space="preserve"> –</w:t>
+      </w:r>
+      <w:r>
+        <w:t xml:space="preserve"> за създаване на уеб приложения.</w:t>
       </w:r>
     </w:p>
     <w:p>
@@ -9604,6 +9703,7 @@
       <w:r>
         <w:rPr>
           <w:rStyle w:val="Strong"/>
+          <w:b w:val="0"/>
         </w:rPr>
         <w:t>„Моето пътуване“</w:t>
       </w:r>
@@ -9633,9 +9733,9 @@
         <w:tblLook w:val="04A0" w:firstRow="1" w:lastRow="0" w:firstColumn="1" w:lastColumn="0" w:noHBand="0" w:noVBand="1"/>
       </w:tblPr>
       <w:tblGrid>
-        <w:gridCol w:w="2489"/>
-        <w:gridCol w:w="3867"/>
-        <w:gridCol w:w="2932"/>
+        <w:gridCol w:w="2457"/>
+        <w:gridCol w:w="3749"/>
+        <w:gridCol w:w="2856"/>
       </w:tblGrid>
       <w:tr>
         <w:tc>
@@ -9970,15 +10070,7 @@
                 <w:rFonts w:eastAsia="Times New Roman"/>
                 <w:lang w:eastAsia="bg-BG"/>
               </w:rPr>
-              <w:t xml:space="preserve">Изрязване на част от </w:t>
-            </w:r>
-            <w:r>
-              <w:rPr>
-                <w:rFonts w:eastAsia="Times New Roman"/>
-                <w:lang w:eastAsia="bg-BG"/>
-              </w:rPr>
-              <w:lastRenderedPageBreak/>
-              <w:t>изображението</w:t>
+              <w:t>Изрязване на част от изображението</w:t>
             </w:r>
           </w:p>
         </w:tc>
@@ -10001,16 +10093,7 @@
                 <w:rFonts w:eastAsia="Times New Roman"/>
                 <w:lang w:eastAsia="bg-BG"/>
               </w:rPr>
-              <w:lastRenderedPageBreak/>
-              <w:t xml:space="preserve">Подготовка за </w:t>
-            </w:r>
-            <w:r>
-              <w:rPr>
-                <w:rFonts w:eastAsia="Times New Roman"/>
-                <w:lang w:eastAsia="bg-BG"/>
-              </w:rPr>
-              <w:lastRenderedPageBreak/>
-              <w:t>визуализация</w:t>
+              <w:t>Подготовка за визуализация</w:t>
             </w:r>
           </w:p>
         </w:tc>
@@ -10035,7 +10118,6 @@
                 <w:rFonts w:eastAsia="Times New Roman"/>
                 <w:lang w:eastAsia="bg-BG"/>
               </w:rPr>
-              <w:lastRenderedPageBreak/>
               <w:t>Работа с цветови модели</w:t>
             </w:r>
           </w:p>
@@ -10249,6 +10331,7 @@
                 <w:rFonts w:eastAsia="Times New Roman"/>
                 <w:lang w:eastAsia="bg-BG"/>
               </w:rPr>
+              <w:lastRenderedPageBreak/>
               <w:t>Поддръжка на формати</w:t>
             </w:r>
           </w:p>
@@ -10315,41 +10398,49 @@
         <w:spacing w:before="360" w:after="160"/>
         <w:ind w:left="432"/>
         <w:jc w:val="left"/>
-      </w:pPr>
-      <w:bookmarkStart w:id="76" w:name="_Toc227140701"/>
-      <w:bookmarkStart w:id="77" w:name="_Toc227665252"/>
+        <w:rPr>
+          <w:rFonts w:ascii="Times New Roman" w:hAnsi="Times New Roman" w:cs="Times New Roman"/>
+        </w:rPr>
+      </w:pPr>
+      <w:bookmarkStart w:id="74" w:name="_Toc227140701"/>
+      <w:bookmarkStart w:id="75" w:name="_Toc227745655"/>
       <w:r>
         <w:rPr>
           <w:rStyle w:val="Strong"/>
+          <w:rFonts w:ascii="Times New Roman" w:hAnsi="Times New Roman" w:cs="Times New Roman"/>
         </w:rPr>
         <w:t>1.3.2. Извличане на Exif данни с Pillow</w:t>
+      </w:r>
+      <w:bookmarkEnd w:id="74"/>
+      <w:bookmarkEnd w:id="75"/>
+    </w:p>
+    <w:p>
+      <w:pPr>
+        <w:pStyle w:val="NormalWeb"/>
+      </w:pPr>
+      <w:r>
+        <w:t>Извличането на Exif метаданни от цифрови изображения е ключов етап при разработването на приложения, които анализират информация за начина и мястото на заснемане. Библиотеката Pillow предоставя удобни средства за достъп и обработка на Exif данни, като позволява тяхното структуриране и използване в Python програми. Това я прави особено подходяща за приложения, работещи със снимки, заснети с мобилни устройства.</w:t>
+      </w:r>
+    </w:p>
+    <w:p>
+      <w:pPr>
+        <w:pStyle w:val="Heading2"/>
+        <w:ind w:left="576"/>
+        <w:rPr>
+          <w:rFonts w:ascii="Times New Roman" w:hAnsi="Times New Roman" w:cs="Times New Roman"/>
+        </w:rPr>
+      </w:pPr>
+      <w:bookmarkStart w:id="76" w:name="_Toc227140702"/>
+      <w:bookmarkStart w:id="77" w:name="_Toc227745656"/>
+      <w:r>
+        <w:rPr>
+          <w:rStyle w:val="Strong"/>
+          <w:rFonts w:ascii="Times New Roman" w:hAnsi="Times New Roman" w:cs="Times New Roman"/>
+        </w:rPr>
+        <w:t>1.3.2.1. Достъп до метаданни чрез Pillow</w:t>
       </w:r>
       <w:bookmarkEnd w:id="76"/>
       <w:bookmarkEnd w:id="77"/>
-    </w:p>
-    <w:p>
-      <w:pPr>
-        <w:pStyle w:val="NormalWeb"/>
-      </w:pPr>
-      <w:r>
-        <w:t>Извличането на Exif метаданни от цифрови изображения е ключов етап при разработването на приложения, които анализират информация за начина и мястото на заснемане. Библиотеката Pillow предоставя удобни средства за достъп и обработка на Exif данни, като позволява тяхното структуриране и използване в Python програми. Това я прави особено подходяща за приложения, работещи със снимки, заснети с мобилни устройства.</w:t>
-      </w:r>
-    </w:p>
-    <w:p>
-      <w:pPr>
-        <w:pStyle w:val="Heading2"/>
-        <w:ind w:left="576"/>
-      </w:pPr>
-      <w:bookmarkStart w:id="78" w:name="_Toc227140702"/>
-      <w:bookmarkStart w:id="79" w:name="_Toc227665253"/>
-      <w:r>
-        <w:rPr>
-          <w:rStyle w:val="Strong"/>
-        </w:rPr>
-        <w:t>1.3.2.1. Достъп до метаданни чрез Pillow</w:t>
-      </w:r>
-      <w:bookmarkEnd w:id="78"/>
-      <w:bookmarkEnd w:id="79"/>
     </w:p>
     <w:p>
       <w:pPr>
@@ -10424,7 +10515,6 @@
         <w:pStyle w:val="NormalWeb"/>
       </w:pPr>
       <w:r>
-        <w:lastRenderedPageBreak/>
         <w:t>В контекста на дипломния проект, достъпът до Exif метаданните е първата стъпка към извличане на GPS координатите от снимките.</w:t>
       </w:r>
     </w:p>
@@ -10432,17 +10522,21 @@
       <w:pPr>
         <w:pStyle w:val="Heading2"/>
         <w:ind w:left="576"/>
-      </w:pPr>
-      <w:bookmarkStart w:id="80" w:name="_Toc227140703"/>
-      <w:bookmarkStart w:id="81" w:name="_Toc227665254"/>
+        <w:rPr>
+          <w:rFonts w:ascii="Times New Roman" w:hAnsi="Times New Roman" w:cs="Times New Roman"/>
+        </w:rPr>
+      </w:pPr>
+      <w:bookmarkStart w:id="78" w:name="_Toc227140703"/>
+      <w:bookmarkStart w:id="79" w:name="_Toc227745657"/>
       <w:r>
         <w:rPr>
           <w:rStyle w:val="Strong"/>
+          <w:rFonts w:ascii="Times New Roman" w:hAnsi="Times New Roman" w:cs="Times New Roman"/>
         </w:rPr>
         <w:t>1.3.2.2. Представяне на Exif данните като структури от данни</w:t>
       </w:r>
-      <w:bookmarkEnd w:id="80"/>
-      <w:bookmarkEnd w:id="81"/>
+      <w:bookmarkEnd w:id="78"/>
+      <w:bookmarkEnd w:id="79"/>
     </w:p>
     <w:p>
       <w:pPr>
@@ -10466,6 +10560,7 @@
         <w:pStyle w:val="NormalWeb"/>
       </w:pPr>
       <w:r>
+        <w:lastRenderedPageBreak/>
         <w:t>За по-удобна работа, тези числови идентификатори могат да бъдат асоциирани с четими имена, което улеснява обработката и анализа на данните. Така Exif информацията може да бъде:</w:t>
       </w:r>
     </w:p>
@@ -10520,17 +10615,21 @@
       <w:pPr>
         <w:pStyle w:val="Heading2"/>
         <w:ind w:left="576"/>
-      </w:pPr>
-      <w:bookmarkStart w:id="82" w:name="_Toc227140704"/>
-      <w:bookmarkStart w:id="83" w:name="_Toc227665255"/>
+        <w:rPr>
+          <w:rFonts w:ascii="Times New Roman" w:hAnsi="Times New Roman" w:cs="Times New Roman"/>
+        </w:rPr>
+      </w:pPr>
+      <w:bookmarkStart w:id="80" w:name="_Toc227140704"/>
+      <w:bookmarkStart w:id="81" w:name="_Toc227745658"/>
       <w:r>
         <w:rPr>
           <w:rStyle w:val="Strong"/>
+          <w:rFonts w:ascii="Times New Roman" w:hAnsi="Times New Roman" w:cs="Times New Roman"/>
         </w:rPr>
         <w:t>1.3.2.3. Работа с GPS IFD директория</w:t>
       </w:r>
-      <w:bookmarkEnd w:id="82"/>
-      <w:bookmarkEnd w:id="83"/>
+      <w:bookmarkEnd w:id="80"/>
+      <w:bookmarkEnd w:id="81"/>
     </w:p>
     <w:p>
       <w:pPr>
@@ -10542,6 +10641,7 @@
       <w:r>
         <w:rPr>
           <w:rStyle w:val="Strong"/>
+          <w:b w:val="0"/>
         </w:rPr>
         <w:t>GPS IFD (Image File Directory)</w:t>
       </w:r>
@@ -10624,17 +10724,21 @@
       <w:pPr>
         <w:pStyle w:val="Heading2"/>
         <w:ind w:left="576"/>
-      </w:pPr>
-      <w:bookmarkStart w:id="84" w:name="_Toc227140705"/>
-      <w:bookmarkStart w:id="85" w:name="_Toc227665256"/>
+        <w:rPr>
+          <w:rFonts w:ascii="Times New Roman" w:hAnsi="Times New Roman" w:cs="Times New Roman"/>
+        </w:rPr>
+      </w:pPr>
+      <w:bookmarkStart w:id="82" w:name="_Toc227140705"/>
+      <w:bookmarkStart w:id="83" w:name="_Toc227745659"/>
       <w:r>
         <w:rPr>
           <w:rStyle w:val="Strong"/>
+          <w:rFonts w:ascii="Times New Roman" w:hAnsi="Times New Roman" w:cs="Times New Roman"/>
         </w:rPr>
         <w:t>1.3.2.4. Проверка за наличието на Exif и GPS данни</w:t>
       </w:r>
-      <w:bookmarkEnd w:id="84"/>
-      <w:bookmarkEnd w:id="85"/>
+      <w:bookmarkEnd w:id="82"/>
+      <w:bookmarkEnd w:id="83"/>
     </w:p>
     <w:p>
       <w:pPr>
@@ -10680,7 +10784,6 @@
         <w:jc w:val="left"/>
       </w:pPr>
       <w:r>
-        <w:lastRenderedPageBreak/>
         <w:t>използване на устройства без GPS функционалност.</w:t>
       </w:r>
     </w:p>
@@ -10696,17 +10799,21 @@
       <w:pPr>
         <w:pStyle w:val="Heading2"/>
         <w:ind w:left="576"/>
-      </w:pPr>
-      <w:bookmarkStart w:id="86" w:name="_Toc227140706"/>
-      <w:bookmarkStart w:id="87" w:name="_Toc227665257"/>
+        <w:rPr>
+          <w:rFonts w:ascii="Times New Roman" w:hAnsi="Times New Roman" w:cs="Times New Roman"/>
+        </w:rPr>
+      </w:pPr>
+      <w:bookmarkStart w:id="84" w:name="_Toc227140706"/>
+      <w:bookmarkStart w:id="85" w:name="_Toc227745660"/>
       <w:r>
         <w:rPr>
           <w:rStyle w:val="Strong"/>
+          <w:rFonts w:ascii="Times New Roman" w:hAnsi="Times New Roman" w:cs="Times New Roman"/>
         </w:rPr>
         <w:t>1.3.2.5. Често срещани проблеми при извличане на Exif</w:t>
       </w:r>
-      <w:bookmarkEnd w:id="86"/>
-      <w:bookmarkEnd w:id="87"/>
+      <w:bookmarkEnd w:id="84"/>
+      <w:bookmarkEnd w:id="85"/>
     </w:p>
     <w:p>
       <w:pPr>
@@ -10726,6 +10833,7 @@
         <w:jc w:val="left"/>
       </w:pPr>
       <w:r>
+        <w:lastRenderedPageBreak/>
         <w:t>липсващи или непълни Exif тагове;</w:t>
       </w:r>
     </w:p>
@@ -10790,41 +10898,49 @@
         <w:spacing w:before="360" w:after="160"/>
         <w:ind w:left="432"/>
         <w:jc w:val="left"/>
-      </w:pPr>
-      <w:bookmarkStart w:id="88" w:name="_Toc227140707"/>
-      <w:bookmarkStart w:id="89" w:name="_Toc227665258"/>
+        <w:rPr>
+          <w:rFonts w:ascii="Times New Roman" w:hAnsi="Times New Roman" w:cs="Times New Roman"/>
+        </w:rPr>
+      </w:pPr>
+      <w:bookmarkStart w:id="86" w:name="_Toc227140707"/>
+      <w:bookmarkStart w:id="87" w:name="_Toc227745661"/>
       <w:r>
         <w:rPr>
           <w:rStyle w:val="Strong"/>
+          <w:rFonts w:ascii="Times New Roman" w:hAnsi="Times New Roman" w:cs="Times New Roman"/>
         </w:rPr>
         <w:t>1.3.3. Обработка и конвертиране на GPS координати</w:t>
+      </w:r>
+      <w:bookmarkEnd w:id="86"/>
+      <w:bookmarkEnd w:id="87"/>
+    </w:p>
+    <w:p>
+      <w:pPr>
+        <w:pStyle w:val="NormalWeb"/>
+      </w:pPr>
+      <w:r>
+        <w:t>След извличането на GPS Exif данните от изображенията, следва етапът на тяхната обработка и преобразуване във формат, подходящ за използване в географски и картографски приложения. GPS координатите, съхранявани в Exif метаданните, не могат директно да бъдат използвани за визуализация върху карта, което налага извършването на допълнителни преобразувания и проверки. Този процес е от съществено значение за коректната работа на приложението „Моето пътуване“.</w:t>
+      </w:r>
+    </w:p>
+    <w:p>
+      <w:pPr>
+        <w:pStyle w:val="Heading2"/>
+        <w:ind w:left="576"/>
+        <w:rPr>
+          <w:rFonts w:ascii="Times New Roman" w:hAnsi="Times New Roman" w:cs="Times New Roman"/>
+        </w:rPr>
+      </w:pPr>
+      <w:bookmarkStart w:id="88" w:name="_Toc227140708"/>
+      <w:bookmarkStart w:id="89" w:name="_Toc227745662"/>
+      <w:r>
+        <w:rPr>
+          <w:rStyle w:val="Strong"/>
+          <w:rFonts w:ascii="Times New Roman" w:hAnsi="Times New Roman" w:cs="Times New Roman"/>
+        </w:rPr>
+        <w:t>1.3.3.1. Формати на GPS координати</w:t>
       </w:r>
       <w:bookmarkEnd w:id="88"/>
       <w:bookmarkEnd w:id="89"/>
-    </w:p>
-    <w:p>
-      <w:pPr>
-        <w:pStyle w:val="NormalWeb"/>
-      </w:pPr>
-      <w:r>
-        <w:t>След извличането на GPS Exif данните от изображенията, следва етапът на тяхната обработка и преобразуване във формат, подходящ за използване в географски и картографски приложения. GPS координатите, съхранявани в Exif метаданните, не могат директно да бъдат използвани за визуализация върху карта, което налага извършването на допълнителни преобразувания и проверки. Този процес е от съществено значение за коректната работа на приложението „Моето пътуване“.</w:t>
-      </w:r>
-    </w:p>
-    <w:p>
-      <w:pPr>
-        <w:pStyle w:val="Heading2"/>
-        <w:ind w:left="576"/>
-      </w:pPr>
-      <w:bookmarkStart w:id="90" w:name="_Toc227140708"/>
-      <w:bookmarkStart w:id="91" w:name="_Toc227665259"/>
-      <w:r>
-        <w:rPr>
-          <w:rStyle w:val="Strong"/>
-        </w:rPr>
-        <w:t>1.3.3.1. Формати на GPS координати</w:t>
-      </w:r>
-      <w:bookmarkEnd w:id="90"/>
-      <w:bookmarkEnd w:id="91"/>
     </w:p>
     <w:p>
       <w:pPr>
@@ -10849,10 +10965,14 @@
       <w:r>
         <w:rPr>
           <w:rStyle w:val="Strong"/>
+          <w:b w:val="0"/>
         </w:rPr>
         <w:t>градуси, минути и секунди (DMS)</w:t>
       </w:r>
       <w:r>
+        <w:rPr>
+          <w:b/>
+        </w:rPr>
         <w:t>;</w:t>
       </w:r>
     </w:p>
@@ -10871,10 +10991,14 @@
       <w:r>
         <w:rPr>
           <w:rStyle w:val="Strong"/>
+          <w:b w:val="0"/>
         </w:rPr>
         <w:t>градуси и десетични минути (DM)</w:t>
       </w:r>
       <w:r>
+        <w:rPr>
+          <w:b/>
+        </w:rPr>
         <w:t>;</w:t>
       </w:r>
     </w:p>
@@ -10893,10 +11017,14 @@
       <w:r>
         <w:rPr>
           <w:rStyle w:val="Strong"/>
+          <w:b w:val="0"/>
         </w:rPr>
         <w:t>десетични градуси (Decimal Degrees)</w:t>
       </w:r>
       <w:r>
+        <w:rPr>
+          <w:b/>
+        </w:rPr>
         <w:t>.</w:t>
       </w:r>
     </w:p>
@@ -10914,11 +11042,7 @@
         <w:t>градуси, минути и секунди</w:t>
       </w:r>
       <w:r>
-        <w:t xml:space="preserve">, тъй като той позволява по-висока точност при записване на координатите. От друга страна, повечето </w:t>
-      </w:r>
-      <w:r>
-        <w:lastRenderedPageBreak/>
-        <w:t xml:space="preserve">картографски библиотеки и онлайн карти работят с координати в </w:t>
+        <w:t xml:space="preserve">, тъй като той позволява по-висока точност при записване на координатите. От друга страна, повечето картографски библиотеки и онлайн карти работят с координати в </w:t>
       </w:r>
       <w:r>
         <w:rPr>
@@ -10942,17 +11066,21 @@
       <w:pPr>
         <w:pStyle w:val="Heading2"/>
         <w:ind w:left="576"/>
-      </w:pPr>
-      <w:bookmarkStart w:id="92" w:name="_Toc227140709"/>
-      <w:bookmarkStart w:id="93" w:name="_Toc227665260"/>
+        <w:rPr>
+          <w:rFonts w:ascii="Times New Roman" w:hAnsi="Times New Roman" w:cs="Times New Roman"/>
+        </w:rPr>
+      </w:pPr>
+      <w:bookmarkStart w:id="90" w:name="_Toc227140709"/>
+      <w:bookmarkStart w:id="91" w:name="_Toc227745663"/>
       <w:r>
         <w:rPr>
           <w:rStyle w:val="Strong"/>
+          <w:rFonts w:ascii="Times New Roman" w:hAnsi="Times New Roman" w:cs="Times New Roman"/>
         </w:rPr>
         <w:t>1.3.3.2. Преобразуване от градуси, минути и секунди в десетичен формат</w:t>
       </w:r>
-      <w:bookmarkEnd w:id="92"/>
-      <w:bookmarkEnd w:id="93"/>
+      <w:bookmarkEnd w:id="90"/>
+      <w:bookmarkEnd w:id="91"/>
     </w:p>
     <w:p>
       <w:pPr>
@@ -10972,6 +11100,7 @@
         <w:jc w:val="left"/>
       </w:pPr>
       <w:r>
+        <w:lastRenderedPageBreak/>
         <w:t>градусите се запазват като основна стойност;</w:t>
       </w:r>
     </w:p>
@@ -11013,17 +11142,21 @@
       <w:pPr>
         <w:pStyle w:val="Heading2"/>
         <w:ind w:left="576"/>
-      </w:pPr>
-      <w:bookmarkStart w:id="94" w:name="_Toc227140710"/>
-      <w:bookmarkStart w:id="95" w:name="_Toc227665261"/>
+        <w:rPr>
+          <w:rFonts w:ascii="Times New Roman" w:hAnsi="Times New Roman" w:cs="Times New Roman"/>
+        </w:rPr>
+      </w:pPr>
+      <w:bookmarkStart w:id="92" w:name="_Toc227140710"/>
+      <w:bookmarkStart w:id="93" w:name="_Toc227745664"/>
       <w:r>
         <w:rPr>
           <w:rStyle w:val="Strong"/>
+          <w:rFonts w:ascii="Times New Roman" w:hAnsi="Times New Roman" w:cs="Times New Roman"/>
         </w:rPr>
         <w:t>1.3.3.3. Корекция на координатите спрямо географската посока</w:t>
       </w:r>
-      <w:bookmarkEnd w:id="94"/>
-      <w:bookmarkEnd w:id="95"/>
+      <w:bookmarkEnd w:id="92"/>
+      <w:bookmarkEnd w:id="93"/>
     </w:p>
     <w:p>
       <w:pPr>
@@ -11079,17 +11212,21 @@
       <w:pPr>
         <w:pStyle w:val="Heading2"/>
         <w:ind w:left="576"/>
-      </w:pPr>
-      <w:bookmarkStart w:id="96" w:name="_Toc227140711"/>
-      <w:bookmarkStart w:id="97" w:name="_Toc227665262"/>
+        <w:rPr>
+          <w:rFonts w:ascii="Times New Roman" w:hAnsi="Times New Roman" w:cs="Times New Roman"/>
+        </w:rPr>
+      </w:pPr>
+      <w:bookmarkStart w:id="94" w:name="_Toc227140711"/>
+      <w:bookmarkStart w:id="95" w:name="_Toc227745665"/>
       <w:r>
         <w:rPr>
           <w:rStyle w:val="Strong"/>
+          <w:rFonts w:ascii="Times New Roman" w:hAnsi="Times New Roman" w:cs="Times New Roman"/>
         </w:rPr>
         <w:t>1.3.3.4. Проверка за валидност на координатите</w:t>
       </w:r>
-      <w:bookmarkEnd w:id="96"/>
-      <w:bookmarkEnd w:id="97"/>
+      <w:bookmarkEnd w:id="94"/>
+      <w:bookmarkEnd w:id="95"/>
     </w:p>
     <w:p>
       <w:pPr>
@@ -11143,7 +11280,6 @@
         <w:pStyle w:val="NormalWeb"/>
       </w:pPr>
       <w:r>
-        <w:lastRenderedPageBreak/>
         <w:t>Географската ширина трябва да бъде в диапазона от –90 до +90 градуса, а географската дължина – от –180 до +180 градуса. Координати извън тези граници се считат за невалидни и не бива да се използват за визуализация.Тази проверка повишава надеждността на приложението и предотвратява възникването на грешки при работа с картата.</w:t>
       </w:r>
     </w:p>
@@ -11151,17 +11287,21 @@
       <w:pPr>
         <w:pStyle w:val="Heading2"/>
         <w:ind w:left="576"/>
-      </w:pPr>
-      <w:bookmarkStart w:id="98" w:name="_Toc227140712"/>
-      <w:bookmarkStart w:id="99" w:name="_Toc227665263"/>
+        <w:rPr>
+          <w:rFonts w:ascii="Times New Roman" w:hAnsi="Times New Roman" w:cs="Times New Roman"/>
+        </w:rPr>
+      </w:pPr>
+      <w:bookmarkStart w:id="96" w:name="_Toc227140712"/>
+      <w:bookmarkStart w:id="97" w:name="_Toc227745666"/>
       <w:r>
         <w:rPr>
           <w:rStyle w:val="Strong"/>
+          <w:rFonts w:ascii="Times New Roman" w:hAnsi="Times New Roman" w:cs="Times New Roman"/>
         </w:rPr>
         <w:t>1.3.3.5. Подготовка на координатите за визуализация</w:t>
       </w:r>
-      <w:bookmarkEnd w:id="98"/>
-      <w:bookmarkEnd w:id="99"/>
+      <w:bookmarkEnd w:id="96"/>
+      <w:bookmarkEnd w:id="97"/>
     </w:p>
     <w:p>
       <w:pPr>
@@ -11215,6 +11355,7 @@
         <w:pStyle w:val="NormalWeb"/>
       </w:pPr>
       <w:r>
+        <w:lastRenderedPageBreak/>
         <w:t>В контекста на приложението „Моето пътуване“, подготвените координати се използват за добавяне на маркери (пинчета) върху карта, като всяко пинче съответства на конкретна снимка. Това позволява на потребителя да проследи своя маршрут и да визуализира местата, на които са направени снимките.</w:t>
       </w:r>
     </w:p>
@@ -11224,68 +11365,80 @@
         <w:spacing w:before="360" w:after="160"/>
         <w:ind w:left="432"/>
         <w:jc w:val="left"/>
-      </w:pPr>
-      <w:bookmarkStart w:id="100" w:name="_Toc227140713"/>
-      <w:bookmarkStart w:id="101" w:name="_Toc227665264"/>
+        <w:rPr>
+          <w:rFonts w:ascii="Times New Roman" w:hAnsi="Times New Roman" w:cs="Times New Roman"/>
+        </w:rPr>
+      </w:pPr>
+      <w:bookmarkStart w:id="98" w:name="_Toc227140713"/>
+      <w:bookmarkStart w:id="99" w:name="_Toc227745667"/>
       <w:r>
         <w:rPr>
           <w:rStyle w:val="Strong"/>
+          <w:rFonts w:ascii="Times New Roman" w:hAnsi="Times New Roman" w:cs="Times New Roman"/>
         </w:rPr>
         <w:t>1.4. Работа с карти и визуализация</w:t>
+      </w:r>
+      <w:bookmarkEnd w:id="98"/>
+      <w:bookmarkEnd w:id="99"/>
+    </w:p>
+    <w:p>
+      <w:pPr>
+        <w:pStyle w:val="NormalWeb"/>
+      </w:pPr>
+      <w:r>
+        <w:t xml:space="preserve">След извличане, преобразуване и валидиране на GPS координатите, следва тяхното </w:t>
+      </w:r>
+      <w:r>
+        <w:rPr>
+          <w:rStyle w:val="Strong"/>
+        </w:rPr>
+        <w:t>визуализиране върху интерактивна карта</w:t>
+      </w:r>
+      <w:r>
+        <w:t>. Целта на тази част е потребителят да може да види на картата местата, където са направени снимките, което позволява лесно проследяване на маршрута на пътуването. В тази точка се разглеждат основните концепции на геолокацията, използваните картографски стандарти и инструментите за визуализация, които се използват в Python и уеб приложения.</w:t>
+      </w:r>
+    </w:p>
+    <w:p>
+      <w:pPr>
+        <w:pStyle w:val="Heading2"/>
+        <w:ind w:left="576"/>
+        <w:rPr>
+          <w:rFonts w:ascii="Times New Roman" w:hAnsi="Times New Roman" w:cs="Times New Roman"/>
+        </w:rPr>
+      </w:pPr>
+      <w:bookmarkStart w:id="100" w:name="_Toc227140714"/>
+      <w:bookmarkStart w:id="101" w:name="_Toc227745668"/>
+      <w:r>
+        <w:rPr>
+          <w:rStyle w:val="Strong"/>
+          <w:rFonts w:ascii="Times New Roman" w:hAnsi="Times New Roman" w:cs="Times New Roman"/>
+        </w:rPr>
+        <w:t>1.4.1. Основи на геолокацията</w:t>
       </w:r>
       <w:bookmarkEnd w:id="100"/>
       <w:bookmarkEnd w:id="101"/>
     </w:p>
     <w:p>
       <w:pPr>
-        <w:pStyle w:val="NormalWeb"/>
-      </w:pPr>
-      <w:r>
-        <w:t xml:space="preserve">След извличане, преобразуване и валидиране на GPS координатите, следва тяхното </w:t>
-      </w:r>
+        <w:pStyle w:val="Heading3"/>
+        <w:ind w:left="720" w:firstLine="0"/>
+        <w:rPr>
+          <w:rFonts w:ascii="Times New Roman" w:hAnsi="Times New Roman" w:cs="Times New Roman"/>
+        </w:rPr>
+      </w:pPr>
+      <w:bookmarkStart w:id="102" w:name="_Toc227140715"/>
+      <w:bookmarkStart w:id="103" w:name="_Toc227745669"/>
       <w:r>
         <w:rPr>
           <w:rStyle w:val="Strong"/>
-        </w:rPr>
-        <w:t>визуализиране върху интерактивна карта</w:t>
-      </w:r>
-      <w:r>
-        <w:t>. Целта на тази част е потребителят да може да види на картата местата, където са направени снимките, което позволява лесно проследяване на маршрута на пътуването. В тази точка се разглеждат основните концепции на геолокацията, използваните картографски стандарти и инструментите за визуализация, които се използват в Python и уеб приложения.</w:t>
-      </w:r>
-    </w:p>
-    <w:p>
-      <w:pPr>
-        <w:pStyle w:val="Heading2"/>
-        <w:ind w:left="576"/>
-      </w:pPr>
-      <w:bookmarkStart w:id="102" w:name="_Toc227140714"/>
-      <w:bookmarkStart w:id="103" w:name="_Toc227665265"/>
-      <w:r>
-        <w:rPr>
-          <w:rStyle w:val="Strong"/>
-        </w:rPr>
-        <w:t>1.4.1. Основи на геолокацията</w:t>
+          <w:rFonts w:ascii="Times New Roman" w:hAnsi="Times New Roman" w:cs="Times New Roman"/>
+          <w:b/>
+          <w:bCs/>
+        </w:rPr>
+        <w:t>1.4.1.1. Географска координатна система</w:t>
       </w:r>
       <w:bookmarkEnd w:id="102"/>
       <w:bookmarkEnd w:id="103"/>
-    </w:p>
-    <w:p>
-      <w:pPr>
-        <w:pStyle w:val="Heading3"/>
-        <w:ind w:left="720" w:firstLine="0"/>
-      </w:pPr>
-      <w:bookmarkStart w:id="104" w:name="_Toc227140715"/>
-      <w:bookmarkStart w:id="105" w:name="_Toc227665266"/>
-      <w:r>
-        <w:rPr>
-          <w:rStyle w:val="Strong"/>
-          <w:b/>
-          <w:bCs/>
-        </w:rPr>
-        <w:t>1.4.1.1. Географска координатна система</w:t>
-      </w:r>
-      <w:bookmarkEnd w:id="104"/>
-      <w:bookmarkEnd w:id="105"/>
     </w:p>
     <w:p>
       <w:pPr>
@@ -11319,6 +11472,7 @@
       <w:r>
         <w:rPr>
           <w:rStyle w:val="Strong"/>
+          <w:b w:val="0"/>
         </w:rPr>
         <w:t>Географска ширина (Latitude)</w:t>
       </w:r>
@@ -11338,6 +11492,7 @@
       <w:r>
         <w:rPr>
           <w:rStyle w:val="Strong"/>
+          <w:b w:val="0"/>
         </w:rPr>
         <w:t>Географска дължина (Longitude)</w:t>
       </w:r>
@@ -11357,20 +11512,23 @@
       <w:pPr>
         <w:pStyle w:val="Heading3"/>
         <w:ind w:left="720" w:hanging="720"/>
-      </w:pPr>
-      <w:bookmarkStart w:id="106" w:name="_Toc227140716"/>
-      <w:bookmarkStart w:id="107" w:name="_Toc227665267"/>
+        <w:rPr>
+          <w:rFonts w:ascii="Times New Roman" w:hAnsi="Times New Roman" w:cs="Times New Roman"/>
+        </w:rPr>
+      </w:pPr>
+      <w:bookmarkStart w:id="104" w:name="_Toc227140716"/>
+      <w:bookmarkStart w:id="105" w:name="_Toc227745670"/>
       <w:r>
         <w:rPr>
           <w:rStyle w:val="Strong"/>
+          <w:rFonts w:ascii="Times New Roman" w:hAnsi="Times New Roman" w:cs="Times New Roman"/>
           <w:b/>
           <w:bCs/>
         </w:rPr>
-        <w:lastRenderedPageBreak/>
         <w:t>1.4.1.2. Стандартът WGS84</w:t>
       </w:r>
-      <w:bookmarkEnd w:id="106"/>
-      <w:bookmarkEnd w:id="107"/>
+      <w:bookmarkEnd w:id="104"/>
+      <w:bookmarkEnd w:id="105"/>
     </w:p>
     <w:p>
       <w:pPr>
@@ -11382,6 +11540,7 @@
       <w:r>
         <w:rPr>
           <w:rStyle w:val="Strong"/>
+          <w:b w:val="0"/>
         </w:rPr>
         <w:t>WGS84 (World Geodetic System 1984)</w:t>
       </w:r>
@@ -11444,19 +11603,23 @@
       <w:pPr>
         <w:pStyle w:val="Heading3"/>
         <w:ind w:left="720" w:hanging="720"/>
-      </w:pPr>
-      <w:bookmarkStart w:id="108" w:name="_Toc227140717"/>
-      <w:bookmarkStart w:id="109" w:name="_Toc227665268"/>
+        <w:rPr>
+          <w:rFonts w:ascii="Times New Roman" w:hAnsi="Times New Roman" w:cs="Times New Roman"/>
+        </w:rPr>
+      </w:pPr>
+      <w:bookmarkStart w:id="106" w:name="_Toc227140717"/>
+      <w:bookmarkStart w:id="107" w:name="_Toc227745671"/>
       <w:r>
         <w:rPr>
           <w:rStyle w:val="Strong"/>
+          <w:rFonts w:ascii="Times New Roman" w:hAnsi="Times New Roman" w:cs="Times New Roman"/>
           <w:b/>
           <w:bCs/>
         </w:rPr>
         <w:t>1.4.1.3. Представяне на координати върху карта</w:t>
       </w:r>
-      <w:bookmarkEnd w:id="108"/>
-      <w:bookmarkEnd w:id="109"/>
+      <w:bookmarkEnd w:id="106"/>
+      <w:bookmarkEnd w:id="107"/>
     </w:p>
     <w:p>
       <w:pPr>
@@ -11491,6 +11654,7 @@
         <w:jc w:val="left"/>
       </w:pPr>
       <w:r>
+        <w:lastRenderedPageBreak/>
         <w:t>Всяка точка може да съдържа допълнителна информация, например снимка или дата на заснемане.</w:t>
       </w:r>
     </w:p>
@@ -11520,19 +11684,23 @@
       <w:pPr>
         <w:pStyle w:val="Heading3"/>
         <w:ind w:left="720" w:hanging="720"/>
-      </w:pPr>
-      <w:bookmarkStart w:id="110" w:name="_Toc227140718"/>
-      <w:bookmarkStart w:id="111" w:name="_Toc227665269"/>
+        <w:rPr>
+          <w:rFonts w:ascii="Times New Roman" w:hAnsi="Times New Roman" w:cs="Times New Roman"/>
+        </w:rPr>
+      </w:pPr>
+      <w:bookmarkStart w:id="108" w:name="_Toc227140718"/>
+      <w:bookmarkStart w:id="109" w:name="_Toc227745672"/>
       <w:r>
         <w:rPr>
           <w:rStyle w:val="Strong"/>
+          <w:rFonts w:ascii="Times New Roman" w:hAnsi="Times New Roman" w:cs="Times New Roman"/>
           <w:b/>
           <w:bCs/>
         </w:rPr>
         <w:t>1.4.1.4. Значение на геолокацията в съвременните приложения</w:t>
       </w:r>
-      <w:bookmarkEnd w:id="110"/>
-      <w:bookmarkEnd w:id="111"/>
+      <w:bookmarkEnd w:id="108"/>
+      <w:bookmarkEnd w:id="109"/>
     </w:p>
     <w:p>
       <w:pPr>
@@ -11606,35 +11774,43 @@
       <w:pPr>
         <w:pStyle w:val="Heading2"/>
         <w:ind w:left="576"/>
-      </w:pPr>
-      <w:bookmarkStart w:id="112" w:name="_Toc227140719"/>
-      <w:bookmarkStart w:id="113" w:name="_Toc227665270"/>
+        <w:rPr>
+          <w:rFonts w:ascii="Times New Roman" w:hAnsi="Times New Roman" w:cs="Times New Roman"/>
+        </w:rPr>
+      </w:pPr>
+      <w:bookmarkStart w:id="110" w:name="_Toc227140719"/>
+      <w:bookmarkStart w:id="111" w:name="_Toc227745673"/>
       <w:r>
         <w:rPr>
           <w:rStyle w:val="Strong"/>
+          <w:rFonts w:ascii="Times New Roman" w:hAnsi="Times New Roman" w:cs="Times New Roman"/>
         </w:rPr>
         <w:t>1.4.2. Leaflet.js – характеристики и приложение</w:t>
+      </w:r>
+      <w:bookmarkEnd w:id="110"/>
+      <w:bookmarkEnd w:id="111"/>
+    </w:p>
+    <w:p>
+      <w:pPr>
+        <w:pStyle w:val="Heading3"/>
+        <w:ind w:left="720" w:hanging="720"/>
+        <w:rPr>
+          <w:rFonts w:ascii="Times New Roman" w:hAnsi="Times New Roman" w:cs="Times New Roman"/>
+        </w:rPr>
+      </w:pPr>
+      <w:bookmarkStart w:id="112" w:name="_Toc227140720"/>
+      <w:bookmarkStart w:id="113" w:name="_Toc227745674"/>
+      <w:r>
+        <w:rPr>
+          <w:rStyle w:val="Strong"/>
+          <w:rFonts w:ascii="Times New Roman" w:hAnsi="Times New Roman" w:cs="Times New Roman"/>
+          <w:b/>
+          <w:bCs/>
+        </w:rPr>
+        <w:t>1.4.2.1. Архитектура и принцип на работа на Leaflet.js</w:t>
       </w:r>
       <w:bookmarkEnd w:id="112"/>
       <w:bookmarkEnd w:id="113"/>
-    </w:p>
-    <w:p>
-      <w:pPr>
-        <w:pStyle w:val="Heading3"/>
-        <w:ind w:left="720" w:hanging="720"/>
-      </w:pPr>
-      <w:bookmarkStart w:id="114" w:name="_Toc227140720"/>
-      <w:bookmarkStart w:id="115" w:name="_Toc227665271"/>
-      <w:r>
-        <w:rPr>
-          <w:rStyle w:val="Strong"/>
-          <w:b/>
-          <w:bCs/>
-        </w:rPr>
-        <w:t>1.4.2.1. Архитектура и принцип на работа на Leaflet.js</w:t>
-      </w:r>
-      <w:bookmarkEnd w:id="114"/>
-      <w:bookmarkEnd w:id="115"/>
     </w:p>
     <w:p>
       <w:pPr>
@@ -11706,20 +11882,23 @@
       <w:pPr>
         <w:pStyle w:val="Heading3"/>
         <w:ind w:left="720" w:hanging="720"/>
-      </w:pPr>
-      <w:bookmarkStart w:id="116" w:name="_Toc227140721"/>
-      <w:bookmarkStart w:id="117" w:name="_Toc227665272"/>
+        <w:rPr>
+          <w:rFonts w:ascii="Times New Roman" w:hAnsi="Times New Roman" w:cs="Times New Roman"/>
+        </w:rPr>
+      </w:pPr>
+      <w:bookmarkStart w:id="114" w:name="_Toc227140721"/>
+      <w:bookmarkStart w:id="115" w:name="_Toc227745675"/>
       <w:r>
         <w:rPr>
           <w:rStyle w:val="Strong"/>
+          <w:rFonts w:ascii="Times New Roman" w:hAnsi="Times New Roman" w:cs="Times New Roman"/>
           <w:b/>
           <w:bCs/>
         </w:rPr>
-        <w:lastRenderedPageBreak/>
         <w:t>1.4.2.2. Основни компоненти на интерактивните карти</w:t>
       </w:r>
-      <w:bookmarkEnd w:id="116"/>
-      <w:bookmarkEnd w:id="117"/>
+      <w:bookmarkEnd w:id="114"/>
+      <w:bookmarkEnd w:id="115"/>
     </w:p>
     <w:p>
       <w:pPr>
@@ -11800,29 +11979,30 @@
         <w:t>Popups</w:t>
       </w:r>
       <w:r>
-        <w:t xml:space="preserve"> – информация, която се показва</w:t>
-      </w:r>
-      <w:r>
-        <w:t xml:space="preserve"> при клик върху маркер.</w:t>
+        <w:t xml:space="preserve"> – информация, която се показва при клик върху маркер.</w:t>
       </w:r>
     </w:p>
     <w:p>
       <w:pPr>
         <w:pStyle w:val="Heading3"/>
         <w:ind w:left="720" w:hanging="720"/>
-      </w:pPr>
-      <w:bookmarkStart w:id="118" w:name="_Toc227140722"/>
-      <w:bookmarkStart w:id="119" w:name="_Toc227665273"/>
+        <w:rPr>
+          <w:rFonts w:ascii="Times New Roman" w:hAnsi="Times New Roman" w:cs="Times New Roman"/>
+        </w:rPr>
+      </w:pPr>
+      <w:bookmarkStart w:id="116" w:name="_Toc227140722"/>
+      <w:bookmarkStart w:id="117" w:name="_Toc227745676"/>
       <w:r>
         <w:rPr>
           <w:rStyle w:val="Strong"/>
+          <w:rFonts w:ascii="Times New Roman" w:hAnsi="Times New Roman" w:cs="Times New Roman"/>
           <w:b/>
           <w:bCs/>
         </w:rPr>
         <w:t>1.4.2.3. Добавяне на маркери и слоеве</w:t>
       </w:r>
-      <w:bookmarkEnd w:id="118"/>
-      <w:bookmarkEnd w:id="119"/>
+      <w:bookmarkEnd w:id="116"/>
+      <w:bookmarkEnd w:id="117"/>
     </w:p>
     <w:p>
       <w:pPr>
@@ -11879,19 +12059,23 @@
       <w:pPr>
         <w:pStyle w:val="Heading3"/>
         <w:ind w:left="720" w:hanging="720"/>
-      </w:pPr>
-      <w:bookmarkStart w:id="120" w:name="_Toc227140723"/>
-      <w:bookmarkStart w:id="121" w:name="_Toc227665274"/>
+        <w:rPr>
+          <w:rFonts w:ascii="Times New Roman" w:hAnsi="Times New Roman" w:cs="Times New Roman"/>
+        </w:rPr>
+      </w:pPr>
+      <w:bookmarkStart w:id="118" w:name="_Toc227140723"/>
+      <w:bookmarkStart w:id="119" w:name="_Toc227745677"/>
       <w:r>
         <w:rPr>
           <w:rStyle w:val="Strong"/>
+          <w:rFonts w:ascii="Times New Roman" w:hAnsi="Times New Roman" w:cs="Times New Roman"/>
           <w:b/>
           <w:bCs/>
         </w:rPr>
         <w:t>1.4.2.4. Предимства и ограничения на Leaflet.js</w:t>
       </w:r>
-      <w:bookmarkEnd w:id="120"/>
-      <w:bookmarkEnd w:id="121"/>
+      <w:bookmarkEnd w:id="118"/>
+      <w:bookmarkEnd w:id="119"/>
     </w:p>
     <w:p>
       <w:pPr>
@@ -11917,6 +12101,7 @@
         <w:jc w:val="left"/>
       </w:pPr>
       <w:r>
+        <w:lastRenderedPageBreak/>
         <w:t>Лесен за употреба;</w:t>
       </w:r>
     </w:p>
@@ -11990,38 +12175,64 @@
       <w:pPr>
         <w:pStyle w:val="Heading2"/>
         <w:ind w:left="576"/>
-      </w:pPr>
-      <w:bookmarkStart w:id="122" w:name="_Toc227140724"/>
-      <w:bookmarkStart w:id="123" w:name="_Toc227665275"/>
+        <w:rPr>
+          <w:rFonts w:ascii="Times New Roman" w:hAnsi="Times New Roman" w:cs="Times New Roman"/>
+        </w:rPr>
+      </w:pPr>
+      <w:bookmarkStart w:id="120" w:name="_Toc227140724"/>
+      <w:bookmarkStart w:id="121" w:name="_Toc227745678"/>
       <w:r>
         <w:rPr>
           <w:rStyle w:val="Strong"/>
+          <w:rFonts w:ascii="Times New Roman" w:hAnsi="Times New Roman" w:cs="Times New Roman"/>
         </w:rPr>
         <w:t>1.4.3. Folium за Python – визуализация на координати</w:t>
+      </w:r>
+      <w:bookmarkEnd w:id="120"/>
+      <w:bookmarkEnd w:id="121"/>
+    </w:p>
+    <w:p>
+      <w:pPr>
+        <w:pStyle w:val="Heading3"/>
+        <w:ind w:left="720" w:hanging="720"/>
+        <w:rPr>
+          <w:rFonts w:ascii="Times New Roman" w:hAnsi="Times New Roman" w:cs="Times New Roman"/>
+        </w:rPr>
+      </w:pPr>
+      <w:bookmarkStart w:id="122" w:name="_Toc227140725"/>
+      <w:bookmarkStart w:id="123" w:name="_Toc227745679"/>
+      <w:r>
+        <w:rPr>
+          <w:rStyle w:val="Strong"/>
+          <w:rFonts w:ascii="Times New Roman" w:hAnsi="Times New Roman" w:cs="Times New Roman"/>
+          <w:b/>
+          <w:bCs/>
+        </w:rPr>
+        <w:t>1.4.3.1. Връзка меж</w:t>
+      </w:r>
+      <w:r>
+        <w:rPr>
+          <w:rStyle w:val="Strong"/>
+          <w:rFonts w:ascii="Times New Roman" w:hAnsi="Times New Roman" w:cs="Times New Roman"/>
+          <w:b/>
+          <w:bCs/>
+        </w:rPr>
+        <w:t xml:space="preserve"> </w:t>
+      </w:r>
+      <w:r>
+        <w:rPr>
+          <w:rStyle w:val="Strong"/>
+          <w:rFonts w:ascii="Times New Roman" w:hAnsi="Times New Roman" w:cs="Times New Roman"/>
+          <w:b/>
+          <w:bCs/>
+        </w:rPr>
+        <w:t>ду Folium и Leaflet.js</w:t>
       </w:r>
       <w:bookmarkEnd w:id="122"/>
       <w:bookmarkEnd w:id="123"/>
     </w:p>
     <w:p>
       <w:pPr>
-        <w:pStyle w:val="Heading3"/>
-        <w:ind w:left="720" w:hanging="720"/>
-      </w:pPr>
-      <w:bookmarkStart w:id="124" w:name="_Toc227140725"/>
-      <w:bookmarkStart w:id="125" w:name="_Toc227665276"/>
-      <w:r>
-        <w:rPr>
-          <w:rStyle w:val="Strong"/>
-          <w:b/>
-          <w:bCs/>
-        </w:rPr>
-        <w:t>1.4.3.1. Връзка между Folium и Leaflet.js</w:t>
-      </w:r>
-      <w:bookmarkEnd w:id="124"/>
-      <w:bookmarkEnd w:id="125"/>
-    </w:p>
-    <w:p>
-      <w:pPr>
         <w:pStyle w:val="NormalWeb"/>
       </w:pPr>
       <w:r>
@@ -12036,14 +12247,12 @@
       <w:pPr>
         <w:pStyle w:val="NormalWeb"/>
         <w:rPr>
-          <w:rFonts w:asciiTheme="majorHAnsi" w:hAnsiTheme="majorHAnsi"/>
           <w:color w:val="244061" w:themeColor="accent1" w:themeShade="80"/>
         </w:rPr>
       </w:pPr>
       <w:r>
         <w:rPr>
           <w:rStyle w:val="Strong"/>
-          <w:rFonts w:asciiTheme="majorHAnsi" w:hAnsiTheme="majorHAnsi"/>
           <w:color w:val="244061" w:themeColor="accent1" w:themeShade="80"/>
         </w:rPr>
         <w:t>1.4.3.2. Генериране на интерактивни карти с Folium</w:t>
@@ -12092,46 +12301,53 @@
       <w:pPr>
         <w:pStyle w:val="Heading3"/>
         <w:ind w:left="720" w:hanging="720"/>
-      </w:pPr>
-      <w:bookmarkStart w:id="126" w:name="_Toc227140726"/>
-      <w:bookmarkStart w:id="127" w:name="_Toc227665277"/>
+        <w:rPr>
+          <w:rFonts w:ascii="Times New Roman" w:hAnsi="Times New Roman" w:cs="Times New Roman"/>
+        </w:rPr>
+      </w:pPr>
+      <w:bookmarkStart w:id="124" w:name="_Toc227140726"/>
+      <w:bookmarkStart w:id="125" w:name="_Toc227745680"/>
       <w:r>
         <w:rPr>
           <w:rStyle w:val="Strong"/>
+          <w:rFonts w:ascii="Times New Roman" w:hAnsi="Times New Roman" w:cs="Times New Roman"/>
           <w:b/>
           <w:bCs/>
         </w:rPr>
-        <w:lastRenderedPageBreak/>
         <w:t>1.4.3.3. Визуализация на множество координати</w:t>
+      </w:r>
+      <w:bookmarkEnd w:id="124"/>
+      <w:bookmarkEnd w:id="125"/>
+    </w:p>
+    <w:p>
+      <w:pPr>
+        <w:pStyle w:val="NormalWeb"/>
+      </w:pPr>
+      <w:r>
+        <w:t>Folium позволява едновременно да се визуализират десетки или стотици точки на карта, което е изключително полезно за приложение с множество снимки от различни места.</w:t>
+      </w:r>
+    </w:p>
+    <w:p>
+      <w:pPr>
+        <w:pStyle w:val="Heading3"/>
+        <w:ind w:left="720" w:hanging="720"/>
+        <w:rPr>
+          <w:rFonts w:ascii="Times New Roman" w:hAnsi="Times New Roman" w:cs="Times New Roman"/>
+        </w:rPr>
+      </w:pPr>
+      <w:bookmarkStart w:id="126" w:name="_Toc227140727"/>
+      <w:bookmarkStart w:id="127" w:name="_Toc227745681"/>
+      <w:r>
+        <w:rPr>
+          <w:rStyle w:val="Strong"/>
+          <w:rFonts w:ascii="Times New Roman" w:hAnsi="Times New Roman" w:cs="Times New Roman"/>
+          <w:b/>
+          <w:bCs/>
+        </w:rPr>
+        <w:t>1.4.3.4. Интеграция на Folium с Python приложения</w:t>
       </w:r>
       <w:bookmarkEnd w:id="126"/>
       <w:bookmarkEnd w:id="127"/>
-    </w:p>
-    <w:p>
-      <w:pPr>
-        <w:pStyle w:val="NormalWeb"/>
-      </w:pPr>
-      <w:r>
-        <w:t>Folium позволява едновременно да се визуализират десетки или стотици точки на карта, което е изключително полезно за приложение с множество снимки от различни места.</w:t>
-      </w:r>
-    </w:p>
-    <w:p>
-      <w:pPr>
-        <w:pStyle w:val="Heading3"/>
-        <w:ind w:left="720" w:hanging="720"/>
-      </w:pPr>
-      <w:bookmarkStart w:id="128" w:name="_Toc227140727"/>
-      <w:bookmarkStart w:id="129" w:name="_Toc227665278"/>
-      <w:r>
-        <w:rPr>
-          <w:rStyle w:val="Strong"/>
-          <w:b/>
-          <w:bCs/>
-        </w:rPr>
-        <w:t>1.4.3.4. Интеграция на Folium с Python приложения</w:t>
-      </w:r>
-      <w:bookmarkEnd w:id="128"/>
-      <w:bookmarkEnd w:id="129"/>
     </w:p>
     <w:p>
       <w:pPr>
@@ -12176,17 +12392,21 @@
       <w:pPr>
         <w:pStyle w:val="Heading2"/>
         <w:ind w:left="576"/>
-      </w:pPr>
-      <w:bookmarkStart w:id="130" w:name="_Toc227140728"/>
-      <w:bookmarkStart w:id="131" w:name="_Toc227665279"/>
+        <w:rPr>
+          <w:rFonts w:ascii="Times New Roman" w:hAnsi="Times New Roman" w:cs="Times New Roman"/>
+        </w:rPr>
+      </w:pPr>
+      <w:bookmarkStart w:id="128" w:name="_Toc227140728"/>
+      <w:bookmarkStart w:id="129" w:name="_Toc227745682"/>
       <w:r>
         <w:rPr>
           <w:rStyle w:val="Strong"/>
+          <w:rFonts w:ascii="Times New Roman" w:hAnsi="Times New Roman" w:cs="Times New Roman"/>
         </w:rPr>
         <w:t>1.4.2. Leaflet.js – характеристики и приложение</w:t>
       </w:r>
-      <w:bookmarkEnd w:id="130"/>
-      <w:bookmarkEnd w:id="131"/>
+      <w:bookmarkEnd w:id="128"/>
+      <w:bookmarkEnd w:id="129"/>
     </w:p>
     <w:p>
       <w:pPr>
@@ -12256,6 +12476,7 @@
         <w:rPr>
           <w:rStyle w:val="Strong"/>
         </w:rPr>
+        <w:lastRenderedPageBreak/>
         <w:t>Tile Layer</w:t>
       </w:r>
       <w:r>
@@ -12345,8 +12566,15 @@
       <w:r>
         <w:rPr>
           <w:rStyle w:val="Strong"/>
-        </w:rPr>
-        <w:t>Предимства:</w:t>
+          <w:b w:val="0"/>
+        </w:rPr>
+        <w:t>Предимства</w:t>
+      </w:r>
+      <w:r>
+        <w:rPr>
+          <w:rStyle w:val="Strong"/>
+        </w:rPr>
+        <w:t>:</w:t>
       </w:r>
       <w:r>
         <w:rPr>
@@ -12370,6 +12598,7 @@
       <w:r>
         <w:rPr>
           <w:rStyle w:val="Strong"/>
+          <w:b w:val="0"/>
         </w:rPr>
         <w:t>Ограничения</w:t>
       </w:r>
@@ -12387,113 +12616,123 @@
       <w:pPr>
         <w:pStyle w:val="Heading2"/>
         <w:ind w:left="576"/>
-      </w:pPr>
-      <w:bookmarkStart w:id="132" w:name="_Toc227140729"/>
-      <w:bookmarkStart w:id="133" w:name="_Toc227665280"/>
+        <w:rPr>
+          <w:rFonts w:ascii="Times New Roman" w:hAnsi="Times New Roman" w:cs="Times New Roman"/>
+        </w:rPr>
+      </w:pPr>
+      <w:bookmarkStart w:id="130" w:name="_Toc227140729"/>
+      <w:bookmarkStart w:id="131" w:name="_Toc227745683"/>
       <w:r>
         <w:rPr>
           <w:rStyle w:val="Strong"/>
+          <w:rFonts w:ascii="Times New Roman" w:hAnsi="Times New Roman" w:cs="Times New Roman"/>
         </w:rPr>
         <w:t>1.4.3. Folium за Python – визуализация на координати</w:t>
+      </w:r>
+      <w:bookmarkEnd w:id="130"/>
+      <w:bookmarkEnd w:id="131"/>
+    </w:p>
+    <w:p>
+      <w:pPr>
+        <w:pStyle w:val="NormalWeb"/>
+        <w:spacing w:after="0" w:afterAutospacing="0"/>
+        <w:jc w:val="left"/>
+      </w:pPr>
+      <w:r>
+        <w:rPr>
+          <w:rStyle w:val="Strong"/>
+        </w:rPr>
+        <w:t>Връзка с Leaflet.js:</w:t>
+      </w:r>
+      <w:r>
+        <w:br/>
+        <w:t>Folium е Python библиотека, която използва Leaflet.js за генериране на интерактивни карти от Python код. Това позволява на разработчиците да работят изцяло в Python, без да пишат JavaScript.</w:t>
+      </w:r>
+    </w:p>
+    <w:p>
+      <w:pPr>
+        <w:pStyle w:val="NormalWeb"/>
+        <w:spacing w:after="0" w:afterAutospacing="0"/>
+        <w:jc w:val="left"/>
+      </w:pPr>
+      <w:r>
+        <w:rPr>
+          <w:rStyle w:val="Strong"/>
+        </w:rPr>
+        <w:t>Генериране на интерактивни карти:</w:t>
+      </w:r>
+      <w:r>
+        <w:br/>
+        <w:t>С Folium могат да се създават карти с начални координати, на които да се добавят маркери за GPS точки, popups с информация и различни слоеве за визуализация.</w:t>
+      </w:r>
+    </w:p>
+    <w:p>
+      <w:pPr>
+        <w:pStyle w:val="NormalWeb"/>
+        <w:spacing w:after="0" w:afterAutospacing="0"/>
+        <w:jc w:val="left"/>
+      </w:pPr>
+      <w:r>
+        <w:rPr>
+          <w:rStyle w:val="Strong"/>
+        </w:rPr>
+        <w:t>Визуализация на множество координати:</w:t>
+      </w:r>
+      <w:r>
+        <w:br/>
+        <w:t>Folium позволява едновременно показване на голям брой точки, групиране на маркери и персонализиране на всяка точка с изображение или текст.</w:t>
+      </w:r>
+    </w:p>
+    <w:p>
+      <w:pPr>
+        <w:pStyle w:val="NormalWeb"/>
+        <w:spacing w:after="0" w:afterAutospacing="0"/>
+        <w:jc w:val="left"/>
+      </w:pPr>
+      <w:r>
+        <w:rPr>
+          <w:rStyle w:val="Strong"/>
+        </w:rPr>
+        <w:t>Интеграция с Python приложения:</w:t>
+      </w:r>
+      <w:r>
+        <w:br/>
+        <w:t>Картата се генерира като HTML файл, който може да се вгради в Python GUI приложения или уеб интерфейси. Това улеснява визуализацията на маршрути и снимки, събрани от потребителя.</w:t>
+      </w:r>
+    </w:p>
+    <w:p>
+      <w:pPr>
+        <w:pStyle w:val="NormalWeb"/>
+        <w:spacing w:after="0" w:afterAutospacing="0"/>
+        <w:jc w:val="left"/>
+      </w:pPr>
+      <w:r>
+        <w:t>Приложение в дипломния проект:</w:t>
+      </w:r>
+      <w:r>
+        <w:br/>
+        <w:t>Използването на Folium позволява директно визуализиране на GPS координатите, извлечени от Exif данни на снимките, като интерактивни маркери върху картата. Така потребителят може да види своето пътуване с точни географски позиции на всички заснети места.</w:t>
+      </w:r>
+    </w:p>
+    <w:p>
+      <w:pPr>
+        <w:pStyle w:val="Heading2"/>
+        <w:ind w:left="576"/>
+        <w:rPr>
+          <w:rFonts w:ascii="Times New Roman" w:hAnsi="Times New Roman" w:cs="Times New Roman"/>
+        </w:rPr>
+      </w:pPr>
+      <w:bookmarkStart w:id="132" w:name="_Toc227140730"/>
+      <w:bookmarkStart w:id="133" w:name="_Toc227745684"/>
+      <w:r>
+        <w:rPr>
+          <w:rFonts w:ascii="Times New Roman" w:hAnsi="Times New Roman" w:cs="Times New Roman"/>
+        </w:rPr>
+        <w:lastRenderedPageBreak/>
+        <w:t>1.5. Значение на цифровата фотография в съвременните информационни системи</w:t>
       </w:r>
       <w:bookmarkEnd w:id="132"/>
       <w:bookmarkEnd w:id="133"/>
-    </w:p>
-    <w:p>
-      <w:pPr>
-        <w:pStyle w:val="NormalWeb"/>
-        <w:spacing w:after="0" w:afterAutospacing="0"/>
-        <w:jc w:val="left"/>
-      </w:pPr>
-      <w:r>
-        <w:rPr>
-          <w:rStyle w:val="Strong"/>
-        </w:rPr>
-        <w:t>Връзка с Leaflet.js:</w:t>
-      </w:r>
-      <w:r>
-        <w:br/>
-        <w:t>Folium е Python библиотека, която използва Leaflet.js за генериране на интерактивни карти от Python код. Това позволява на разработчиците да работят изцяло в Python, без да пишат JavaScript.</w:t>
-      </w:r>
-    </w:p>
-    <w:p>
-      <w:pPr>
-        <w:pStyle w:val="NormalWeb"/>
-        <w:spacing w:after="0" w:afterAutospacing="0"/>
-        <w:jc w:val="left"/>
-      </w:pPr>
-      <w:r>
-        <w:rPr>
-          <w:rStyle w:val="Strong"/>
-        </w:rPr>
-        <w:lastRenderedPageBreak/>
-        <w:t>Генериране на интерактивни карти:</w:t>
-      </w:r>
-      <w:r>
-        <w:br/>
-        <w:t>С Folium могат да се създават карти с начални координати, на които да се добавят маркери за GPS точки, popups с информация и различни слоеве за визуализация.</w:t>
-      </w:r>
-    </w:p>
-    <w:p>
-      <w:pPr>
-        <w:pStyle w:val="NormalWeb"/>
-        <w:spacing w:after="0" w:afterAutospacing="0"/>
-        <w:jc w:val="left"/>
-      </w:pPr>
-      <w:r>
-        <w:rPr>
-          <w:rStyle w:val="Strong"/>
-        </w:rPr>
-        <w:t>Визуализация на множество координати:</w:t>
-      </w:r>
-      <w:r>
-        <w:br/>
-        <w:t>Folium позволява едновременно показване на голям брой точки, групиране на маркери и персонализиране на всяка точка с изображение или текст.</w:t>
-      </w:r>
-    </w:p>
-    <w:p>
-      <w:pPr>
-        <w:pStyle w:val="NormalWeb"/>
-        <w:spacing w:after="0" w:afterAutospacing="0"/>
-        <w:jc w:val="left"/>
-      </w:pPr>
-      <w:r>
-        <w:rPr>
-          <w:rStyle w:val="Strong"/>
-        </w:rPr>
-        <w:t>Интеграция с Python приложения:</w:t>
-      </w:r>
-      <w:r>
-        <w:br/>
-        <w:t>Картата се генерира като HTML файл, който може да се вгради в Python GUI приложения или уеб интерфейси. Това улеснява визуализацията на маршрути и снимки, събрани от потребителя.</w:t>
-      </w:r>
-    </w:p>
-    <w:p>
-      <w:pPr>
-        <w:pStyle w:val="NormalWeb"/>
-        <w:spacing w:after="0" w:afterAutospacing="0"/>
-        <w:jc w:val="left"/>
-      </w:pPr>
-      <w:r>
-        <w:t>Приложение в дипломния проект:</w:t>
-      </w:r>
-      <w:r>
-        <w:br/>
-        <w:t>Използването на Folium позволява директно визуализиране на GPS координатите, извлечени от Exif данни на снимките, като интерактивни маркери върху картата. Така потребителят може да види своето пътуване с точни географски позиции на всички заснети места.</w:t>
-      </w:r>
-    </w:p>
-    <w:p>
-      <w:pPr>
-        <w:pStyle w:val="Heading2"/>
-        <w:ind w:left="576"/>
-      </w:pPr>
-      <w:bookmarkStart w:id="134" w:name="_Toc227140730"/>
-      <w:bookmarkStart w:id="135" w:name="_Toc227665281"/>
-      <w:r>
-        <w:t>1.5. Значение на цифровата фотография в съвременните информационни системи</w:t>
-      </w:r>
-      <w:bookmarkEnd w:id="134"/>
-      <w:bookmarkEnd w:id="135"/>
     </w:p>
     <w:p>
       <w:pPr>
@@ -12548,9 +12787,9 @@
         <w:tblLook w:val="04A0" w:firstRow="1" w:lastRow="0" w:firstColumn="1" w:lastColumn="0" w:noHBand="0" w:noVBand="1"/>
       </w:tblPr>
       <w:tblGrid>
-        <w:gridCol w:w="2217"/>
-        <w:gridCol w:w="3785"/>
-        <w:gridCol w:w="3160"/>
+        <w:gridCol w:w="2206"/>
+        <w:gridCol w:w="3736"/>
+        <w:gridCol w:w="3130"/>
       </w:tblGrid>
       <w:tr>
         <w:trPr>
@@ -12582,7 +12821,6 @@
                 <w:bCs/>
                 <w:lang w:eastAsia="bg-BG"/>
               </w:rPr>
-              <w:lastRenderedPageBreak/>
               <w:t>Област на приложение</w:t>
             </w:r>
           </w:p>
@@ -12991,6 +13229,7 @@
                 <w:rFonts w:eastAsia="Times New Roman"/>
                 <w:lang w:eastAsia="bg-BG"/>
               </w:rPr>
+              <w:lastRenderedPageBreak/>
               <w:t>Архивиране и дигитализация</w:t>
             </w:r>
           </w:p>
@@ -13125,6 +13364,8 @@
             </w:r>
           </w:p>
         </w:tc>
+        <w:bookmarkStart w:id="134" w:name="_GoBack"/>
+        <w:bookmarkEnd w:id="134"/>
       </w:tr>
       <w:tr>
         <w:trPr>
@@ -13213,14 +13454,20 @@
         <w:spacing w:before="360" w:after="160"/>
         <w:ind w:left="432"/>
         <w:jc w:val="left"/>
-      </w:pPr>
-      <w:bookmarkStart w:id="136" w:name="_Toc227140732"/>
-      <w:bookmarkStart w:id="137" w:name="_Toc227665282"/>
-      <w:r>
+        <w:rPr>
+          <w:rFonts w:ascii="Times New Roman" w:hAnsi="Times New Roman" w:cs="Times New Roman"/>
+        </w:rPr>
+      </w:pPr>
+      <w:bookmarkStart w:id="135" w:name="_Toc227140732"/>
+      <w:bookmarkStart w:id="136" w:name="_Toc227745685"/>
+      <w:r>
+        <w:rPr>
+          <w:rFonts w:ascii="Times New Roman" w:hAnsi="Times New Roman" w:cs="Times New Roman"/>
+        </w:rPr>
         <w:t>1.6. Автоматизирана обработка на изображения</w:t>
       </w:r>
+      <w:bookmarkEnd w:id="135"/>
       <w:bookmarkEnd w:id="136"/>
-      <w:bookmarkEnd w:id="137"/>
     </w:p>
     <w:p>
       <w:pPr>
@@ -13243,11 +13490,7 @@
         <w:pStyle w:val="NormalWeb"/>
       </w:pPr>
       <w:r>
-        <w:t xml:space="preserve">В контекста на настоящия дипломен проект автоматизираната обработка се използва за анализ на изображения, заснети с мобилни устройства. Програмата </w:t>
-      </w:r>
-      <w:r>
-        <w:lastRenderedPageBreak/>
-        <w:t>автоматично сканира папка със снимки, извлича Exif метаданните и обработва GPS координатите, за да ги визуализира върху карта.</w:t>
+        <w:t>В контекста на настоящия дипломен проект автоматизираната обработка се използва за анализ на изображения, заснети с мобилни устройства. Програмата автоматично сканира папка със снимки, извлича Exif метаданните и обработва GPS координатите, за да ги визуализира върху карта.</w:t>
       </w:r>
     </w:p>
     <w:p>
@@ -13270,11 +13513,18 @@
       <w:r>
         <w:rPr>
           <w:rStyle w:val="Strong"/>
+          <w:b w:val="0"/>
         </w:rPr>
         <w:t>зареждане на изображенията</w:t>
       </w:r>
       <w:r>
-        <w:t xml:space="preserve"> от определена директория;</w:t>
+        <w:rPr>
+          <w:b/>
+        </w:rPr>
+        <w:t xml:space="preserve"> </w:t>
+      </w:r>
+      <w:r>
+        <w:t>от определена директория;</w:t>
       </w:r>
     </w:p>
     <w:p>
@@ -13289,6 +13539,7 @@
       <w:r>
         <w:rPr>
           <w:rStyle w:val="Strong"/>
+          <w:b w:val="0"/>
         </w:rPr>
         <w:t>извличане на метаданните</w:t>
       </w:r>
@@ -13308,6 +13559,7 @@
       <w:r>
         <w:rPr>
           <w:rStyle w:val="Strong"/>
+          <w:b w:val="0"/>
         </w:rPr>
         <w:t>идентифициране на GPS информацията</w:t>
       </w:r>
@@ -13327,6 +13579,7 @@
       <w:r>
         <w:rPr>
           <w:rStyle w:val="Strong"/>
+          <w:b w:val="0"/>
         </w:rPr>
         <w:t>преобразуване на координатите</w:t>
       </w:r>
@@ -13346,6 +13599,7 @@
       <w:r>
         <w:rPr>
           <w:rStyle w:val="Strong"/>
+          <w:b w:val="0"/>
         </w:rPr>
         <w:t>визуализация на координатите</w:t>
       </w:r>
@@ -13366,7 +13620,11 @@
         <w:pStyle w:val="NormalWeb"/>
       </w:pPr>
       <w:r>
-        <w:t>Съвременните програмни езици, като Python, предоставят мощни библиотеки, които значително улесняват автоматизираната обработка на изображения. Чрез комбинация от библиотеки като Pillow, NumPy и Folium може да се изгради система, която анализира изображенията и представя резултатите в удобен за потребителя визуален вид.</w:t>
+        <w:t xml:space="preserve">Съвременните програмни езици, като Python, предоставят мощни библиотеки, които значително улесняват автоматизираната обработка на изображения. Чрез </w:t>
+      </w:r>
+      <w:r>
+        <w:lastRenderedPageBreak/>
+        <w:t>комбинация от библиотеки като Pillow, NumPy и Folium може да се изгради система, която анализира изображенията и представя резултатите в удобен за потребителя визуален вид.</w:t>
       </w:r>
     </w:p>
     <w:tbl>
@@ -13382,9 +13640,9 @@
         <w:tblLook w:val="04A0" w:firstRow="1" w:lastRow="0" w:firstColumn="1" w:lastColumn="0" w:noHBand="0" w:noVBand="1"/>
       </w:tblPr>
       <w:tblGrid>
-        <w:gridCol w:w="2147"/>
-        <w:gridCol w:w="3959"/>
-        <w:gridCol w:w="3056"/>
+        <w:gridCol w:w="2134"/>
+        <w:gridCol w:w="3908"/>
+        <w:gridCol w:w="3030"/>
       </w:tblGrid>
       <w:tr>
         <w:trPr>
@@ -13886,14 +14144,20 @@
         <w:spacing w:before="360" w:after="160"/>
         <w:ind w:left="432"/>
         <w:jc w:val="left"/>
-      </w:pPr>
-      <w:bookmarkStart w:id="138" w:name="_Toc227140733"/>
-      <w:bookmarkStart w:id="139" w:name="_Toc227665283"/>
-      <w:r>
+        <w:rPr>
+          <w:rFonts w:ascii="Times New Roman" w:hAnsi="Times New Roman" w:cs="Times New Roman"/>
+        </w:rPr>
+      </w:pPr>
+      <w:bookmarkStart w:id="137" w:name="_Toc227140733"/>
+      <w:bookmarkStart w:id="138" w:name="_Toc227745686"/>
+      <w:r>
+        <w:rPr>
+          <w:rFonts w:ascii="Times New Roman" w:hAnsi="Times New Roman" w:cs="Times New Roman"/>
+        </w:rPr>
         <w:t>1.7. Архитектура на приложението „Моето пътуване“</w:t>
       </w:r>
+      <w:bookmarkEnd w:id="137"/>
       <w:bookmarkEnd w:id="138"/>
-      <w:bookmarkEnd w:id="139"/>
     </w:p>
     <w:p>
       <w:pPr>
@@ -13916,7 +14180,6 @@
         <w:pStyle w:val="NormalWeb"/>
       </w:pPr>
       <w:r>
-        <w:lastRenderedPageBreak/>
         <w:t>Основните елементи на архитектурата включват:</w:t>
       </w:r>
     </w:p>
@@ -14028,42 +14291,62 @@
         <w:pStyle w:val="NormalWeb"/>
       </w:pPr>
       <w:r>
+        <w:lastRenderedPageBreak/>
         <w:t xml:space="preserve">В рамките на проекта основният език за програмиране е </w:t>
       </w:r>
       <w:r>
         <w:rPr>
           <w:rStyle w:val="Strong"/>
+          <w:b w:val="0"/>
         </w:rPr>
         <w:t>Python</w:t>
       </w:r>
       <w:r>
-        <w:t xml:space="preserve">, който осигурява необходимите средства за обработка на изображения и работа с географски данни. Библиотеката </w:t>
+        <w:t xml:space="preserve">, който осигурява необходимите средства за обработка на изображения и работа с географски данни. </w:t>
+      </w:r>
+      <w:r>
+        <w:t xml:space="preserve">Библиотеката </w:t>
       </w:r>
       <w:r>
         <w:rPr>
           <w:rStyle w:val="Strong"/>
+          <w:b w:val="0"/>
         </w:rPr>
         <w:t>Pillow</w:t>
       </w:r>
       <w:r>
-        <w:t xml:space="preserve"> се използва за извличане на Exif метаданните, докато </w:t>
+        <w:t xml:space="preserve"> се</w:t>
+      </w:r>
+      <w:r>
+        <w:t xml:space="preserve"> използва за извличане на Exif метаданните, докато </w:t>
       </w:r>
       <w:r>
         <w:rPr>
           <w:rStyle w:val="Strong"/>
+          <w:b w:val="0"/>
         </w:rPr>
         <w:t>Folium</w:t>
       </w:r>
       <w:r>
-        <w:t xml:space="preserve"> позволява създаването на интерактивни карти, базирани на технологията </w:t>
+        <w:rPr>
+          <w:b/>
+        </w:rPr>
+        <w:t xml:space="preserve"> </w:t>
+      </w:r>
+      <w:r>
+        <w:t xml:space="preserve">позволява създаването на интерактивни карти, базирани на технологията </w:t>
       </w:r>
       <w:r>
         <w:rPr>
           <w:rStyle w:val="Strong"/>
+          <w:b w:val="0"/>
         </w:rPr>
         <w:t>Leaflet.js</w:t>
       </w:r>
       <w:r>
+        <w:rPr>
+          <w:b/>
+        </w:rPr>
         <w:t>.</w:t>
       </w:r>
     </w:p>
@@ -14088,9 +14371,9 @@
         <w:tblLook w:val="04A0" w:firstRow="1" w:lastRow="0" w:firstColumn="1" w:lastColumn="0" w:noHBand="0" w:noVBand="1"/>
       </w:tblPr>
       <w:tblGrid>
-        <w:gridCol w:w="3165"/>
-        <w:gridCol w:w="3840"/>
-        <w:gridCol w:w="2157"/>
+        <w:gridCol w:w="3134"/>
+        <w:gridCol w:w="3797"/>
+        <w:gridCol w:w="2141"/>
       </w:tblGrid>
       <w:tr>
         <w:trPr>
@@ -14592,14 +14875,20 @@
         <w:spacing w:before="360" w:after="160"/>
         <w:ind w:left="432"/>
         <w:jc w:val="left"/>
-      </w:pPr>
-      <w:bookmarkStart w:id="140" w:name="_Toc227140734"/>
-      <w:bookmarkStart w:id="141" w:name="_Toc227665284"/>
-      <w:r>
+        <w:rPr>
+          <w:rFonts w:ascii="Times New Roman" w:hAnsi="Times New Roman" w:cs="Times New Roman"/>
+        </w:rPr>
+      </w:pPr>
+      <w:bookmarkStart w:id="139" w:name="_Toc227140734"/>
+      <w:bookmarkStart w:id="140" w:name="_Toc227745687"/>
+      <w:r>
+        <w:rPr>
+          <w:rFonts w:ascii="Times New Roman" w:hAnsi="Times New Roman" w:cs="Times New Roman"/>
+        </w:rPr>
         <w:t>1.8. Алгоритъм на работа на приложението</w:t>
       </w:r>
+      <w:bookmarkEnd w:id="139"/>
       <w:bookmarkEnd w:id="140"/>
-      <w:bookmarkEnd w:id="141"/>
     </w:p>
     <w:p>
       <w:pPr>
@@ -14614,7 +14903,6 @@
         <w:pStyle w:val="NormalWeb"/>
       </w:pPr>
       <w:r>
-        <w:lastRenderedPageBreak/>
         <w:t>Основната идея на алгоритъма е да се анализира всяко изображение от дадена директория, да се извлекат Exif метаданните, да се открият GPS координатите и след тяхната обработка да се добавят като маркери върху интерактивна карта.</w:t>
       </w:r>
     </w:p>
@@ -14734,6 +15022,7 @@
         <w:rPr>
           <w:rStyle w:val="Strong"/>
         </w:rPr>
+        <w:lastRenderedPageBreak/>
         <w:t>Проверка на валидността на координатите</w:t>
       </w:r>
       <w:r>
@@ -14790,12 +15079,18 @@
     <w:p>
       <w:pPr>
         <w:pStyle w:val="Heading1"/>
-      </w:pPr>
-      <w:bookmarkStart w:id="142" w:name="_Toc227665285"/>
-      <w:r>
+        <w:rPr>
+          <w:rFonts w:ascii="Times New Roman" w:hAnsi="Times New Roman" w:cs="Times New Roman"/>
+        </w:rPr>
+      </w:pPr>
+      <w:bookmarkStart w:id="141" w:name="_Toc227745688"/>
+      <w:r>
+        <w:rPr>
+          <w:rFonts w:ascii="Times New Roman" w:hAnsi="Times New Roman" w:cs="Times New Roman"/>
+        </w:rPr>
         <w:t>Заключение</w:t>
       </w:r>
-      <w:bookmarkEnd w:id="142"/>
+      <w:bookmarkEnd w:id="141"/>
     </w:p>
     <w:p>
       <w:pPr>
@@ -14852,7 +15147,7 @@
     <w:p>
       <w:pPr>
         <w:rPr>
-          <w:rFonts w:asciiTheme="majorHAnsi" w:eastAsiaTheme="majorEastAsia" w:hAnsiTheme="majorHAnsi" w:cstheme="majorBidi"/>
+          <w:rFonts w:eastAsiaTheme="majorEastAsia"/>
           <w:b/>
           <w:bCs/>
           <w:smallCaps/>
@@ -14865,15 +15160,21 @@
     <w:p>
       <w:pPr>
         <w:pStyle w:val="Heading1"/>
-      </w:pPr>
-      <w:bookmarkStart w:id="143" w:name="_Toc227665286"/>
-      <w:r>
+        <w:rPr>
+          <w:rFonts w:ascii="Times New Roman" w:hAnsi="Times New Roman" w:cs="Times New Roman"/>
+        </w:rPr>
+      </w:pPr>
+      <w:bookmarkStart w:id="142" w:name="_Toc227745689"/>
+      <w:r>
+        <w:rPr>
+          <w:rFonts w:ascii="Times New Roman" w:hAnsi="Times New Roman" w:cs="Times New Roman"/>
+        </w:rPr>
         <w:t>Литература:</w:t>
       </w:r>
       <w:bookmarkEnd w:id="1"/>
       <w:bookmarkEnd w:id="2"/>
       <w:bookmarkEnd w:id="3"/>
-      <w:bookmarkEnd w:id="143"/>
+      <w:bookmarkEnd w:id="142"/>
     </w:p>
     <w:p>
       <w:pPr>
@@ -14884,10 +15185,10 @@
         </w:numPr>
         <w:spacing w:after="160"/>
       </w:pPr>
-      <w:bookmarkStart w:id="144" w:name="_Toc109577646"/>
-      <w:bookmarkStart w:id="145" w:name="_Toc133249660"/>
-      <w:bookmarkStart w:id="146" w:name="_Toc133249727"/>
-      <w:bookmarkStart w:id="147" w:name="_Toc133272496"/>
+      <w:bookmarkStart w:id="143" w:name="_Toc109577646"/>
+      <w:bookmarkStart w:id="144" w:name="_Toc133249660"/>
+      <w:bookmarkStart w:id="145" w:name="_Toc133249727"/>
+      <w:bookmarkStart w:id="146" w:name="_Toc133272496"/>
       <w:r>
         <w:t xml:space="preserve">Колисниченко, Денис, Адаптивен уеб дизайн с </w:t>
       </w:r>
@@ -14941,10 +15242,10 @@
       <w:r>
         <w:t>.АлексСофт, С 2017</w:t>
       </w:r>
+      <w:bookmarkEnd w:id="143"/>
       <w:bookmarkEnd w:id="144"/>
       <w:bookmarkEnd w:id="145"/>
       <w:bookmarkEnd w:id="146"/>
-      <w:bookmarkEnd w:id="147"/>
     </w:p>
     <w:p>
       <w:pPr>
@@ -14955,17 +15256,18 @@
         </w:numPr>
         <w:spacing w:after="160"/>
       </w:pPr>
-      <w:bookmarkStart w:id="148" w:name="_Toc109577647"/>
-      <w:bookmarkStart w:id="149" w:name="_Toc133249661"/>
-      <w:bookmarkStart w:id="150" w:name="_Toc133249728"/>
-      <w:bookmarkStart w:id="151" w:name="_Toc133272497"/>
-      <w:r>
+      <w:bookmarkStart w:id="147" w:name="_Toc109577647"/>
+      <w:bookmarkStart w:id="148" w:name="_Toc133249661"/>
+      <w:bookmarkStart w:id="149" w:name="_Toc133249728"/>
+      <w:bookmarkStart w:id="150" w:name="_Toc133272497"/>
+      <w:r>
+        <w:lastRenderedPageBreak/>
         <w:t xml:space="preserve">Есканази, Аврам. </w:t>
       </w:r>
+      <w:bookmarkEnd w:id="147"/>
       <w:bookmarkEnd w:id="148"/>
       <w:bookmarkEnd w:id="149"/>
       <w:bookmarkEnd w:id="150"/>
-      <w:bookmarkEnd w:id="151"/>
       <w:r>
         <w:t>Софтуерни техологии. КЛМН, С 2006</w:t>
       </w:r>
@@ -15141,7 +15443,6 @@
         <w:docPartUnique/>
       </w:docPartObj>
     </w:sdtPr>
-    <w:sdtEndPr/>
     <w:sdtContent>
       <w:p>
         <w:pPr>
@@ -15169,7 +15470,7 @@
           <w:rPr>
             <w:noProof/>
           </w:rPr>
-          <w:t>4</w:t>
+          <w:t>26</w:t>
         </w:r>
         <w:r>
           <w:rPr>
@@ -16561,7 +16862,7 @@
       <w:lvlText w:val="%1."/>
       <w:lvlJc w:val="left"/>
       <w:pPr>
-        <w:ind w:left="3972" w:hanging="432"/>
+        <w:ind w:left="432" w:hanging="432"/>
       </w:pPr>
       <w:rPr>
         <w:rFonts w:hint="default"/>
@@ -16574,7 +16875,7 @@
       <w:lvlText w:val="%1.%2"/>
       <w:lvlJc w:val="left"/>
       <w:pPr>
-        <w:ind w:left="430" w:hanging="576"/>
+        <w:ind w:left="-3110" w:hanging="576"/>
       </w:pPr>
       <w:rPr>
         <w:rFonts w:hint="default"/>
@@ -16587,7 +16888,7 @@
       <w:lvlText w:val="%1.%2.%3"/>
       <w:lvlJc w:val="left"/>
       <w:pPr>
-        <w:ind w:left="574" w:hanging="720"/>
+        <w:ind w:left="-2966" w:hanging="720"/>
       </w:pPr>
       <w:rPr>
         <w:rFonts w:hint="default"/>
@@ -16600,7 +16901,7 @@
       <w:lvlText w:val="%1.%2.%3.%4"/>
       <w:lvlJc w:val="left"/>
       <w:pPr>
-        <w:ind w:left="718" w:hanging="864"/>
+        <w:ind w:left="-2822" w:hanging="864"/>
       </w:pPr>
       <w:rPr>
         <w:rFonts w:hint="default"/>
@@ -16613,7 +16914,7 @@
       <w:lvlText w:val="%1.%2.%3.%4.%5"/>
       <w:lvlJc w:val="left"/>
       <w:pPr>
-        <w:ind w:left="862" w:hanging="1008"/>
+        <w:ind w:left="-2678" w:hanging="1008"/>
       </w:pPr>
       <w:rPr>
         <w:rFonts w:hint="default"/>
@@ -16626,7 +16927,7 @@
       <w:lvlText w:val="%1.%2.%3.%4.%5.%6"/>
       <w:lvlJc w:val="left"/>
       <w:pPr>
-        <w:ind w:left="1006" w:hanging="1152"/>
+        <w:ind w:left="-2534" w:hanging="1152"/>
       </w:pPr>
       <w:rPr>
         <w:rFonts w:hint="default"/>
@@ -16639,7 +16940,7 @@
       <w:lvlText w:val="%1.%2.%3.%4.%5.%6.%7"/>
       <w:lvlJc w:val="left"/>
       <w:pPr>
-        <w:ind w:left="1150" w:hanging="1296"/>
+        <w:ind w:left="-2390" w:hanging="1296"/>
       </w:pPr>
       <w:rPr>
         <w:rFonts w:hint="default"/>
@@ -16652,7 +16953,7 @@
       <w:lvlText w:val="%1.%2.%3.%4.%5.%6.%7.%8"/>
       <w:lvlJc w:val="left"/>
       <w:pPr>
-        <w:ind w:left="1294" w:hanging="1440"/>
+        <w:ind w:left="-2246" w:hanging="1440"/>
       </w:pPr>
       <w:rPr>
         <w:rFonts w:hint="default"/>
@@ -16665,7 +16966,7 @@
       <w:lvlText w:val="%1.%2.%3.%4.%5.%6.%7.%8.%9"/>
       <w:lvlJc w:val="left"/>
       <w:pPr>
-        <w:ind w:left="1438" w:hanging="1584"/>
+        <w:ind w:left="-2102" w:hanging="1584"/>
       </w:pPr>
       <w:rPr>
         <w:rFonts w:hint="default"/>
@@ -23970,7 +24271,7 @@
 </file>
 
 <file path=customXml/itemProps1.xml><?xml version="1.0" encoding="utf-8"?>
-<ds:datastoreItem xmlns:ds="http://schemas.openxmlformats.org/officeDocument/2006/customXml" ds:itemID="{176795EE-AD1F-4C98-B110-FE81AC104CF0}">
+<ds:datastoreItem xmlns:ds="http://schemas.openxmlformats.org/officeDocument/2006/customXml" ds:itemID="{BA934B63-CA11-4918-BA4B-AD1F8444A4D1}">
   <ds:schemaRefs>
     <ds:schemaRef ds:uri="http://schemas.openxmlformats.org/officeDocument/2006/bibliography"/>
   </ds:schemaRefs>
